--- a/prp/ip data/topics/springboot/Controller Advice.docx
+++ b/prp/ip data/topics/springboot/Controller Advice.docx
@@ -5521,6 +5521,5360 @@
           <w:rStyle w:val="HTMLCode"/>
         </w:rPr>
         <w:t>false</w:t>
+      </w:r>
+    </w:p>
+    <w:p>
+      <w:pPr>
+        <w:pStyle w:val="first-token"/>
+      </w:pPr>
+      <w:r>
+        <w:t xml:space="preserve">In Spring Boot and Spring MVC, </w:t>
+      </w:r>
+      <w:r>
+        <w:rPr>
+          <w:rStyle w:val="HTMLCode"/>
+          <w:b/>
+          <w:bCs/>
+        </w:rPr>
+        <w:t>@ControllerAdvice</w:t>
+      </w:r>
+      <w:r>
+        <w:t xml:space="preserve"> (often used as </w:t>
+      </w:r>
+      <w:r>
+        <w:rPr>
+          <w:rStyle w:val="HTMLCode"/>
+        </w:rPr>
+        <w:t>@RestControllerAdvice</w:t>
+      </w:r>
+      <w:r>
+        <w:t>) is a specialized annotation that acts as a global interceptor for your controllers.</w:t>
+      </w:r>
+    </w:p>
+    <w:p>
+      <w:pPr>
+        <w:pStyle w:val="NormalWeb"/>
+      </w:pPr>
+      <w:r>
+        <w:t xml:space="preserve">Its primary and most popular use case is </w:t>
+      </w:r>
+      <w:r>
+        <w:rPr>
+          <w:b/>
+          <w:bCs/>
+        </w:rPr>
+        <w:t>Centralized Exception Handling</w:t>
+      </w:r>
+      <w:r>
+        <w:t>, allowing you to handle errors across your entire application in one clean, centralized place rather than repeating error-handling logic in every single controller.</w:t>
+      </w:r>
+    </w:p>
+    <w:p>
+      <w:pPr>
+        <w:pStyle w:val="Heading3"/>
+      </w:pPr>
+      <w:r>
+        <w:t>The Core Difference: Normal Exception Handling vs. Controller Advice</w:t>
+      </w:r>
+    </w:p>
+    <w:tbl>
+      <w:tblPr>
+        <w:tblW w:w="0" w:type="auto"/>
+        <w:tblCellSpacing w:w="15" w:type="dxa"/>
+        <w:tblCellMar>
+          <w:top w:w="15" w:type="dxa"/>
+          <w:left w:w="15" w:type="dxa"/>
+          <w:bottom w:w="15" w:type="dxa"/>
+          <w:right w:w="15" w:type="dxa"/>
+        </w:tblCellMar>
+        <w:tblLook w:val="04A0" w:firstRow="1" w:lastRow="0" w:firstColumn="1" w:lastColumn="0" w:noHBand="0" w:noVBand="1"/>
+      </w:tblPr>
+      <w:tblGrid>
+        <w:gridCol w:w="1477"/>
+        <w:gridCol w:w="4023"/>
+        <w:gridCol w:w="3526"/>
+      </w:tblGrid>
+      <w:tr>
+        <w:trPr>
+          <w:tblHeader/>
+          <w:tblCellSpacing w:w="15" w:type="dxa"/>
+        </w:trPr>
+        <w:tc>
+          <w:tcPr>
+            <w:tcW w:w="0" w:type="auto"/>
+            <w:vAlign w:val="center"/>
+            <w:hideMark/>
+          </w:tcPr>
+          <w:p>
+            <w:pPr>
+              <w:jc w:val="center"/>
+              <w:rPr>
+                <w:b/>
+                <w:bCs/>
+              </w:rPr>
+            </w:pPr>
+            <w:r>
+              <w:rPr>
+                <w:b/>
+                <w:bCs/>
+              </w:rPr>
+              <w:lastRenderedPageBreak/>
+              <w:t>Feature</w:t>
+            </w:r>
+          </w:p>
+        </w:tc>
+        <w:tc>
+          <w:tcPr>
+            <w:tcW w:w="0" w:type="auto"/>
+            <w:vAlign w:val="center"/>
+            <w:hideMark/>
+          </w:tcPr>
+          <w:p>
+            <w:pPr>
+              <w:jc w:val="center"/>
+              <w:rPr>
+                <w:b/>
+                <w:bCs/>
+              </w:rPr>
+            </w:pPr>
+            <w:r>
+              <w:rPr>
+                <w:b/>
+                <w:bCs/>
+              </w:rPr>
+              <w:t>Normal Exception Handling (</w:t>
+            </w:r>
+            <w:r>
+              <w:rPr>
+                <w:rStyle w:val="HTMLCode"/>
+                <w:rFonts w:eastAsiaTheme="minorHAnsi"/>
+                <w:b/>
+                <w:bCs/>
+              </w:rPr>
+              <w:t>try-catch</w:t>
+            </w:r>
+            <w:r>
+              <w:rPr>
+                <w:b/>
+                <w:bCs/>
+              </w:rPr>
+              <w:t>)</w:t>
+            </w:r>
+          </w:p>
+        </w:tc>
+        <w:tc>
+          <w:tcPr>
+            <w:tcW w:w="0" w:type="auto"/>
+            <w:vAlign w:val="center"/>
+            <w:hideMark/>
+          </w:tcPr>
+          <w:p>
+            <w:pPr>
+              <w:jc w:val="center"/>
+              <w:rPr>
+                <w:b/>
+                <w:bCs/>
+              </w:rPr>
+            </w:pPr>
+            <w:r>
+              <w:rPr>
+                <w:b/>
+                <w:bCs/>
+              </w:rPr>
+              <w:t xml:space="preserve">Using </w:t>
+            </w:r>
+            <w:r>
+              <w:rPr>
+                <w:rStyle w:val="HTMLCode"/>
+                <w:rFonts w:eastAsiaTheme="minorHAnsi"/>
+                <w:b/>
+                <w:bCs/>
+              </w:rPr>
+              <w:t>@ControllerAdvice</w:t>
+            </w:r>
+          </w:p>
+        </w:tc>
+      </w:tr>
+      <w:tr>
+        <w:trPr>
+          <w:tblCellSpacing w:w="15" w:type="dxa"/>
+        </w:trPr>
+        <w:tc>
+          <w:tcPr>
+            <w:tcW w:w="0" w:type="auto"/>
+            <w:vAlign w:val="center"/>
+            <w:hideMark/>
+          </w:tcPr>
+          <w:p>
+            <w:r>
+              <w:rPr>
+                <w:b/>
+                <w:bCs/>
+              </w:rPr>
+              <w:t>Where it lives</w:t>
+            </w:r>
+          </w:p>
+        </w:tc>
+        <w:tc>
+          <w:tcPr>
+            <w:tcW w:w="0" w:type="auto"/>
+            <w:vAlign w:val="center"/>
+            <w:hideMark/>
+          </w:tcPr>
+          <w:p>
+            <w:r>
+              <w:t>Directly inside individual controller methods.</w:t>
+            </w:r>
+          </w:p>
+        </w:tc>
+        <w:tc>
+          <w:tcPr>
+            <w:tcW w:w="0" w:type="auto"/>
+            <w:vAlign w:val="center"/>
+            <w:hideMark/>
+          </w:tcPr>
+          <w:p>
+            <w:r>
+              <w:t>In a separate, dedicated global class.</w:t>
+            </w:r>
+          </w:p>
+        </w:tc>
+      </w:tr>
+      <w:tr>
+        <w:trPr>
+          <w:tblCellSpacing w:w="15" w:type="dxa"/>
+        </w:trPr>
+        <w:tc>
+          <w:tcPr>
+            <w:tcW w:w="0" w:type="auto"/>
+            <w:vAlign w:val="center"/>
+            <w:hideMark/>
+          </w:tcPr>
+          <w:p>
+            <w:r>
+              <w:rPr>
+                <w:b/>
+                <w:bCs/>
+              </w:rPr>
+              <w:t>Code Duplication</w:t>
+            </w:r>
+          </w:p>
+        </w:tc>
+        <w:tc>
+          <w:tcPr>
+            <w:tcW w:w="0" w:type="auto"/>
+            <w:vAlign w:val="center"/>
+            <w:hideMark/>
+          </w:tcPr>
+          <w:p>
+            <w:r>
+              <w:rPr>
+                <w:b/>
+                <w:bCs/>
+              </w:rPr>
+              <w:t>High.</w:t>
+            </w:r>
+            <w:r>
+              <w:t xml:space="preserve"> You must write </w:t>
+            </w:r>
+            <w:r>
+              <w:rPr>
+                <w:rStyle w:val="HTMLCode"/>
+                <w:rFonts w:eastAsiaTheme="minorHAnsi"/>
+              </w:rPr>
+              <w:t>try-catch</w:t>
+            </w:r>
+            <w:r>
+              <w:t xml:space="preserve"> blocks in every endpoint or controller.</w:t>
+            </w:r>
+          </w:p>
+        </w:tc>
+        <w:tc>
+          <w:tcPr>
+            <w:tcW w:w="0" w:type="auto"/>
+            <w:vAlign w:val="center"/>
+            <w:hideMark/>
+          </w:tcPr>
+          <w:p>
+            <w:r>
+              <w:rPr>
+                <w:b/>
+                <w:bCs/>
+              </w:rPr>
+              <w:t>None.</w:t>
+            </w:r>
+            <w:r>
+              <w:t xml:space="preserve"> Write the error-handling logic once, and it applies application-wide.</w:t>
+            </w:r>
+          </w:p>
+        </w:tc>
+      </w:tr>
+      <w:tr>
+        <w:trPr>
+          <w:tblCellSpacing w:w="15" w:type="dxa"/>
+        </w:trPr>
+        <w:tc>
+          <w:tcPr>
+            <w:tcW w:w="0" w:type="auto"/>
+            <w:vAlign w:val="center"/>
+            <w:hideMark/>
+          </w:tcPr>
+          <w:p>
+            <w:r>
+              <w:rPr>
+                <w:b/>
+                <w:bCs/>
+              </w:rPr>
+              <w:t>Separation of Concerns</w:t>
+            </w:r>
+          </w:p>
+        </w:tc>
+        <w:tc>
+          <w:tcPr>
+            <w:tcW w:w="0" w:type="auto"/>
+            <w:vAlign w:val="center"/>
+            <w:hideMark/>
+          </w:tcPr>
+          <w:p>
+            <w:r>
+              <w:rPr>
+                <w:b/>
+                <w:bCs/>
+              </w:rPr>
+              <w:t>Poor.</w:t>
+            </w:r>
+            <w:r>
+              <w:t xml:space="preserve"> Mixes core business/routing logic with error-handling code.</w:t>
+            </w:r>
+          </w:p>
+        </w:tc>
+        <w:tc>
+          <w:tcPr>
+            <w:tcW w:w="0" w:type="auto"/>
+            <w:vAlign w:val="center"/>
+            <w:hideMark/>
+          </w:tcPr>
+          <w:p>
+            <w:r>
+              <w:rPr>
+                <w:b/>
+                <w:bCs/>
+              </w:rPr>
+              <w:t>Excellent.</w:t>
+            </w:r>
+            <w:r>
+              <w:t xml:space="preserve"> Keeps your controllers focused strictly on handling requests.</w:t>
+            </w:r>
+          </w:p>
+        </w:tc>
+      </w:tr>
+      <w:tr>
+        <w:trPr>
+          <w:tblCellSpacing w:w="15" w:type="dxa"/>
+        </w:trPr>
+        <w:tc>
+          <w:tcPr>
+            <w:tcW w:w="0" w:type="auto"/>
+            <w:vAlign w:val="center"/>
+            <w:hideMark/>
+          </w:tcPr>
+          <w:p>
+            <w:r>
+              <w:rPr>
+                <w:b/>
+                <w:bCs/>
+              </w:rPr>
+              <w:t>Consistency</w:t>
+            </w:r>
+          </w:p>
+        </w:tc>
+        <w:tc>
+          <w:tcPr>
+            <w:tcW w:w="0" w:type="auto"/>
+            <w:vAlign w:val="center"/>
+            <w:hideMark/>
+          </w:tcPr>
+          <w:p>
+            <w:r>
+              <w:t>Hard to maintain consistent error response formats across different developers/controllers.</w:t>
+            </w:r>
+          </w:p>
+        </w:tc>
+        <w:tc>
+          <w:tcPr>
+            <w:tcW w:w="0" w:type="auto"/>
+            <w:vAlign w:val="center"/>
+            <w:hideMark/>
+          </w:tcPr>
+          <w:p>
+            <w:r>
+              <w:t>Very easy to enforce a uniform error response structure for all APIs.</w:t>
+            </w:r>
+          </w:p>
+        </w:tc>
+      </w:tr>
+    </w:tbl>
+    <w:p>
+      <w:pPr>
+        <w:pStyle w:val="Heading3"/>
+      </w:pPr>
+      <w:r>
+        <w:t>Simple Code Examples</w:t>
+      </w:r>
+    </w:p>
+    <w:p>
+      <w:pPr>
+        <w:pStyle w:val="NormalWeb"/>
+      </w:pPr>
+      <w:r>
+        <w:t>Let’s look at how handling a "User Not Found" scenario looks under both approaches.</w:t>
+      </w:r>
+    </w:p>
+    <w:p>
+      <w:pPr>
+        <w:pStyle w:val="Heading4"/>
+      </w:pPr>
+      <w:r>
+        <w:t xml:space="preserve">1. Normal Exception Handling (Using </w:t>
+      </w:r>
+      <w:r>
+        <w:rPr>
+          <w:rStyle w:val="HTMLCode"/>
+          <w:rFonts w:eastAsiaTheme="majorEastAsia"/>
+        </w:rPr>
+        <w:t>try-catch</w:t>
+      </w:r>
+      <w:r>
+        <w:t>)</w:t>
+      </w:r>
+    </w:p>
+    <w:p>
+      <w:pPr>
+        <w:pStyle w:val="NormalWeb"/>
+      </w:pPr>
+      <w:r>
+        <w:t xml:space="preserve">With traditional handling, every controller method that might throw a custom exception needs its own </w:t>
+      </w:r>
+      <w:r>
+        <w:rPr>
+          <w:rStyle w:val="HTMLCode"/>
+        </w:rPr>
+        <w:t>try-catch</w:t>
+      </w:r>
+      <w:r>
+        <w:t xml:space="preserve"> block.</w:t>
+      </w:r>
+    </w:p>
+    <w:p>
+      <w:r>
+        <w:rPr>
+          <w:rStyle w:val="ng-tns-c4104818652-11"/>
+        </w:rPr>
+        <w:t>Java</w:t>
+      </w:r>
+    </w:p>
+    <w:p>
+      <w:pPr>
+        <w:pStyle w:val="HTMLPreformatted"/>
+        <w:rPr>
+          <w:rStyle w:val="HTMLCode"/>
+        </w:rPr>
+      </w:pPr>
+      <w:r>
+        <w:rPr>
+          <w:rStyle w:val="hljs-meta"/>
+        </w:rPr>
+        <w:t>@RestController</w:t>
+      </w:r>
+    </w:p>
+    <w:p>
+      <w:pPr>
+        <w:pStyle w:val="HTMLPreformatted"/>
+        <w:rPr>
+          <w:rStyle w:val="HTMLCode"/>
+        </w:rPr>
+      </w:pPr>
+      <w:r>
+        <w:rPr>
+          <w:rStyle w:val="hljs-meta"/>
+        </w:rPr>
+        <w:t>@RequestMapping("/users")</w:t>
+      </w:r>
+    </w:p>
+    <w:p>
+      <w:pPr>
+        <w:pStyle w:val="HTMLPreformatted"/>
+        <w:rPr>
+          <w:rStyle w:val="HTMLCode"/>
+        </w:rPr>
+      </w:pPr>
+      <w:r>
+        <w:rPr>
+          <w:rStyle w:val="hljs-keyword"/>
+        </w:rPr>
+        <w:t>public</w:t>
+      </w:r>
+      <w:r>
+        <w:rPr>
+          <w:rStyle w:val="HTMLCode"/>
+        </w:rPr>
+        <w:t xml:space="preserve"> </w:t>
+      </w:r>
+      <w:r>
+        <w:rPr>
+          <w:rStyle w:val="hljs-keyword"/>
+        </w:rPr>
+        <w:t>class</w:t>
+      </w:r>
+      <w:r>
+        <w:rPr>
+          <w:rStyle w:val="hljs-class"/>
+        </w:rPr>
+        <w:t xml:space="preserve"> </w:t>
+      </w:r>
+      <w:proofErr w:type="spellStart"/>
+      <w:r>
+        <w:rPr>
+          <w:rStyle w:val="hljs-title"/>
+        </w:rPr>
+        <w:t>UserController</w:t>
+      </w:r>
+      <w:proofErr w:type="spellEnd"/>
+      <w:r>
+        <w:rPr>
+          <w:rStyle w:val="hljs-class"/>
+        </w:rPr>
+        <w:t xml:space="preserve"> </w:t>
+      </w:r>
+      <w:r>
+        <w:rPr>
+          <w:rStyle w:val="HTMLCode"/>
+        </w:rPr>
+        <w:t>{</w:t>
+      </w:r>
+    </w:p>
+    <w:p>
+      <w:pPr>
+        <w:pStyle w:val="HTMLPreformatted"/>
+        <w:rPr>
+          <w:rStyle w:val="HTMLCode"/>
+        </w:rPr>
+      </w:pPr>
+    </w:p>
+    <w:p>
+      <w:pPr>
+        <w:pStyle w:val="HTMLPreformatted"/>
+        <w:rPr>
+          <w:rStyle w:val="HTMLCode"/>
+        </w:rPr>
+      </w:pPr>
+      <w:r>
+        <w:rPr>
+          <w:rStyle w:val="HTMLCode"/>
+        </w:rPr>
+        <w:t xml:space="preserve">    </w:t>
+      </w:r>
+      <w:r>
+        <w:rPr>
+          <w:rStyle w:val="hljs-meta"/>
+        </w:rPr>
+        <w:t>@Autowired</w:t>
+      </w:r>
+    </w:p>
+    <w:p>
+      <w:pPr>
+        <w:pStyle w:val="HTMLPreformatted"/>
+        <w:rPr>
+          <w:rStyle w:val="HTMLCode"/>
+        </w:rPr>
+      </w:pPr>
+      <w:r>
+        <w:rPr>
+          <w:rStyle w:val="HTMLCode"/>
+        </w:rPr>
+        <w:t xml:space="preserve">    </w:t>
+      </w:r>
+      <w:r>
+        <w:rPr>
+          <w:rStyle w:val="hljs-keyword"/>
+        </w:rPr>
+        <w:t>private</w:t>
+      </w:r>
+      <w:r>
+        <w:rPr>
+          <w:rStyle w:val="HTMLCode"/>
+        </w:rPr>
+        <w:t xml:space="preserve"> </w:t>
+      </w:r>
+      <w:proofErr w:type="spellStart"/>
+      <w:r>
+        <w:rPr>
+          <w:rStyle w:val="HTMLCode"/>
+        </w:rPr>
+        <w:t>UserService</w:t>
+      </w:r>
+      <w:proofErr w:type="spellEnd"/>
+      <w:r>
+        <w:rPr>
+          <w:rStyle w:val="HTMLCode"/>
+        </w:rPr>
+        <w:t xml:space="preserve"> </w:t>
+      </w:r>
+      <w:proofErr w:type="spellStart"/>
+      <w:r>
+        <w:rPr>
+          <w:rStyle w:val="HTMLCode"/>
+        </w:rPr>
+        <w:t>userService</w:t>
+      </w:r>
+      <w:proofErr w:type="spellEnd"/>
+      <w:r>
+        <w:rPr>
+          <w:rStyle w:val="HTMLCode"/>
+        </w:rPr>
+        <w:t>;</w:t>
+      </w:r>
+    </w:p>
+    <w:p>
+      <w:pPr>
+        <w:pStyle w:val="HTMLPreformatted"/>
+        <w:rPr>
+          <w:rStyle w:val="HTMLCode"/>
+        </w:rPr>
+      </w:pPr>
+    </w:p>
+    <w:p>
+      <w:pPr>
+        <w:pStyle w:val="HTMLPreformatted"/>
+        <w:rPr>
+          <w:rStyle w:val="HTMLCode"/>
+        </w:rPr>
+      </w:pPr>
+      <w:r>
+        <w:rPr>
+          <w:rStyle w:val="HTMLCode"/>
+        </w:rPr>
+        <w:t xml:space="preserve">    </w:t>
+      </w:r>
+      <w:r>
+        <w:rPr>
+          <w:rStyle w:val="hljs-meta"/>
+        </w:rPr>
+        <w:t>@GetMapping("/{id}")</w:t>
+      </w:r>
+    </w:p>
+    <w:p>
+      <w:pPr>
+        <w:pStyle w:val="HTMLPreformatted"/>
+        <w:rPr>
+          <w:rStyle w:val="HTMLCode"/>
+        </w:rPr>
+      </w:pPr>
+      <w:r>
+        <w:rPr>
+          <w:rStyle w:val="HTMLCode"/>
+        </w:rPr>
+        <w:t xml:space="preserve">    </w:t>
+      </w:r>
+      <w:r>
+        <w:rPr>
+          <w:rStyle w:val="hljs-keyword"/>
+        </w:rPr>
+        <w:t>public</w:t>
+      </w:r>
+      <w:r>
+        <w:rPr>
+          <w:rStyle w:val="hljs-function"/>
+        </w:rPr>
+        <w:t xml:space="preserve"> </w:t>
+      </w:r>
+      <w:proofErr w:type="spellStart"/>
+      <w:r>
+        <w:rPr>
+          <w:rStyle w:val="hljs-function"/>
+        </w:rPr>
+        <w:t>ResponseEntity</w:t>
+      </w:r>
+      <w:proofErr w:type="spellEnd"/>
+      <w:r>
+        <w:rPr>
+          <w:rStyle w:val="hljs-function"/>
+        </w:rPr>
+        <w:t xml:space="preserve">&lt;Object&gt; </w:t>
+      </w:r>
+      <w:proofErr w:type="spellStart"/>
+      <w:proofErr w:type="gramStart"/>
+      <w:r>
+        <w:rPr>
+          <w:rStyle w:val="hljs-title"/>
+        </w:rPr>
+        <w:t>getUser</w:t>
+      </w:r>
+      <w:proofErr w:type="spellEnd"/>
+      <w:r>
+        <w:rPr>
+          <w:rStyle w:val="hljs-params"/>
+        </w:rPr>
+        <w:t>(</w:t>
+      </w:r>
+      <w:proofErr w:type="gramEnd"/>
+      <w:r>
+        <w:rPr>
+          <w:rStyle w:val="hljs-meta"/>
+        </w:rPr>
+        <w:t>@PathVariable</w:t>
+      </w:r>
+      <w:r>
+        <w:rPr>
+          <w:rStyle w:val="hljs-params"/>
+        </w:rPr>
+        <w:t xml:space="preserve"> Long id)</w:t>
+      </w:r>
+      <w:r>
+        <w:rPr>
+          <w:rStyle w:val="hljs-function"/>
+        </w:rPr>
+        <w:t xml:space="preserve"> </w:t>
+      </w:r>
+      <w:r>
+        <w:rPr>
+          <w:rStyle w:val="HTMLCode"/>
+        </w:rPr>
+        <w:t>{</w:t>
+      </w:r>
+    </w:p>
+    <w:p>
+      <w:pPr>
+        <w:pStyle w:val="HTMLPreformatted"/>
+        <w:rPr>
+          <w:rStyle w:val="HTMLCode"/>
+        </w:rPr>
+      </w:pPr>
+      <w:r>
+        <w:rPr>
+          <w:rStyle w:val="HTMLCode"/>
+        </w:rPr>
+        <w:t xml:space="preserve">        </w:t>
+      </w:r>
+      <w:r>
+        <w:rPr>
+          <w:rStyle w:val="hljs-keyword"/>
+        </w:rPr>
+        <w:t>try</w:t>
+      </w:r>
+      <w:r>
+        <w:rPr>
+          <w:rStyle w:val="HTMLCode"/>
+        </w:rPr>
+        <w:t xml:space="preserve"> {</w:t>
+      </w:r>
+    </w:p>
+    <w:p>
+      <w:pPr>
+        <w:pStyle w:val="HTMLPreformatted"/>
+        <w:rPr>
+          <w:rStyle w:val="HTMLCode"/>
+        </w:rPr>
+      </w:pPr>
+      <w:r>
+        <w:rPr>
+          <w:rStyle w:val="HTMLCode"/>
+        </w:rPr>
+        <w:t xml:space="preserve">            User </w:t>
+      </w:r>
+      <w:proofErr w:type="spellStart"/>
+      <w:r>
+        <w:rPr>
+          <w:rStyle w:val="HTMLCode"/>
+        </w:rPr>
+        <w:t>user</w:t>
+      </w:r>
+      <w:proofErr w:type="spellEnd"/>
+      <w:r>
+        <w:rPr>
+          <w:rStyle w:val="HTMLCode"/>
+        </w:rPr>
+        <w:t xml:space="preserve"> = </w:t>
+      </w:r>
+      <w:proofErr w:type="spellStart"/>
+      <w:r>
+        <w:rPr>
+          <w:rStyle w:val="HTMLCode"/>
+        </w:rPr>
+        <w:t>userService.findById</w:t>
+      </w:r>
+      <w:proofErr w:type="spellEnd"/>
+      <w:r>
+        <w:rPr>
+          <w:rStyle w:val="HTMLCode"/>
+        </w:rPr>
+        <w:t>(id);</w:t>
+      </w:r>
+    </w:p>
+    <w:p>
+      <w:pPr>
+        <w:pStyle w:val="HTMLPreformatted"/>
+        <w:rPr>
+          <w:rStyle w:val="HTMLCode"/>
+        </w:rPr>
+      </w:pPr>
+      <w:r>
+        <w:rPr>
+          <w:rStyle w:val="HTMLCode"/>
+        </w:rPr>
+        <w:t xml:space="preserve">            </w:t>
+      </w:r>
+      <w:r>
+        <w:rPr>
+          <w:rStyle w:val="hljs-keyword"/>
+        </w:rPr>
+        <w:t>return</w:t>
+      </w:r>
+      <w:r>
+        <w:rPr>
+          <w:rStyle w:val="HTMLCode"/>
+        </w:rPr>
+        <w:t xml:space="preserve"> </w:t>
+      </w:r>
+      <w:proofErr w:type="spellStart"/>
+      <w:r>
+        <w:rPr>
+          <w:rStyle w:val="HTMLCode"/>
+        </w:rPr>
+        <w:t>ResponseEntity.ok</w:t>
+      </w:r>
+      <w:proofErr w:type="spellEnd"/>
+      <w:r>
+        <w:rPr>
+          <w:rStyle w:val="HTMLCode"/>
+        </w:rPr>
+        <w:t>(user);</w:t>
+      </w:r>
+    </w:p>
+    <w:p>
+      <w:pPr>
+        <w:pStyle w:val="HTMLPreformatted"/>
+        <w:rPr>
+          <w:rStyle w:val="HTMLCode"/>
+        </w:rPr>
+      </w:pPr>
+      <w:r>
+        <w:rPr>
+          <w:rStyle w:val="HTMLCode"/>
+        </w:rPr>
+        <w:t xml:space="preserve">        } </w:t>
+      </w:r>
+      <w:r>
+        <w:rPr>
+          <w:rStyle w:val="hljs-keyword"/>
+        </w:rPr>
+        <w:t>catch</w:t>
+      </w:r>
+      <w:r>
+        <w:rPr>
+          <w:rStyle w:val="HTMLCode"/>
+        </w:rPr>
+        <w:t xml:space="preserve"> (</w:t>
+      </w:r>
+      <w:proofErr w:type="spellStart"/>
+      <w:r>
+        <w:rPr>
+          <w:rStyle w:val="HTMLCode"/>
+        </w:rPr>
+        <w:t>UserNotFoundException</w:t>
+      </w:r>
+      <w:proofErr w:type="spellEnd"/>
+      <w:r>
+        <w:rPr>
+          <w:rStyle w:val="HTMLCode"/>
+        </w:rPr>
+        <w:t xml:space="preserve"> ex) {</w:t>
+      </w:r>
+    </w:p>
+    <w:p>
+      <w:pPr>
+        <w:pStyle w:val="HTMLPreformatted"/>
+        <w:rPr>
+          <w:rStyle w:val="HTMLCode"/>
+        </w:rPr>
+      </w:pPr>
+      <w:r>
+        <w:rPr>
+          <w:rStyle w:val="HTMLCode"/>
+        </w:rPr>
+        <w:t xml:space="preserve">            </w:t>
+      </w:r>
+      <w:r>
+        <w:rPr>
+          <w:rStyle w:val="hljs-comment"/>
+        </w:rPr>
+        <w:t>// Repetitive error handling logic</w:t>
+      </w:r>
+    </w:p>
+    <w:p>
+      <w:pPr>
+        <w:pStyle w:val="HTMLPreformatted"/>
+        <w:rPr>
+          <w:rStyle w:val="HTMLCode"/>
+        </w:rPr>
+      </w:pPr>
+      <w:r>
+        <w:rPr>
+          <w:rStyle w:val="HTMLCode"/>
+        </w:rPr>
+        <w:t xml:space="preserve">            </w:t>
+      </w:r>
+      <w:r>
+        <w:rPr>
+          <w:rStyle w:val="hljs-keyword"/>
+        </w:rPr>
+        <w:t>return</w:t>
+      </w:r>
+      <w:r>
+        <w:rPr>
+          <w:rStyle w:val="HTMLCode"/>
+        </w:rPr>
+        <w:t xml:space="preserve"> ResponseEntity.status(HttpStatus.NOT_FOUND</w:t>
+      </w:r>
+      <w:proofErr w:type="gramStart"/>
+      <w:r>
+        <w:rPr>
+          <w:rStyle w:val="HTMLCode"/>
+        </w:rPr>
+        <w:t>).body</w:t>
+      </w:r>
+      <w:proofErr w:type="gramEnd"/>
+      <w:r>
+        <w:rPr>
+          <w:rStyle w:val="HTMLCode"/>
+        </w:rPr>
+        <w:t>(ex.getMessage());</w:t>
+      </w:r>
+    </w:p>
+    <w:p>
+      <w:pPr>
+        <w:pStyle w:val="HTMLPreformatted"/>
+        <w:rPr>
+          <w:rStyle w:val="HTMLCode"/>
+        </w:rPr>
+      </w:pPr>
+      <w:r>
+        <w:rPr>
+          <w:rStyle w:val="HTMLCode"/>
+        </w:rPr>
+        <w:t xml:space="preserve">        }</w:t>
+      </w:r>
+    </w:p>
+    <w:p>
+      <w:pPr>
+        <w:pStyle w:val="HTMLPreformatted"/>
+        <w:rPr>
+          <w:rStyle w:val="HTMLCode"/>
+        </w:rPr>
+      </w:pPr>
+      <w:r>
+        <w:rPr>
+          <w:rStyle w:val="HTMLCode"/>
+        </w:rPr>
+        <w:t xml:space="preserve">    }</w:t>
+      </w:r>
+    </w:p>
+    <w:p>
+      <w:pPr>
+        <w:pStyle w:val="HTMLPreformatted"/>
+        <w:rPr>
+          <w:rStyle w:val="HTMLCode"/>
+        </w:rPr>
+      </w:pPr>
+    </w:p>
+    <w:p>
+      <w:pPr>
+        <w:pStyle w:val="HTMLPreformatted"/>
+        <w:rPr>
+          <w:rStyle w:val="HTMLCode"/>
+        </w:rPr>
+      </w:pPr>
+      <w:r>
+        <w:rPr>
+          <w:rStyle w:val="HTMLCode"/>
+        </w:rPr>
+        <w:t xml:space="preserve">    </w:t>
+      </w:r>
+      <w:r>
+        <w:rPr>
+          <w:rStyle w:val="hljs-meta"/>
+        </w:rPr>
+        <w:t>@GetMapping("/email/{email}")</w:t>
+      </w:r>
+    </w:p>
+    <w:p>
+      <w:pPr>
+        <w:pStyle w:val="HTMLPreformatted"/>
+        <w:rPr>
+          <w:rStyle w:val="HTMLCode"/>
+        </w:rPr>
+      </w:pPr>
+      <w:r>
+        <w:rPr>
+          <w:rStyle w:val="HTMLCode"/>
+        </w:rPr>
+        <w:t xml:space="preserve">    </w:t>
+      </w:r>
+      <w:r>
+        <w:rPr>
+          <w:rStyle w:val="hljs-keyword"/>
+        </w:rPr>
+        <w:t>public</w:t>
+      </w:r>
+      <w:r>
+        <w:rPr>
+          <w:rStyle w:val="hljs-function"/>
+        </w:rPr>
+        <w:t xml:space="preserve"> </w:t>
+      </w:r>
+      <w:proofErr w:type="spellStart"/>
+      <w:r>
+        <w:rPr>
+          <w:rStyle w:val="hljs-function"/>
+        </w:rPr>
+        <w:t>ResponseEntity</w:t>
+      </w:r>
+      <w:proofErr w:type="spellEnd"/>
+      <w:r>
+        <w:rPr>
+          <w:rStyle w:val="hljs-function"/>
+        </w:rPr>
+        <w:t xml:space="preserve">&lt;Object&gt; </w:t>
+      </w:r>
+      <w:proofErr w:type="spellStart"/>
+      <w:proofErr w:type="gramStart"/>
+      <w:r>
+        <w:rPr>
+          <w:rStyle w:val="hljs-title"/>
+        </w:rPr>
+        <w:t>getUserByEmail</w:t>
+      </w:r>
+      <w:proofErr w:type="spellEnd"/>
+      <w:r>
+        <w:rPr>
+          <w:rStyle w:val="hljs-params"/>
+        </w:rPr>
+        <w:t>(</w:t>
+      </w:r>
+      <w:proofErr w:type="gramEnd"/>
+      <w:r>
+        <w:rPr>
+          <w:rStyle w:val="hljs-meta"/>
+        </w:rPr>
+        <w:t>@RequestParam</w:t>
+      </w:r>
+      <w:r>
+        <w:rPr>
+          <w:rStyle w:val="hljs-params"/>
+        </w:rPr>
+        <w:t xml:space="preserve"> String email)</w:t>
+      </w:r>
+      <w:r>
+        <w:rPr>
+          <w:rStyle w:val="hljs-function"/>
+        </w:rPr>
+        <w:t xml:space="preserve"> </w:t>
+      </w:r>
+      <w:r>
+        <w:rPr>
+          <w:rStyle w:val="HTMLCode"/>
+        </w:rPr>
+        <w:t>{</w:t>
+      </w:r>
+    </w:p>
+    <w:p>
+      <w:pPr>
+        <w:pStyle w:val="HTMLPreformatted"/>
+        <w:rPr>
+          <w:rStyle w:val="HTMLCode"/>
+        </w:rPr>
+      </w:pPr>
+      <w:r>
+        <w:rPr>
+          <w:rStyle w:val="HTMLCode"/>
+        </w:rPr>
+        <w:t xml:space="preserve">        </w:t>
+      </w:r>
+      <w:r>
+        <w:rPr>
+          <w:rStyle w:val="hljs-keyword"/>
+        </w:rPr>
+        <w:t>try</w:t>
+      </w:r>
+      <w:r>
+        <w:rPr>
+          <w:rStyle w:val="HTMLCode"/>
+        </w:rPr>
+        <w:t xml:space="preserve"> {</w:t>
+      </w:r>
+    </w:p>
+    <w:p>
+      <w:pPr>
+        <w:pStyle w:val="HTMLPreformatted"/>
+        <w:rPr>
+          <w:rStyle w:val="HTMLCode"/>
+        </w:rPr>
+      </w:pPr>
+      <w:r>
+        <w:rPr>
+          <w:rStyle w:val="HTMLCode"/>
+        </w:rPr>
+        <w:t xml:space="preserve">            User </w:t>
+      </w:r>
+      <w:proofErr w:type="spellStart"/>
+      <w:r>
+        <w:rPr>
+          <w:rStyle w:val="HTMLCode"/>
+        </w:rPr>
+        <w:t>user</w:t>
+      </w:r>
+      <w:proofErr w:type="spellEnd"/>
+      <w:r>
+        <w:rPr>
+          <w:rStyle w:val="HTMLCode"/>
+        </w:rPr>
+        <w:t xml:space="preserve"> = </w:t>
+      </w:r>
+      <w:proofErr w:type="spellStart"/>
+      <w:r>
+        <w:rPr>
+          <w:rStyle w:val="HTMLCode"/>
+        </w:rPr>
+        <w:t>userService.findByEmail</w:t>
+      </w:r>
+      <w:proofErr w:type="spellEnd"/>
+      <w:r>
+        <w:rPr>
+          <w:rStyle w:val="HTMLCode"/>
+        </w:rPr>
+        <w:t>(email);</w:t>
+      </w:r>
+    </w:p>
+    <w:p>
+      <w:pPr>
+        <w:pStyle w:val="HTMLPreformatted"/>
+        <w:rPr>
+          <w:rStyle w:val="HTMLCode"/>
+        </w:rPr>
+      </w:pPr>
+      <w:r>
+        <w:rPr>
+          <w:rStyle w:val="HTMLCode"/>
+        </w:rPr>
+        <w:t xml:space="preserve">            </w:t>
+      </w:r>
+      <w:r>
+        <w:rPr>
+          <w:rStyle w:val="hljs-keyword"/>
+        </w:rPr>
+        <w:t>return</w:t>
+      </w:r>
+      <w:r>
+        <w:rPr>
+          <w:rStyle w:val="HTMLCode"/>
+        </w:rPr>
+        <w:t xml:space="preserve"> </w:t>
+      </w:r>
+      <w:proofErr w:type="spellStart"/>
+      <w:r>
+        <w:rPr>
+          <w:rStyle w:val="HTMLCode"/>
+        </w:rPr>
+        <w:t>ResponseEntity.ok</w:t>
+      </w:r>
+      <w:proofErr w:type="spellEnd"/>
+      <w:r>
+        <w:rPr>
+          <w:rStyle w:val="HTMLCode"/>
+        </w:rPr>
+        <w:t>(user);</w:t>
+      </w:r>
+    </w:p>
+    <w:p>
+      <w:pPr>
+        <w:pStyle w:val="HTMLPreformatted"/>
+        <w:rPr>
+          <w:rStyle w:val="HTMLCode"/>
+        </w:rPr>
+      </w:pPr>
+      <w:r>
+        <w:rPr>
+          <w:rStyle w:val="HTMLCode"/>
+        </w:rPr>
+        <w:t xml:space="preserve">        } </w:t>
+      </w:r>
+      <w:r>
+        <w:rPr>
+          <w:rStyle w:val="hljs-keyword"/>
+        </w:rPr>
+        <w:t>catch</w:t>
+      </w:r>
+      <w:r>
+        <w:rPr>
+          <w:rStyle w:val="HTMLCode"/>
+        </w:rPr>
+        <w:t xml:space="preserve"> (</w:t>
+      </w:r>
+      <w:proofErr w:type="spellStart"/>
+      <w:r>
+        <w:rPr>
+          <w:rStyle w:val="HTMLCode"/>
+        </w:rPr>
+        <w:t>UserNotFoundException</w:t>
+      </w:r>
+      <w:proofErr w:type="spellEnd"/>
+      <w:r>
+        <w:rPr>
+          <w:rStyle w:val="HTMLCode"/>
+        </w:rPr>
+        <w:t xml:space="preserve"> ex) {</w:t>
+      </w:r>
+    </w:p>
+    <w:p>
+      <w:pPr>
+        <w:pStyle w:val="HTMLPreformatted"/>
+        <w:rPr>
+          <w:rStyle w:val="HTMLCode"/>
+        </w:rPr>
+      </w:pPr>
+      <w:r>
+        <w:rPr>
+          <w:rStyle w:val="HTMLCode"/>
+        </w:rPr>
+        <w:t xml:space="preserve">            </w:t>
+      </w:r>
+      <w:r>
+        <w:rPr>
+          <w:rStyle w:val="hljs-comment"/>
+        </w:rPr>
+        <w:t>// Duplicated catch block in another method!</w:t>
+      </w:r>
+    </w:p>
+    <w:p>
+      <w:pPr>
+        <w:pStyle w:val="HTMLPreformatted"/>
+        <w:rPr>
+          <w:rStyle w:val="HTMLCode"/>
+        </w:rPr>
+      </w:pPr>
+      <w:r>
+        <w:rPr>
+          <w:rStyle w:val="HTMLCode"/>
+        </w:rPr>
+        <w:t xml:space="preserve">            </w:t>
+      </w:r>
+      <w:r>
+        <w:rPr>
+          <w:rStyle w:val="hljs-keyword"/>
+        </w:rPr>
+        <w:t>return</w:t>
+      </w:r>
+      <w:r>
+        <w:rPr>
+          <w:rStyle w:val="HTMLCode"/>
+        </w:rPr>
+        <w:t xml:space="preserve"> ResponseEntity.status(HttpStatus.NOT_FOUND</w:t>
+      </w:r>
+      <w:proofErr w:type="gramStart"/>
+      <w:r>
+        <w:rPr>
+          <w:rStyle w:val="HTMLCode"/>
+        </w:rPr>
+        <w:t>).body</w:t>
+      </w:r>
+      <w:proofErr w:type="gramEnd"/>
+      <w:r>
+        <w:rPr>
+          <w:rStyle w:val="HTMLCode"/>
+        </w:rPr>
+        <w:t>(ex.getMessage());</w:t>
+      </w:r>
+    </w:p>
+    <w:p>
+      <w:pPr>
+        <w:pStyle w:val="HTMLPreformatted"/>
+        <w:rPr>
+          <w:rStyle w:val="HTMLCode"/>
+        </w:rPr>
+      </w:pPr>
+      <w:r>
+        <w:rPr>
+          <w:rStyle w:val="HTMLCode"/>
+        </w:rPr>
+        <w:lastRenderedPageBreak/>
+        <w:t xml:space="preserve">        }</w:t>
+      </w:r>
+    </w:p>
+    <w:p>
+      <w:pPr>
+        <w:pStyle w:val="HTMLPreformatted"/>
+        <w:rPr>
+          <w:rStyle w:val="HTMLCode"/>
+        </w:rPr>
+      </w:pPr>
+      <w:r>
+        <w:rPr>
+          <w:rStyle w:val="HTMLCode"/>
+        </w:rPr>
+        <w:t xml:space="preserve">    }</w:t>
+      </w:r>
+    </w:p>
+    <w:p>
+      <w:pPr>
+        <w:pStyle w:val="HTMLPreformatted"/>
+        <w:rPr>
+          <w:rStyle w:val="HTMLCode"/>
+        </w:rPr>
+      </w:pPr>
+      <w:r>
+        <w:rPr>
+          <w:rStyle w:val="HTMLCode"/>
+        </w:rPr>
+        <w:t>}</w:t>
+      </w:r>
+    </w:p>
+    <w:p>
+      <w:pPr>
+        <w:pStyle w:val="NormalWeb"/>
+        <w:numPr>
+          <w:ilvl w:val="0"/>
+          <w:numId w:val="4"/>
+        </w:numPr>
+      </w:pPr>
+      <w:r>
+        <w:rPr>
+          <w:b/>
+          <w:bCs/>
+        </w:rPr>
+        <w:t>The Problem:</w:t>
+      </w:r>
+      <w:r>
+        <w:t xml:space="preserve"> If you have 50 controllers, you'll find yourself writing similar </w:t>
+      </w:r>
+      <w:r>
+        <w:rPr>
+          <w:rStyle w:val="HTMLCode"/>
+        </w:rPr>
+        <w:t>try-catch</w:t>
+      </w:r>
+      <w:r>
+        <w:t xml:space="preserve"> blocks everywhere. If you want to change the format of your error response later, you have to change it in dozens of places.</w:t>
+      </w:r>
+    </w:p>
+    <w:p>
+      <w:pPr>
+        <w:pStyle w:val="Heading4"/>
+      </w:pPr>
+      <w:r>
+        <w:t xml:space="preserve">2. Exception Handling Using </w:t>
+      </w:r>
+      <w:r>
+        <w:rPr>
+          <w:rStyle w:val="HTMLCode"/>
+          <w:rFonts w:eastAsiaTheme="majorEastAsia"/>
+        </w:rPr>
+        <w:t>@ControllerAdvice</w:t>
+      </w:r>
+    </w:p>
+    <w:p>
+      <w:pPr>
+        <w:pStyle w:val="NormalWeb"/>
+      </w:pPr>
+      <w:r>
+        <w:t xml:space="preserve">With </w:t>
+      </w:r>
+      <w:r>
+        <w:rPr>
+          <w:rStyle w:val="HTMLCode"/>
+        </w:rPr>
+        <w:t>@ControllerAdvice</w:t>
+      </w:r>
+      <w:r>
+        <w:t>, you separate the error handling completely.</w:t>
+      </w:r>
+    </w:p>
+    <w:p>
+      <w:pPr>
+        <w:pStyle w:val="NormalWeb"/>
+      </w:pPr>
+      <w:r>
+        <w:rPr>
+          <w:b/>
+          <w:bCs/>
+        </w:rPr>
+        <w:t>Step A: Clean up your Controller</w:t>
+      </w:r>
+      <w:r>
+        <w:t xml:space="preserve"> Your controller no longer worries about catching errors. It simply throws the exception, and Spring handles the rest.</w:t>
+      </w:r>
+    </w:p>
+    <w:p>
+      <w:r>
+        <w:rPr>
+          <w:rStyle w:val="ng-tns-c4104818652-12"/>
+        </w:rPr>
+        <w:t>Java</w:t>
+      </w:r>
+    </w:p>
+    <w:p>
+      <w:pPr>
+        <w:pStyle w:val="HTMLPreformatted"/>
+        <w:rPr>
+          <w:rStyle w:val="HTMLCode"/>
+        </w:rPr>
+      </w:pPr>
+      <w:r>
+        <w:rPr>
+          <w:rStyle w:val="hljs-meta"/>
+        </w:rPr>
+        <w:t>@RestController</w:t>
+      </w:r>
+    </w:p>
+    <w:p>
+      <w:pPr>
+        <w:pStyle w:val="HTMLPreformatted"/>
+        <w:rPr>
+          <w:rStyle w:val="HTMLCode"/>
+        </w:rPr>
+      </w:pPr>
+      <w:r>
+        <w:rPr>
+          <w:rStyle w:val="hljs-meta"/>
+        </w:rPr>
+        <w:t>@RequestMapping("/users")</w:t>
+      </w:r>
+    </w:p>
+    <w:p>
+      <w:pPr>
+        <w:pStyle w:val="HTMLPreformatted"/>
+        <w:rPr>
+          <w:rStyle w:val="HTMLCode"/>
+        </w:rPr>
+      </w:pPr>
+      <w:r>
+        <w:rPr>
+          <w:rStyle w:val="hljs-keyword"/>
+        </w:rPr>
+        <w:t>public</w:t>
+      </w:r>
+      <w:r>
+        <w:rPr>
+          <w:rStyle w:val="HTMLCode"/>
+        </w:rPr>
+        <w:t xml:space="preserve"> </w:t>
+      </w:r>
+      <w:r>
+        <w:rPr>
+          <w:rStyle w:val="hljs-keyword"/>
+        </w:rPr>
+        <w:t>class</w:t>
+      </w:r>
+      <w:r>
+        <w:rPr>
+          <w:rStyle w:val="hljs-class"/>
+        </w:rPr>
+        <w:t xml:space="preserve"> </w:t>
+      </w:r>
+      <w:proofErr w:type="spellStart"/>
+      <w:r>
+        <w:rPr>
+          <w:rStyle w:val="hljs-title"/>
+        </w:rPr>
+        <w:t>UserController</w:t>
+      </w:r>
+      <w:proofErr w:type="spellEnd"/>
+      <w:r>
+        <w:rPr>
+          <w:rStyle w:val="hljs-class"/>
+        </w:rPr>
+        <w:t xml:space="preserve"> </w:t>
+      </w:r>
+      <w:r>
+        <w:rPr>
+          <w:rStyle w:val="HTMLCode"/>
+        </w:rPr>
+        <w:t>{</w:t>
+      </w:r>
+    </w:p>
+    <w:p>
+      <w:pPr>
+        <w:pStyle w:val="HTMLPreformatted"/>
+        <w:rPr>
+          <w:rStyle w:val="HTMLCode"/>
+        </w:rPr>
+      </w:pPr>
+    </w:p>
+    <w:p>
+      <w:pPr>
+        <w:pStyle w:val="HTMLPreformatted"/>
+        <w:rPr>
+          <w:rStyle w:val="HTMLCode"/>
+        </w:rPr>
+      </w:pPr>
+      <w:r>
+        <w:rPr>
+          <w:rStyle w:val="HTMLCode"/>
+        </w:rPr>
+        <w:t xml:space="preserve">    </w:t>
+      </w:r>
+      <w:r>
+        <w:rPr>
+          <w:rStyle w:val="hljs-meta"/>
+        </w:rPr>
+        <w:t>@Autowired</w:t>
+      </w:r>
+    </w:p>
+    <w:p>
+      <w:pPr>
+        <w:pStyle w:val="HTMLPreformatted"/>
+        <w:rPr>
+          <w:rStyle w:val="HTMLCode"/>
+        </w:rPr>
+      </w:pPr>
+      <w:r>
+        <w:rPr>
+          <w:rStyle w:val="HTMLCode"/>
+        </w:rPr>
+        <w:t xml:space="preserve">    </w:t>
+      </w:r>
+      <w:r>
+        <w:rPr>
+          <w:rStyle w:val="hljs-keyword"/>
+        </w:rPr>
+        <w:t>private</w:t>
+      </w:r>
+      <w:r>
+        <w:rPr>
+          <w:rStyle w:val="HTMLCode"/>
+        </w:rPr>
+        <w:t xml:space="preserve"> </w:t>
+      </w:r>
+      <w:proofErr w:type="spellStart"/>
+      <w:r>
+        <w:rPr>
+          <w:rStyle w:val="HTMLCode"/>
+        </w:rPr>
+        <w:t>UserService</w:t>
+      </w:r>
+      <w:proofErr w:type="spellEnd"/>
+      <w:r>
+        <w:rPr>
+          <w:rStyle w:val="HTMLCode"/>
+        </w:rPr>
+        <w:t xml:space="preserve"> </w:t>
+      </w:r>
+      <w:proofErr w:type="spellStart"/>
+      <w:r>
+        <w:rPr>
+          <w:rStyle w:val="HTMLCode"/>
+        </w:rPr>
+        <w:t>userService</w:t>
+      </w:r>
+      <w:proofErr w:type="spellEnd"/>
+      <w:r>
+        <w:rPr>
+          <w:rStyle w:val="HTMLCode"/>
+        </w:rPr>
+        <w:t>;</w:t>
+      </w:r>
+    </w:p>
+    <w:p>
+      <w:pPr>
+        <w:pStyle w:val="HTMLPreformatted"/>
+        <w:rPr>
+          <w:rStyle w:val="HTMLCode"/>
+        </w:rPr>
+      </w:pPr>
+    </w:p>
+    <w:p>
+      <w:pPr>
+        <w:pStyle w:val="HTMLPreformatted"/>
+        <w:rPr>
+          <w:rStyle w:val="HTMLCode"/>
+        </w:rPr>
+      </w:pPr>
+      <w:r>
+        <w:rPr>
+          <w:rStyle w:val="HTMLCode"/>
+        </w:rPr>
+        <w:t xml:space="preserve">    </w:t>
+      </w:r>
+      <w:r>
+        <w:rPr>
+          <w:rStyle w:val="hljs-meta"/>
+        </w:rPr>
+        <w:t>@GetMapping("/{id}")</w:t>
+      </w:r>
+    </w:p>
+    <w:p>
+      <w:pPr>
+        <w:pStyle w:val="HTMLPreformatted"/>
+        <w:rPr>
+          <w:rStyle w:val="HTMLCode"/>
+        </w:rPr>
+      </w:pPr>
+      <w:r>
+        <w:rPr>
+          <w:rStyle w:val="HTMLCode"/>
+        </w:rPr>
+        <w:t xml:space="preserve">    </w:t>
+      </w:r>
+      <w:r>
+        <w:rPr>
+          <w:rStyle w:val="hljs-keyword"/>
+        </w:rPr>
+        <w:t>public</w:t>
+      </w:r>
+      <w:r>
+        <w:rPr>
+          <w:rStyle w:val="hljs-function"/>
+        </w:rPr>
+        <w:t xml:space="preserve"> User </w:t>
+      </w:r>
+      <w:proofErr w:type="spellStart"/>
+      <w:proofErr w:type="gramStart"/>
+      <w:r>
+        <w:rPr>
+          <w:rStyle w:val="hljs-title"/>
+        </w:rPr>
+        <w:t>getUser</w:t>
+      </w:r>
+      <w:proofErr w:type="spellEnd"/>
+      <w:r>
+        <w:rPr>
+          <w:rStyle w:val="hljs-params"/>
+        </w:rPr>
+        <w:t>(</w:t>
+      </w:r>
+      <w:proofErr w:type="gramEnd"/>
+      <w:r>
+        <w:rPr>
+          <w:rStyle w:val="hljs-meta"/>
+        </w:rPr>
+        <w:t>@PathVariable</w:t>
+      </w:r>
+      <w:r>
+        <w:rPr>
+          <w:rStyle w:val="hljs-params"/>
+        </w:rPr>
+        <w:t xml:space="preserve"> Long id)</w:t>
+      </w:r>
+      <w:r>
+        <w:rPr>
+          <w:rStyle w:val="hljs-function"/>
+        </w:rPr>
+        <w:t xml:space="preserve"> </w:t>
+      </w:r>
+      <w:r>
+        <w:rPr>
+          <w:rStyle w:val="HTMLCode"/>
+        </w:rPr>
+        <w:t>{</w:t>
+      </w:r>
+    </w:p>
+    <w:p>
+      <w:pPr>
+        <w:pStyle w:val="HTMLPreformatted"/>
+        <w:rPr>
+          <w:rStyle w:val="HTMLCode"/>
+        </w:rPr>
+      </w:pPr>
+      <w:r>
+        <w:rPr>
+          <w:rStyle w:val="HTMLCode"/>
+        </w:rPr>
+        <w:t xml:space="preserve">        </w:t>
+      </w:r>
+      <w:r>
+        <w:rPr>
+          <w:rStyle w:val="hljs-comment"/>
+        </w:rPr>
+        <w:t>// Clean and concise! No try-catch needed.</w:t>
+      </w:r>
+    </w:p>
+    <w:p>
+      <w:pPr>
+        <w:pStyle w:val="HTMLPreformatted"/>
+        <w:rPr>
+          <w:rStyle w:val="HTMLCode"/>
+        </w:rPr>
+      </w:pPr>
+      <w:r>
+        <w:rPr>
+          <w:rStyle w:val="HTMLCode"/>
+        </w:rPr>
+        <w:t xml:space="preserve">        </w:t>
+      </w:r>
+      <w:r>
+        <w:rPr>
+          <w:rStyle w:val="hljs-keyword"/>
+        </w:rPr>
+        <w:t>return</w:t>
+      </w:r>
+      <w:r>
+        <w:rPr>
+          <w:rStyle w:val="HTMLCode"/>
+        </w:rPr>
+        <w:t xml:space="preserve"> </w:t>
+      </w:r>
+      <w:proofErr w:type="spellStart"/>
+      <w:r>
+        <w:rPr>
+          <w:rStyle w:val="HTMLCode"/>
+        </w:rPr>
+        <w:t>userService.findById</w:t>
+      </w:r>
+      <w:proofErr w:type="spellEnd"/>
+      <w:r>
+        <w:rPr>
+          <w:rStyle w:val="HTMLCode"/>
+        </w:rPr>
+        <w:t xml:space="preserve">(id); </w:t>
+      </w:r>
+    </w:p>
+    <w:p>
+      <w:pPr>
+        <w:pStyle w:val="HTMLPreformatted"/>
+        <w:rPr>
+          <w:rStyle w:val="HTMLCode"/>
+        </w:rPr>
+      </w:pPr>
+      <w:r>
+        <w:rPr>
+          <w:rStyle w:val="HTMLCode"/>
+        </w:rPr>
+        <w:t xml:space="preserve">    }</w:t>
+      </w:r>
+    </w:p>
+    <w:p>
+      <w:pPr>
+        <w:pStyle w:val="HTMLPreformatted"/>
+        <w:rPr>
+          <w:rStyle w:val="HTMLCode"/>
+        </w:rPr>
+      </w:pPr>
+    </w:p>
+    <w:p>
+      <w:pPr>
+        <w:pStyle w:val="HTMLPreformatted"/>
+        <w:rPr>
+          <w:rStyle w:val="HTMLCode"/>
+        </w:rPr>
+      </w:pPr>
+      <w:r>
+        <w:rPr>
+          <w:rStyle w:val="HTMLCode"/>
+        </w:rPr>
+        <w:t xml:space="preserve">    </w:t>
+      </w:r>
+      <w:r>
+        <w:rPr>
+          <w:rStyle w:val="hljs-meta"/>
+        </w:rPr>
+        <w:t>@GetMapping("/email/{email}")</w:t>
+      </w:r>
+    </w:p>
+    <w:p>
+      <w:pPr>
+        <w:pStyle w:val="HTMLPreformatted"/>
+        <w:rPr>
+          <w:rStyle w:val="HTMLCode"/>
+        </w:rPr>
+      </w:pPr>
+      <w:r>
+        <w:rPr>
+          <w:rStyle w:val="HTMLCode"/>
+        </w:rPr>
+        <w:t xml:space="preserve">    </w:t>
+      </w:r>
+      <w:r>
+        <w:rPr>
+          <w:rStyle w:val="hljs-keyword"/>
+        </w:rPr>
+        <w:t>public</w:t>
+      </w:r>
+      <w:r>
+        <w:rPr>
+          <w:rStyle w:val="hljs-function"/>
+        </w:rPr>
+        <w:t xml:space="preserve"> User </w:t>
+      </w:r>
+      <w:proofErr w:type="spellStart"/>
+      <w:proofErr w:type="gramStart"/>
+      <w:r>
+        <w:rPr>
+          <w:rStyle w:val="hljs-title"/>
+        </w:rPr>
+        <w:t>getUserByEmail</w:t>
+      </w:r>
+      <w:proofErr w:type="spellEnd"/>
+      <w:r>
+        <w:rPr>
+          <w:rStyle w:val="hljs-params"/>
+        </w:rPr>
+        <w:t>(</w:t>
+      </w:r>
+      <w:proofErr w:type="gramEnd"/>
+      <w:r>
+        <w:rPr>
+          <w:rStyle w:val="hljs-meta"/>
+        </w:rPr>
+        <w:t>@RequestParam</w:t>
+      </w:r>
+      <w:r>
+        <w:rPr>
+          <w:rStyle w:val="hljs-params"/>
+        </w:rPr>
+        <w:t xml:space="preserve"> String email)</w:t>
+      </w:r>
+      <w:r>
+        <w:rPr>
+          <w:rStyle w:val="hljs-function"/>
+        </w:rPr>
+        <w:t xml:space="preserve"> </w:t>
+      </w:r>
+      <w:r>
+        <w:rPr>
+          <w:rStyle w:val="HTMLCode"/>
+        </w:rPr>
+        <w:t>{</w:t>
+      </w:r>
+    </w:p>
+    <w:p>
+      <w:pPr>
+        <w:pStyle w:val="HTMLPreformatted"/>
+        <w:rPr>
+          <w:rStyle w:val="HTMLCode"/>
+        </w:rPr>
+      </w:pPr>
+      <w:r>
+        <w:rPr>
+          <w:rStyle w:val="HTMLCode"/>
+        </w:rPr>
+        <w:t xml:space="preserve">        </w:t>
+      </w:r>
+      <w:r>
+        <w:rPr>
+          <w:rStyle w:val="hljs-keyword"/>
+        </w:rPr>
+        <w:t>return</w:t>
+      </w:r>
+      <w:r>
+        <w:rPr>
+          <w:rStyle w:val="HTMLCode"/>
+        </w:rPr>
+        <w:t xml:space="preserve"> </w:t>
+      </w:r>
+      <w:proofErr w:type="spellStart"/>
+      <w:r>
+        <w:rPr>
+          <w:rStyle w:val="HTMLCode"/>
+        </w:rPr>
+        <w:t>userService.findByEmail</w:t>
+      </w:r>
+      <w:proofErr w:type="spellEnd"/>
+      <w:r>
+        <w:rPr>
+          <w:rStyle w:val="HTMLCode"/>
+        </w:rPr>
+        <w:t>(email);</w:t>
+      </w:r>
+    </w:p>
+    <w:p>
+      <w:pPr>
+        <w:pStyle w:val="HTMLPreformatted"/>
+        <w:rPr>
+          <w:rStyle w:val="HTMLCode"/>
+        </w:rPr>
+      </w:pPr>
+      <w:r>
+        <w:rPr>
+          <w:rStyle w:val="HTMLCode"/>
+        </w:rPr>
+        <w:t xml:space="preserve">    }</w:t>
+      </w:r>
+    </w:p>
+    <w:p>
+      <w:pPr>
+        <w:pStyle w:val="HTMLPreformatted"/>
+        <w:rPr>
+          <w:rStyle w:val="HTMLCode"/>
+        </w:rPr>
+      </w:pPr>
+      <w:r>
+        <w:rPr>
+          <w:rStyle w:val="HTMLCode"/>
+        </w:rPr>
+        <w:t>}</w:t>
+      </w:r>
+    </w:p>
+    <w:p>
+      <w:pPr>
+        <w:pStyle w:val="NormalWeb"/>
+      </w:pPr>
+      <w:r>
+        <w:rPr>
+          <w:b/>
+          <w:bCs/>
+        </w:rPr>
+        <w:t>Step B: Create the Global Advice Class</w:t>
+      </w:r>
+      <w:r>
+        <w:t xml:space="preserve"> You create one global class annotated with </w:t>
+      </w:r>
+      <w:r>
+        <w:rPr>
+          <w:rStyle w:val="HTMLCode"/>
+        </w:rPr>
+        <w:t>@RestControllerAdvice</w:t>
+      </w:r>
+      <w:r>
+        <w:t xml:space="preserve"> to catch and format the exception for the entire application.</w:t>
+      </w:r>
+    </w:p>
+    <w:p>
+      <w:r>
+        <w:rPr>
+          <w:rStyle w:val="ng-tns-c4104818652-13"/>
+        </w:rPr>
+        <w:t>Java</w:t>
+      </w:r>
+    </w:p>
+    <w:p>
+      <w:pPr>
+        <w:pStyle w:val="HTMLPreformatted"/>
+        <w:rPr>
+          <w:rStyle w:val="HTMLCode"/>
+        </w:rPr>
+      </w:pPr>
+      <w:r>
+        <w:rPr>
+          <w:rStyle w:val="hljs-meta"/>
+        </w:rPr>
+        <w:t>@RestControllerAdvice</w:t>
+      </w:r>
+    </w:p>
+    <w:p>
+      <w:pPr>
+        <w:pStyle w:val="HTMLPreformatted"/>
+        <w:rPr>
+          <w:rStyle w:val="HTMLCode"/>
+        </w:rPr>
+      </w:pPr>
+      <w:r>
+        <w:rPr>
+          <w:rStyle w:val="hljs-keyword"/>
+        </w:rPr>
+        <w:t>public</w:t>
+      </w:r>
+      <w:r>
+        <w:rPr>
+          <w:rStyle w:val="HTMLCode"/>
+        </w:rPr>
+        <w:t xml:space="preserve"> </w:t>
+      </w:r>
+      <w:r>
+        <w:rPr>
+          <w:rStyle w:val="hljs-keyword"/>
+        </w:rPr>
+        <w:t>class</w:t>
+      </w:r>
+      <w:r>
+        <w:rPr>
+          <w:rStyle w:val="hljs-class"/>
+        </w:rPr>
+        <w:t xml:space="preserve"> </w:t>
+      </w:r>
+      <w:proofErr w:type="spellStart"/>
+      <w:r>
+        <w:rPr>
+          <w:rStyle w:val="hljs-title"/>
+        </w:rPr>
+        <w:t>GlobalExceptionHandler</w:t>
+      </w:r>
+      <w:proofErr w:type="spellEnd"/>
+      <w:r>
+        <w:rPr>
+          <w:rStyle w:val="hljs-class"/>
+        </w:rPr>
+        <w:t xml:space="preserve"> </w:t>
+      </w:r>
+      <w:r>
+        <w:rPr>
+          <w:rStyle w:val="HTMLCode"/>
+        </w:rPr>
+        <w:t>{</w:t>
+      </w:r>
+    </w:p>
+    <w:p>
+      <w:pPr>
+        <w:pStyle w:val="HTMLPreformatted"/>
+        <w:rPr>
+          <w:rStyle w:val="HTMLCode"/>
+        </w:rPr>
+      </w:pPr>
+    </w:p>
+    <w:p>
+      <w:pPr>
+        <w:pStyle w:val="HTMLPreformatted"/>
+        <w:rPr>
+          <w:rStyle w:val="HTMLCode"/>
+        </w:rPr>
+      </w:pPr>
+      <w:r>
+        <w:rPr>
+          <w:rStyle w:val="HTMLCode"/>
+        </w:rPr>
+        <w:t xml:space="preserve">    </w:t>
+      </w:r>
+      <w:r>
+        <w:rPr>
+          <w:rStyle w:val="hljs-comment"/>
+        </w:rPr>
+        <w:t xml:space="preserve">// This method will catch </w:t>
+      </w:r>
+      <w:proofErr w:type="spellStart"/>
+      <w:r>
+        <w:rPr>
+          <w:rStyle w:val="hljs-comment"/>
+        </w:rPr>
+        <w:t>UserNotFoundException</w:t>
+      </w:r>
+      <w:proofErr w:type="spellEnd"/>
+      <w:r>
+        <w:rPr>
+          <w:rStyle w:val="hljs-comment"/>
+        </w:rPr>
+        <w:t xml:space="preserve"> thrown from ANY controller</w:t>
+      </w:r>
+    </w:p>
+    <w:p>
+      <w:pPr>
+        <w:pStyle w:val="HTMLPreformatted"/>
+        <w:rPr>
+          <w:rStyle w:val="HTMLCode"/>
+        </w:rPr>
+      </w:pPr>
+      <w:r>
+        <w:rPr>
+          <w:rStyle w:val="HTMLCode"/>
+        </w:rPr>
+        <w:t xml:space="preserve">    </w:t>
+      </w:r>
+      <w:r>
+        <w:rPr>
+          <w:rStyle w:val="hljs-meta"/>
+        </w:rPr>
+        <w:t>@</w:t>
+      </w:r>
+      <w:proofErr w:type="gramStart"/>
+      <w:r>
+        <w:rPr>
+          <w:rStyle w:val="hljs-meta"/>
+        </w:rPr>
+        <w:t>ExceptionHandler(</w:t>
+      </w:r>
+      <w:proofErr w:type="gramEnd"/>
+      <w:r>
+        <w:rPr>
+          <w:rStyle w:val="hljs-meta"/>
+        </w:rPr>
+        <w:t>UserNotFoundException.class)</w:t>
+      </w:r>
+    </w:p>
+    <w:p>
+      <w:pPr>
+        <w:pStyle w:val="HTMLPreformatted"/>
+        <w:rPr>
+          <w:rStyle w:val="HTMLCode"/>
+        </w:rPr>
+      </w:pPr>
+      <w:r>
+        <w:rPr>
+          <w:rStyle w:val="HTMLCode"/>
+        </w:rPr>
+        <w:t xml:space="preserve">    </w:t>
+      </w:r>
+      <w:r>
+        <w:rPr>
+          <w:rStyle w:val="hljs-keyword"/>
+        </w:rPr>
+        <w:t>public</w:t>
+      </w:r>
+      <w:r>
+        <w:rPr>
+          <w:rStyle w:val="hljs-function"/>
+        </w:rPr>
+        <w:t xml:space="preserve"> </w:t>
+      </w:r>
+      <w:proofErr w:type="spellStart"/>
+      <w:r>
+        <w:rPr>
+          <w:rStyle w:val="hljs-function"/>
+        </w:rPr>
+        <w:t>ResponseEntity</w:t>
+      </w:r>
+      <w:proofErr w:type="spellEnd"/>
+      <w:r>
+        <w:rPr>
+          <w:rStyle w:val="hljs-function"/>
+        </w:rPr>
+        <w:t>&lt;</w:t>
+      </w:r>
+      <w:proofErr w:type="spellStart"/>
+      <w:r>
+        <w:rPr>
+          <w:rStyle w:val="hljs-function"/>
+        </w:rPr>
+        <w:t>ErrorResponse</w:t>
+      </w:r>
+      <w:proofErr w:type="spellEnd"/>
+      <w:r>
+        <w:rPr>
+          <w:rStyle w:val="hljs-function"/>
+        </w:rPr>
+        <w:t xml:space="preserve">&gt; </w:t>
+      </w:r>
+      <w:proofErr w:type="spellStart"/>
+      <w:proofErr w:type="gramStart"/>
+      <w:r>
+        <w:rPr>
+          <w:rStyle w:val="hljs-title"/>
+        </w:rPr>
+        <w:t>handleUserNotFoundException</w:t>
+      </w:r>
+      <w:proofErr w:type="spellEnd"/>
+      <w:r>
+        <w:rPr>
+          <w:rStyle w:val="hljs-params"/>
+        </w:rPr>
+        <w:t>(</w:t>
+      </w:r>
+      <w:proofErr w:type="spellStart"/>
+      <w:proofErr w:type="gramEnd"/>
+      <w:r>
+        <w:rPr>
+          <w:rStyle w:val="hljs-params"/>
+        </w:rPr>
+        <w:t>UserNotFoundException</w:t>
+      </w:r>
+      <w:proofErr w:type="spellEnd"/>
+      <w:r>
+        <w:rPr>
+          <w:rStyle w:val="hljs-params"/>
+        </w:rPr>
+        <w:t xml:space="preserve"> ex)</w:t>
+      </w:r>
+      <w:r>
+        <w:rPr>
+          <w:rStyle w:val="hljs-function"/>
+        </w:rPr>
+        <w:t xml:space="preserve"> </w:t>
+      </w:r>
+      <w:r>
+        <w:rPr>
+          <w:rStyle w:val="HTMLCode"/>
+        </w:rPr>
+        <w:t>{</w:t>
+      </w:r>
+    </w:p>
+    <w:p>
+      <w:pPr>
+        <w:pStyle w:val="HTMLPreformatted"/>
+        <w:rPr>
+          <w:rStyle w:val="HTMLCode"/>
+        </w:rPr>
+      </w:pPr>
+      <w:r>
+        <w:rPr>
+          <w:rStyle w:val="HTMLCode"/>
+        </w:rPr>
+        <w:t xml:space="preserve">        </w:t>
+      </w:r>
+      <w:proofErr w:type="spellStart"/>
+      <w:r>
+        <w:rPr>
+          <w:rStyle w:val="HTMLCode"/>
+        </w:rPr>
+        <w:t>ErrorResponse</w:t>
+      </w:r>
+      <w:proofErr w:type="spellEnd"/>
+      <w:r>
+        <w:rPr>
+          <w:rStyle w:val="HTMLCode"/>
+        </w:rPr>
+        <w:t xml:space="preserve"> error = </w:t>
+      </w:r>
+      <w:r>
+        <w:rPr>
+          <w:rStyle w:val="hljs-keyword"/>
+        </w:rPr>
+        <w:t>new</w:t>
+      </w:r>
+      <w:r>
+        <w:rPr>
+          <w:rStyle w:val="HTMLCode"/>
+        </w:rPr>
+        <w:t xml:space="preserve"> </w:t>
+      </w:r>
+      <w:proofErr w:type="spellStart"/>
+      <w:proofErr w:type="gramStart"/>
+      <w:r>
+        <w:rPr>
+          <w:rStyle w:val="HTMLCode"/>
+        </w:rPr>
+        <w:t>ErrorResponse</w:t>
+      </w:r>
+      <w:proofErr w:type="spellEnd"/>
+      <w:r>
+        <w:rPr>
+          <w:rStyle w:val="HTMLCode"/>
+        </w:rPr>
+        <w:t>(</w:t>
+      </w:r>
+      <w:proofErr w:type="spellStart"/>
+      <w:proofErr w:type="gramEnd"/>
+      <w:r>
+        <w:rPr>
+          <w:rStyle w:val="HTMLCode"/>
+        </w:rPr>
+        <w:t>HttpStatus.NOT_FOUND.value</w:t>
+      </w:r>
+      <w:proofErr w:type="spellEnd"/>
+      <w:r>
+        <w:rPr>
+          <w:rStyle w:val="HTMLCode"/>
+        </w:rPr>
+        <w:t xml:space="preserve">(), </w:t>
+      </w:r>
+      <w:proofErr w:type="spellStart"/>
+      <w:r>
+        <w:rPr>
+          <w:rStyle w:val="HTMLCode"/>
+        </w:rPr>
+        <w:t>ex.getMessage</w:t>
+      </w:r>
+      <w:proofErr w:type="spellEnd"/>
+      <w:r>
+        <w:rPr>
+          <w:rStyle w:val="HTMLCode"/>
+        </w:rPr>
+        <w:t xml:space="preserve">(), </w:t>
+      </w:r>
+      <w:proofErr w:type="spellStart"/>
+      <w:r>
+        <w:rPr>
+          <w:rStyle w:val="HTMLCode"/>
+        </w:rPr>
+        <w:t>System.currentTimeMillis</w:t>
+      </w:r>
+      <w:proofErr w:type="spellEnd"/>
+      <w:r>
+        <w:rPr>
+          <w:rStyle w:val="HTMLCode"/>
+        </w:rPr>
+        <w:t>());</w:t>
+      </w:r>
+    </w:p>
+    <w:p>
+      <w:pPr>
+        <w:pStyle w:val="HTMLPreformatted"/>
+        <w:rPr>
+          <w:rStyle w:val="HTMLCode"/>
+        </w:rPr>
+      </w:pPr>
+      <w:r>
+        <w:rPr>
+          <w:rStyle w:val="HTMLCode"/>
+        </w:rPr>
+        <w:t xml:space="preserve">        </w:t>
+      </w:r>
+      <w:r>
+        <w:rPr>
+          <w:rStyle w:val="hljs-keyword"/>
+        </w:rPr>
+        <w:t>return</w:t>
+      </w:r>
+      <w:r>
+        <w:rPr>
+          <w:rStyle w:val="HTMLCode"/>
+        </w:rPr>
+        <w:t xml:space="preserve"> </w:t>
+      </w:r>
+      <w:r>
+        <w:rPr>
+          <w:rStyle w:val="hljs-keyword"/>
+        </w:rPr>
+        <w:t>new</w:t>
+      </w:r>
+      <w:r>
+        <w:rPr>
+          <w:rStyle w:val="HTMLCode"/>
+        </w:rPr>
+        <w:t xml:space="preserve"> </w:t>
+      </w:r>
+      <w:proofErr w:type="spellStart"/>
+      <w:r>
+        <w:rPr>
+          <w:rStyle w:val="HTMLCode"/>
+        </w:rPr>
+        <w:t>ResponseEntity</w:t>
+      </w:r>
+      <w:proofErr w:type="spellEnd"/>
+      <w:r>
+        <w:rPr>
+          <w:rStyle w:val="HTMLCode"/>
+        </w:rPr>
+        <w:t>&lt;</w:t>
+      </w:r>
+      <w:proofErr w:type="gramStart"/>
+      <w:r>
+        <w:rPr>
+          <w:rStyle w:val="HTMLCode"/>
+        </w:rPr>
+        <w:t>&gt;(</w:t>
+      </w:r>
+      <w:proofErr w:type="gramEnd"/>
+      <w:r>
+        <w:rPr>
+          <w:rStyle w:val="HTMLCode"/>
+        </w:rPr>
+        <w:t xml:space="preserve">error, </w:t>
+      </w:r>
+      <w:proofErr w:type="spellStart"/>
+      <w:r>
+        <w:rPr>
+          <w:rStyle w:val="HTMLCode"/>
+        </w:rPr>
+        <w:t>HttpStatus.NOT_FOUND</w:t>
+      </w:r>
+      <w:proofErr w:type="spellEnd"/>
+      <w:r>
+        <w:rPr>
+          <w:rStyle w:val="HTMLCode"/>
+        </w:rPr>
+        <w:t>);</w:t>
+      </w:r>
+    </w:p>
+    <w:p>
+      <w:pPr>
+        <w:pStyle w:val="HTMLPreformatted"/>
+        <w:rPr>
+          <w:rStyle w:val="HTMLCode"/>
+        </w:rPr>
+      </w:pPr>
+      <w:r>
+        <w:rPr>
+          <w:rStyle w:val="HTMLCode"/>
+        </w:rPr>
+        <w:t xml:space="preserve">    }</w:t>
+      </w:r>
+    </w:p>
+    <w:p>
+      <w:pPr>
+        <w:pStyle w:val="HTMLPreformatted"/>
+        <w:rPr>
+          <w:rStyle w:val="HTMLCode"/>
+        </w:rPr>
+      </w:pPr>
+      <w:r>
+        <w:rPr>
+          <w:rStyle w:val="HTMLCode"/>
+        </w:rPr>
+        <w:t>}</w:t>
+      </w:r>
+    </w:p>
+    <w:p>
+      <w:pPr>
+        <w:pStyle w:val="Heading3"/>
+      </w:pPr>
+      <w:r>
+        <w:t xml:space="preserve">Other Useful Features of </w:t>
+      </w:r>
+      <w:r>
+        <w:rPr>
+          <w:rStyle w:val="HTMLCode"/>
+        </w:rPr>
+        <w:t>@ControllerAdvice</w:t>
+      </w:r>
+    </w:p>
+    <w:p>
+      <w:pPr>
+        <w:pStyle w:val="NormalWeb"/>
+      </w:pPr>
+      <w:r>
+        <w:lastRenderedPageBreak/>
+        <w:t xml:space="preserve">Aside from exception handling, </w:t>
+      </w:r>
+      <w:r>
+        <w:rPr>
+          <w:rStyle w:val="HTMLCode"/>
+        </w:rPr>
+        <w:t>@ControllerAdvice</w:t>
+      </w:r>
+      <w:r>
+        <w:t xml:space="preserve"> can also be used for:</w:t>
+      </w:r>
+    </w:p>
+    <w:p>
+      <w:pPr>
+        <w:pStyle w:val="NormalWeb"/>
+        <w:numPr>
+          <w:ilvl w:val="0"/>
+          <w:numId w:val="5"/>
+        </w:numPr>
+      </w:pPr>
+      <w:r>
+        <w:rPr>
+          <w:b/>
+          <w:bCs/>
+        </w:rPr>
+        <w:t xml:space="preserve">Global </w:t>
+      </w:r>
+      <w:r>
+        <w:rPr>
+          <w:rStyle w:val="HTMLCode"/>
+          <w:b/>
+          <w:bCs/>
+        </w:rPr>
+        <w:t>@ModelAttribute</w:t>
+      </w:r>
+      <w:r>
+        <w:rPr>
+          <w:b/>
+          <w:bCs/>
+        </w:rPr>
+        <w:t>:</w:t>
+      </w:r>
+      <w:r>
+        <w:t xml:space="preserve"> Pre-populate model attributes (like global user settings or menus) that should be available to all controllers.</w:t>
+      </w:r>
+    </w:p>
+    <w:p>
+      <w:pPr>
+        <w:pStyle w:val="NormalWeb"/>
+        <w:numPr>
+          <w:ilvl w:val="0"/>
+          <w:numId w:val="5"/>
+        </w:numPr>
+      </w:pPr>
+      <w:r>
+        <w:rPr>
+          <w:b/>
+          <w:bCs/>
+        </w:rPr>
+        <w:t xml:space="preserve">Global </w:t>
+      </w:r>
+      <w:r>
+        <w:rPr>
+          <w:rStyle w:val="HTMLCode"/>
+          <w:b/>
+          <w:bCs/>
+        </w:rPr>
+        <w:t>@InitBinder</w:t>
+      </w:r>
+      <w:r>
+        <w:rPr>
+          <w:b/>
+          <w:bCs/>
+        </w:rPr>
+        <w:t>:</w:t>
+      </w:r>
+      <w:r>
+        <w:t xml:space="preserve"> Customize data binding globally (e.g., custom date formatting or stripping whitespace from all incoming string inputs).</w:t>
+      </w:r>
+    </w:p>
+    <w:p>
+      <w:pPr>
+        <w:pStyle w:val="NormalWeb"/>
+      </w:pPr>
+      <w:r>
+        <w:t xml:space="preserve">Would you like an example of how to handle multiple types of exceptions (like validation errors vs. database errors) inside a single </w:t>
+      </w:r>
+      <w:r>
+        <w:rPr>
+          <w:rStyle w:val="HTMLCode"/>
+        </w:rPr>
+        <w:t>@ControllerAdvice</w:t>
+      </w:r>
+      <w:r>
+        <w:t xml:space="preserve"> class?</w:t>
+      </w:r>
+    </w:p>
+    <w:p>
+      <w:pPr>
+        <w:spacing w:before="100" w:beforeAutospacing="1" w:after="100" w:afterAutospacing="1" w:line="240" w:lineRule="auto"/>
+        <w:rPr>
+          <w:rFonts w:ascii="Times New Roman" w:eastAsia="Times New Roman" w:hAnsi="Times New Roman" w:cs="Times New Roman"/>
+          <w:sz w:val="24"/>
+          <w:szCs w:val="24"/>
+          <w:lang w:eastAsia="en-IN"/>
+        </w:rPr>
+      </w:pPr>
+      <w:r>
+        <w:rPr>
+          <w:rFonts w:ascii="Times New Roman" w:eastAsia="Times New Roman" w:hAnsi="Times New Roman" w:cs="Times New Roman"/>
+          <w:sz w:val="24"/>
+          <w:szCs w:val="24"/>
+          <w:lang w:eastAsia="en-IN"/>
+        </w:rPr>
+        <w:t xml:space="preserve">In Java and Spring, </w:t>
+      </w:r>
+      <w:r>
+        <w:rPr>
+          <w:rFonts w:ascii="Courier New" w:eastAsia="Times New Roman" w:hAnsi="Courier New" w:cs="Courier New"/>
+          <w:b/>
+          <w:bCs/>
+          <w:sz w:val="20"/>
+          <w:szCs w:val="20"/>
+          <w:lang w:eastAsia="en-IN"/>
+        </w:rPr>
+        <w:t>@PostConstruct</w:t>
+      </w:r>
+      <w:r>
+        <w:rPr>
+          <w:rFonts w:ascii="Times New Roman" w:eastAsia="Times New Roman" w:hAnsi="Times New Roman" w:cs="Times New Roman"/>
+          <w:sz w:val="24"/>
+          <w:szCs w:val="24"/>
+          <w:lang w:eastAsia="en-IN"/>
+        </w:rPr>
+        <w:t xml:space="preserve"> and </w:t>
+      </w:r>
+      <w:r>
+        <w:rPr>
+          <w:rFonts w:ascii="Courier New" w:eastAsia="Times New Roman" w:hAnsi="Courier New" w:cs="Courier New"/>
+          <w:b/>
+          <w:bCs/>
+          <w:sz w:val="20"/>
+          <w:szCs w:val="20"/>
+          <w:lang w:eastAsia="en-IN"/>
+        </w:rPr>
+        <w:t>@PreDestroy</w:t>
+      </w:r>
+      <w:r>
+        <w:rPr>
+          <w:rFonts w:ascii="Times New Roman" w:eastAsia="Times New Roman" w:hAnsi="Times New Roman" w:cs="Times New Roman"/>
+          <w:sz w:val="24"/>
+          <w:szCs w:val="24"/>
+          <w:lang w:eastAsia="en-IN"/>
+        </w:rPr>
+        <w:t xml:space="preserve"> are lifecycle annotations. They allow you to run specific blocks of code at very precise moments during a bean's life cycle—specifically, </w:t>
+      </w:r>
+      <w:r>
+        <w:rPr>
+          <w:rFonts w:ascii="Times New Roman" w:eastAsia="Times New Roman" w:hAnsi="Times New Roman" w:cs="Times New Roman"/>
+          <w:b/>
+          <w:bCs/>
+          <w:sz w:val="24"/>
+          <w:szCs w:val="24"/>
+          <w:lang w:eastAsia="en-IN"/>
+        </w:rPr>
+        <w:t>right after it is created</w:t>
+      </w:r>
+      <w:r>
+        <w:rPr>
+          <w:rFonts w:ascii="Times New Roman" w:eastAsia="Times New Roman" w:hAnsi="Times New Roman" w:cs="Times New Roman"/>
+          <w:sz w:val="24"/>
+          <w:szCs w:val="24"/>
+          <w:lang w:eastAsia="en-IN"/>
+        </w:rPr>
+        <w:t xml:space="preserve"> and </w:t>
+      </w:r>
+      <w:r>
+        <w:rPr>
+          <w:rFonts w:ascii="Times New Roman" w:eastAsia="Times New Roman" w:hAnsi="Times New Roman" w:cs="Times New Roman"/>
+          <w:b/>
+          <w:bCs/>
+          <w:sz w:val="24"/>
+          <w:szCs w:val="24"/>
+          <w:lang w:eastAsia="en-IN"/>
+        </w:rPr>
+        <w:t>just before it is destroyed</w:t>
+      </w:r>
+      <w:r>
+        <w:rPr>
+          <w:rFonts w:ascii="Times New Roman" w:eastAsia="Times New Roman" w:hAnsi="Times New Roman" w:cs="Times New Roman"/>
+          <w:sz w:val="24"/>
+          <w:szCs w:val="24"/>
+          <w:lang w:eastAsia="en-IN"/>
+        </w:rPr>
+        <w:t>.</w:t>
+      </w:r>
+    </w:p>
+    <w:p>
+      <w:pPr>
+        <w:spacing w:before="100" w:beforeAutospacing="1" w:after="100" w:afterAutospacing="1" w:line="240" w:lineRule="auto"/>
+        <w:outlineLvl w:val="2"/>
+        <w:rPr>
+          <w:rFonts w:ascii="Times New Roman" w:eastAsia="Times New Roman" w:hAnsi="Times New Roman" w:cs="Times New Roman"/>
+          <w:b/>
+          <w:bCs/>
+          <w:sz w:val="27"/>
+          <w:szCs w:val="27"/>
+          <w:lang w:eastAsia="en-IN"/>
+        </w:rPr>
+      </w:pPr>
+      <w:r>
+        <w:rPr>
+          <w:rFonts w:ascii="Times New Roman" w:eastAsia="Times New Roman" w:hAnsi="Times New Roman" w:cs="Times New Roman"/>
+          <w:b/>
+          <w:bCs/>
+          <w:sz w:val="27"/>
+          <w:szCs w:val="27"/>
+          <w:lang w:eastAsia="en-IN"/>
+        </w:rPr>
+        <w:t xml:space="preserve">1. </w:t>
+      </w:r>
+      <w:r>
+        <w:rPr>
+          <w:rFonts w:ascii="Courier New" w:eastAsia="Times New Roman" w:hAnsi="Courier New" w:cs="Courier New"/>
+          <w:b/>
+          <w:bCs/>
+          <w:sz w:val="20"/>
+          <w:szCs w:val="20"/>
+          <w:lang w:eastAsia="en-IN"/>
+        </w:rPr>
+        <w:t>@PostConstruct</w:t>
+      </w:r>
+      <w:r>
+        <w:rPr>
+          <w:rFonts w:ascii="Times New Roman" w:eastAsia="Times New Roman" w:hAnsi="Times New Roman" w:cs="Times New Roman"/>
+          <w:b/>
+          <w:bCs/>
+          <w:sz w:val="27"/>
+          <w:szCs w:val="27"/>
+          <w:lang w:eastAsia="en-IN"/>
+        </w:rPr>
+        <w:t xml:space="preserve"> (Initialization)</w:t>
+      </w:r>
+    </w:p>
+    <w:p>
+      <w:pPr>
+        <w:numPr>
+          <w:ilvl w:val="0"/>
+          <w:numId w:val="6"/>
+        </w:numPr>
+        <w:spacing w:before="100" w:beforeAutospacing="1" w:after="100" w:afterAutospacing="1" w:line="240" w:lineRule="auto"/>
+        <w:rPr>
+          <w:rFonts w:ascii="Times New Roman" w:eastAsia="Times New Roman" w:hAnsi="Times New Roman" w:cs="Times New Roman"/>
+          <w:sz w:val="24"/>
+          <w:szCs w:val="24"/>
+          <w:lang w:eastAsia="en-IN"/>
+        </w:rPr>
+      </w:pPr>
+      <w:r>
+        <w:rPr>
+          <w:rFonts w:ascii="Times New Roman" w:eastAsia="Times New Roman" w:hAnsi="Times New Roman" w:cs="Times New Roman"/>
+          <w:b/>
+          <w:bCs/>
+          <w:sz w:val="24"/>
+          <w:szCs w:val="24"/>
+          <w:lang w:eastAsia="en-IN"/>
+        </w:rPr>
+        <w:t>What it does:</w:t>
+      </w:r>
+      <w:r>
+        <w:rPr>
+          <w:rFonts w:ascii="Times New Roman" w:eastAsia="Times New Roman" w:hAnsi="Times New Roman" w:cs="Times New Roman"/>
+          <w:sz w:val="24"/>
+          <w:szCs w:val="24"/>
+          <w:lang w:eastAsia="en-IN"/>
+        </w:rPr>
+        <w:t xml:space="preserve"> Marks a method that should be executed </w:t>
+      </w:r>
+      <w:r>
+        <w:rPr>
+          <w:rFonts w:ascii="Times New Roman" w:eastAsia="Times New Roman" w:hAnsi="Times New Roman" w:cs="Times New Roman"/>
+          <w:b/>
+          <w:bCs/>
+          <w:sz w:val="24"/>
+          <w:szCs w:val="24"/>
+          <w:lang w:eastAsia="en-IN"/>
+        </w:rPr>
+        <w:t>automatically</w:t>
+      </w:r>
+      <w:r>
+        <w:rPr>
+          <w:rFonts w:ascii="Times New Roman" w:eastAsia="Times New Roman" w:hAnsi="Times New Roman" w:cs="Times New Roman"/>
+          <w:sz w:val="24"/>
+          <w:szCs w:val="24"/>
+          <w:lang w:eastAsia="en-IN"/>
+        </w:rPr>
+        <w:t xml:space="preserve"> right after the bean has been instantiated and all its dependencies (like </w:t>
+      </w:r>
+      <w:r>
+        <w:rPr>
+          <w:rFonts w:ascii="Courier New" w:eastAsia="Times New Roman" w:hAnsi="Courier New" w:cs="Courier New"/>
+          <w:sz w:val="20"/>
+          <w:szCs w:val="20"/>
+          <w:lang w:eastAsia="en-IN"/>
+        </w:rPr>
+        <w:t>@Autowired</w:t>
+      </w:r>
+      <w:r>
+        <w:rPr>
+          <w:rFonts w:ascii="Times New Roman" w:eastAsia="Times New Roman" w:hAnsi="Times New Roman" w:cs="Times New Roman"/>
+          <w:sz w:val="24"/>
+          <w:szCs w:val="24"/>
+          <w:lang w:eastAsia="en-IN"/>
+        </w:rPr>
+        <w:t xml:space="preserve"> fields) have been injected.</w:t>
+      </w:r>
+    </w:p>
+    <w:p>
+      <w:pPr>
+        <w:numPr>
+          <w:ilvl w:val="0"/>
+          <w:numId w:val="6"/>
+        </w:numPr>
+        <w:spacing w:before="100" w:beforeAutospacing="1" w:after="100" w:afterAutospacing="1" w:line="240" w:lineRule="auto"/>
+        <w:rPr>
+          <w:rFonts w:ascii="Times New Roman" w:eastAsia="Times New Roman" w:hAnsi="Times New Roman" w:cs="Times New Roman"/>
+          <w:sz w:val="24"/>
+          <w:szCs w:val="24"/>
+          <w:lang w:eastAsia="en-IN"/>
+        </w:rPr>
+      </w:pPr>
+      <w:r>
+        <w:rPr>
+          <w:rFonts w:ascii="Times New Roman" w:eastAsia="Times New Roman" w:hAnsi="Times New Roman" w:cs="Times New Roman"/>
+          <w:b/>
+          <w:bCs/>
+          <w:sz w:val="24"/>
+          <w:szCs w:val="24"/>
+          <w:lang w:eastAsia="en-IN"/>
+        </w:rPr>
+        <w:t>Common Use Cases:</w:t>
+      </w:r>
+    </w:p>
+    <w:p>
+      <w:pPr>
+        <w:numPr>
+          <w:ilvl w:val="1"/>
+          <w:numId w:val="6"/>
+        </w:numPr>
+        <w:spacing w:before="100" w:beforeAutospacing="1" w:after="100" w:afterAutospacing="1" w:line="240" w:lineRule="auto"/>
+        <w:rPr>
+          <w:rFonts w:ascii="Times New Roman" w:eastAsia="Times New Roman" w:hAnsi="Times New Roman" w:cs="Times New Roman"/>
+          <w:sz w:val="24"/>
+          <w:szCs w:val="24"/>
+          <w:lang w:eastAsia="en-IN"/>
+        </w:rPr>
+      </w:pPr>
+      <w:r>
+        <w:rPr>
+          <w:rFonts w:ascii="Times New Roman" w:eastAsia="Times New Roman" w:hAnsi="Times New Roman" w:cs="Times New Roman"/>
+          <w:sz w:val="24"/>
+          <w:szCs w:val="24"/>
+          <w:lang w:eastAsia="en-IN"/>
+        </w:rPr>
+        <w:t>Loading data from a database into a cache when the application starts.</w:t>
+      </w:r>
+    </w:p>
+    <w:p>
+      <w:pPr>
+        <w:numPr>
+          <w:ilvl w:val="1"/>
+          <w:numId w:val="6"/>
+        </w:numPr>
+        <w:spacing w:before="100" w:beforeAutospacing="1" w:after="100" w:afterAutospacing="1" w:line="240" w:lineRule="auto"/>
+        <w:rPr>
+          <w:rFonts w:ascii="Times New Roman" w:eastAsia="Times New Roman" w:hAnsi="Times New Roman" w:cs="Times New Roman"/>
+          <w:sz w:val="24"/>
+          <w:szCs w:val="24"/>
+          <w:lang w:eastAsia="en-IN"/>
+        </w:rPr>
+      </w:pPr>
+      <w:r>
+        <w:rPr>
+          <w:rFonts w:ascii="Times New Roman" w:eastAsia="Times New Roman" w:hAnsi="Times New Roman" w:cs="Times New Roman"/>
+          <w:sz w:val="24"/>
+          <w:szCs w:val="24"/>
+          <w:lang w:eastAsia="en-IN"/>
+        </w:rPr>
+        <w:t>Verifying that mandatory configuration properties were successfully loaded.</w:t>
+      </w:r>
+    </w:p>
+    <w:p>
+      <w:pPr>
+        <w:numPr>
+          <w:ilvl w:val="1"/>
+          <w:numId w:val="6"/>
+        </w:numPr>
+        <w:spacing w:before="100" w:beforeAutospacing="1" w:after="100" w:afterAutospacing="1" w:line="240" w:lineRule="auto"/>
+        <w:rPr>
+          <w:rFonts w:ascii="Times New Roman" w:eastAsia="Times New Roman" w:hAnsi="Times New Roman" w:cs="Times New Roman"/>
+          <w:sz w:val="24"/>
+          <w:szCs w:val="24"/>
+          <w:lang w:eastAsia="en-IN"/>
+        </w:rPr>
+      </w:pPr>
+      <w:r>
+        <w:rPr>
+          <w:rFonts w:ascii="Times New Roman" w:eastAsia="Times New Roman" w:hAnsi="Times New Roman" w:cs="Times New Roman"/>
+          <w:sz w:val="24"/>
+          <w:szCs w:val="24"/>
+          <w:lang w:eastAsia="en-IN"/>
+        </w:rPr>
+        <w:t>Opening network connections or file streams.</w:t>
+      </w:r>
+    </w:p>
+    <w:p>
+      <w:pPr>
+        <w:spacing w:before="100" w:beforeAutospacing="1" w:after="100" w:afterAutospacing="1" w:line="240" w:lineRule="auto"/>
+        <w:outlineLvl w:val="2"/>
+        <w:rPr>
+          <w:rFonts w:ascii="Times New Roman" w:eastAsia="Times New Roman" w:hAnsi="Times New Roman" w:cs="Times New Roman"/>
+          <w:b/>
+          <w:bCs/>
+          <w:sz w:val="27"/>
+          <w:szCs w:val="27"/>
+          <w:lang w:eastAsia="en-IN"/>
+        </w:rPr>
+      </w:pPr>
+      <w:r>
+        <w:rPr>
+          <w:rFonts w:ascii="Times New Roman" w:eastAsia="Times New Roman" w:hAnsi="Times New Roman" w:cs="Times New Roman"/>
+          <w:b/>
+          <w:bCs/>
+          <w:sz w:val="27"/>
+          <w:szCs w:val="27"/>
+          <w:lang w:eastAsia="en-IN"/>
+        </w:rPr>
+        <w:t xml:space="preserve">2. </w:t>
+      </w:r>
+      <w:r>
+        <w:rPr>
+          <w:rFonts w:ascii="Courier New" w:eastAsia="Times New Roman" w:hAnsi="Courier New" w:cs="Courier New"/>
+          <w:b/>
+          <w:bCs/>
+          <w:sz w:val="20"/>
+          <w:szCs w:val="20"/>
+          <w:lang w:eastAsia="en-IN"/>
+        </w:rPr>
+        <w:t>@PreDestroy</w:t>
+      </w:r>
+      <w:r>
+        <w:rPr>
+          <w:rFonts w:ascii="Times New Roman" w:eastAsia="Times New Roman" w:hAnsi="Times New Roman" w:cs="Times New Roman"/>
+          <w:b/>
+          <w:bCs/>
+          <w:sz w:val="27"/>
+          <w:szCs w:val="27"/>
+          <w:lang w:eastAsia="en-IN"/>
+        </w:rPr>
+        <w:t xml:space="preserve"> (</w:t>
+      </w:r>
+      <w:proofErr w:type="spellStart"/>
+      <w:r>
+        <w:rPr>
+          <w:rFonts w:ascii="Times New Roman" w:eastAsia="Times New Roman" w:hAnsi="Times New Roman" w:cs="Times New Roman"/>
+          <w:b/>
+          <w:bCs/>
+          <w:sz w:val="27"/>
+          <w:szCs w:val="27"/>
+          <w:lang w:eastAsia="en-IN"/>
+        </w:rPr>
+        <w:t>Cleanup</w:t>
+      </w:r>
+      <w:proofErr w:type="spellEnd"/>
+      <w:r>
+        <w:rPr>
+          <w:rFonts w:ascii="Times New Roman" w:eastAsia="Times New Roman" w:hAnsi="Times New Roman" w:cs="Times New Roman"/>
+          <w:b/>
+          <w:bCs/>
+          <w:sz w:val="27"/>
+          <w:szCs w:val="27"/>
+          <w:lang w:eastAsia="en-IN"/>
+        </w:rPr>
+        <w:t>)</w:t>
+      </w:r>
+    </w:p>
+    <w:p>
+      <w:pPr>
+        <w:numPr>
+          <w:ilvl w:val="0"/>
+          <w:numId w:val="7"/>
+        </w:numPr>
+        <w:spacing w:before="100" w:beforeAutospacing="1" w:after="100" w:afterAutospacing="1" w:line="240" w:lineRule="auto"/>
+        <w:rPr>
+          <w:rFonts w:ascii="Times New Roman" w:eastAsia="Times New Roman" w:hAnsi="Times New Roman" w:cs="Times New Roman"/>
+          <w:sz w:val="24"/>
+          <w:szCs w:val="24"/>
+          <w:lang w:eastAsia="en-IN"/>
+        </w:rPr>
+      </w:pPr>
+      <w:r>
+        <w:rPr>
+          <w:rFonts w:ascii="Times New Roman" w:eastAsia="Times New Roman" w:hAnsi="Times New Roman" w:cs="Times New Roman"/>
+          <w:b/>
+          <w:bCs/>
+          <w:sz w:val="24"/>
+          <w:szCs w:val="24"/>
+          <w:lang w:eastAsia="en-IN"/>
+        </w:rPr>
+        <w:t>What it does:</w:t>
+      </w:r>
+      <w:r>
+        <w:rPr>
+          <w:rFonts w:ascii="Times New Roman" w:eastAsia="Times New Roman" w:hAnsi="Times New Roman" w:cs="Times New Roman"/>
+          <w:sz w:val="24"/>
+          <w:szCs w:val="24"/>
+          <w:lang w:eastAsia="en-IN"/>
+        </w:rPr>
+        <w:t xml:space="preserve"> Marks a method that should be executed </w:t>
+      </w:r>
+      <w:r>
+        <w:rPr>
+          <w:rFonts w:ascii="Times New Roman" w:eastAsia="Times New Roman" w:hAnsi="Times New Roman" w:cs="Times New Roman"/>
+          <w:b/>
+          <w:bCs/>
+          <w:sz w:val="24"/>
+          <w:szCs w:val="24"/>
+          <w:lang w:eastAsia="en-IN"/>
+        </w:rPr>
+        <w:t>right before</w:t>
+      </w:r>
+      <w:r>
+        <w:rPr>
+          <w:rFonts w:ascii="Times New Roman" w:eastAsia="Times New Roman" w:hAnsi="Times New Roman" w:cs="Times New Roman"/>
+          <w:sz w:val="24"/>
+          <w:szCs w:val="24"/>
+          <w:lang w:eastAsia="en-IN"/>
+        </w:rPr>
+        <w:t xml:space="preserve"> the bean is removed from the Spring container (typically when the application is shutting down gracefully).</w:t>
+      </w:r>
+    </w:p>
+    <w:p>
+      <w:pPr>
+        <w:numPr>
+          <w:ilvl w:val="0"/>
+          <w:numId w:val="7"/>
+        </w:numPr>
+        <w:spacing w:before="100" w:beforeAutospacing="1" w:after="100" w:afterAutospacing="1" w:line="240" w:lineRule="auto"/>
+        <w:rPr>
+          <w:rFonts w:ascii="Times New Roman" w:eastAsia="Times New Roman" w:hAnsi="Times New Roman" w:cs="Times New Roman"/>
+          <w:sz w:val="24"/>
+          <w:szCs w:val="24"/>
+          <w:lang w:eastAsia="en-IN"/>
+        </w:rPr>
+      </w:pPr>
+      <w:r>
+        <w:rPr>
+          <w:rFonts w:ascii="Times New Roman" w:eastAsia="Times New Roman" w:hAnsi="Times New Roman" w:cs="Times New Roman"/>
+          <w:b/>
+          <w:bCs/>
+          <w:sz w:val="24"/>
+          <w:szCs w:val="24"/>
+          <w:lang w:eastAsia="en-IN"/>
+        </w:rPr>
+        <w:t>Common Use Cases:</w:t>
+      </w:r>
+    </w:p>
+    <w:p>
+      <w:pPr>
+        <w:numPr>
+          <w:ilvl w:val="1"/>
+          <w:numId w:val="7"/>
+        </w:numPr>
+        <w:spacing w:before="100" w:beforeAutospacing="1" w:after="100" w:afterAutospacing="1" w:line="240" w:lineRule="auto"/>
+        <w:rPr>
+          <w:rFonts w:ascii="Times New Roman" w:eastAsia="Times New Roman" w:hAnsi="Times New Roman" w:cs="Times New Roman"/>
+          <w:sz w:val="24"/>
+          <w:szCs w:val="24"/>
+          <w:lang w:eastAsia="en-IN"/>
+        </w:rPr>
+      </w:pPr>
+      <w:r>
+        <w:rPr>
+          <w:rFonts w:ascii="Times New Roman" w:eastAsia="Times New Roman" w:hAnsi="Times New Roman" w:cs="Times New Roman"/>
+          <w:sz w:val="24"/>
+          <w:szCs w:val="24"/>
+          <w:lang w:eastAsia="en-IN"/>
+        </w:rPr>
+        <w:t>Closing active database connections or socket streams.</w:t>
+      </w:r>
+    </w:p>
+    <w:p>
+      <w:pPr>
+        <w:numPr>
+          <w:ilvl w:val="1"/>
+          <w:numId w:val="7"/>
+        </w:numPr>
+        <w:spacing w:before="100" w:beforeAutospacing="1" w:after="100" w:afterAutospacing="1" w:line="240" w:lineRule="auto"/>
+        <w:rPr>
+          <w:rFonts w:ascii="Times New Roman" w:eastAsia="Times New Roman" w:hAnsi="Times New Roman" w:cs="Times New Roman"/>
+          <w:sz w:val="24"/>
+          <w:szCs w:val="24"/>
+          <w:lang w:eastAsia="en-IN"/>
+        </w:rPr>
+      </w:pPr>
+      <w:r>
+        <w:rPr>
+          <w:rFonts w:ascii="Times New Roman" w:eastAsia="Times New Roman" w:hAnsi="Times New Roman" w:cs="Times New Roman"/>
+          <w:sz w:val="24"/>
+          <w:szCs w:val="24"/>
+          <w:lang w:eastAsia="en-IN"/>
+        </w:rPr>
+        <w:t>Stopping background threads or scheduled tasks.</w:t>
+      </w:r>
+    </w:p>
+    <w:p>
+      <w:pPr>
+        <w:numPr>
+          <w:ilvl w:val="1"/>
+          <w:numId w:val="7"/>
+        </w:numPr>
+        <w:spacing w:before="100" w:beforeAutospacing="1" w:after="100" w:afterAutospacing="1" w:line="240" w:lineRule="auto"/>
+        <w:rPr>
+          <w:rFonts w:ascii="Times New Roman" w:eastAsia="Times New Roman" w:hAnsi="Times New Roman" w:cs="Times New Roman"/>
+          <w:sz w:val="24"/>
+          <w:szCs w:val="24"/>
+          <w:lang w:eastAsia="en-IN"/>
+        </w:rPr>
+      </w:pPr>
+      <w:r>
+        <w:rPr>
+          <w:rFonts w:ascii="Times New Roman" w:eastAsia="Times New Roman" w:hAnsi="Times New Roman" w:cs="Times New Roman"/>
+          <w:sz w:val="24"/>
+          <w:szCs w:val="24"/>
+          <w:lang w:eastAsia="en-IN"/>
+        </w:rPr>
+        <w:t>Flushing unsaved buffers to disk.</w:t>
+      </w:r>
+    </w:p>
+    <w:p>
+      <w:pPr>
+        <w:spacing w:before="100" w:beforeAutospacing="1" w:after="100" w:afterAutospacing="1" w:line="240" w:lineRule="auto"/>
+        <w:outlineLvl w:val="2"/>
+        <w:rPr>
+          <w:rFonts w:ascii="Times New Roman" w:eastAsia="Times New Roman" w:hAnsi="Times New Roman" w:cs="Times New Roman"/>
+          <w:b/>
+          <w:bCs/>
+          <w:sz w:val="27"/>
+          <w:szCs w:val="27"/>
+          <w:lang w:eastAsia="en-IN"/>
+        </w:rPr>
+      </w:pPr>
+      <w:r>
+        <w:rPr>
+          <w:rFonts w:ascii="Times New Roman" w:eastAsia="Times New Roman" w:hAnsi="Times New Roman" w:cs="Times New Roman"/>
+          <w:b/>
+          <w:bCs/>
+          <w:sz w:val="27"/>
+          <w:szCs w:val="27"/>
+          <w:lang w:eastAsia="en-IN"/>
+        </w:rPr>
+        <w:t>Simple Code Example</w:t>
+      </w:r>
+    </w:p>
+    <w:p>
+      <w:pPr>
+        <w:spacing w:before="100" w:beforeAutospacing="1" w:after="100" w:afterAutospacing="1" w:line="240" w:lineRule="auto"/>
+        <w:rPr>
+          <w:rFonts w:ascii="Times New Roman" w:eastAsia="Times New Roman" w:hAnsi="Times New Roman" w:cs="Times New Roman"/>
+          <w:sz w:val="24"/>
+          <w:szCs w:val="24"/>
+          <w:lang w:eastAsia="en-IN"/>
+        </w:rPr>
+      </w:pPr>
+      <w:r>
+        <w:rPr>
+          <w:rFonts w:ascii="Times New Roman" w:eastAsia="Times New Roman" w:hAnsi="Times New Roman" w:cs="Times New Roman"/>
+          <w:sz w:val="24"/>
+          <w:szCs w:val="24"/>
+          <w:lang w:eastAsia="en-IN"/>
+        </w:rPr>
+        <w:t>Here is a simple Spring bean demonstrating both annotations:</w:t>
+      </w:r>
+    </w:p>
+    <w:p>
+      <w:pPr>
+        <w:spacing w:after="0" w:line="240" w:lineRule="auto"/>
+        <w:rPr>
+          <w:rFonts w:ascii="Times New Roman" w:eastAsia="Times New Roman" w:hAnsi="Times New Roman" w:cs="Times New Roman"/>
+          <w:sz w:val="24"/>
+          <w:szCs w:val="24"/>
+          <w:lang w:eastAsia="en-IN"/>
+        </w:rPr>
+      </w:pPr>
+      <w:r>
+        <w:rPr>
+          <w:rFonts w:ascii="Times New Roman" w:eastAsia="Times New Roman" w:hAnsi="Times New Roman" w:cs="Times New Roman"/>
+          <w:sz w:val="24"/>
+          <w:szCs w:val="24"/>
+          <w:lang w:eastAsia="en-IN"/>
+        </w:rPr>
+        <w:t>Java</w:t>
+      </w:r>
+    </w:p>
+    <w:p>
+      <w:pPr>
+        <w:tabs>
+          <w:tab w:val="left" w:pos="916"/>
+          <w:tab w:val="left" w:pos="1832"/>
+          <w:tab w:val="left" w:pos="2748"/>
+          <w:tab w:val="left" w:pos="3664"/>
+          <w:tab w:val="left" w:pos="4580"/>
+          <w:tab w:val="left" w:pos="5496"/>
+          <w:tab w:val="left" w:pos="6412"/>
+          <w:tab w:val="left" w:pos="7328"/>
+          <w:tab w:val="left" w:pos="8244"/>
+          <w:tab w:val="left" w:pos="9160"/>
+          <w:tab w:val="left" w:pos="10076"/>
+          <w:tab w:val="left" w:pos="10992"/>
+          <w:tab w:val="left" w:pos="11908"/>
+          <w:tab w:val="left" w:pos="12824"/>
+          <w:tab w:val="left" w:pos="13740"/>
+          <w:tab w:val="left" w:pos="14656"/>
+        </w:tabs>
+        <w:spacing w:after="0" w:line="240" w:lineRule="auto"/>
+        <w:rPr>
+          <w:rFonts w:ascii="Courier New" w:eastAsia="Times New Roman" w:hAnsi="Courier New" w:cs="Courier New"/>
+          <w:sz w:val="20"/>
+          <w:szCs w:val="20"/>
+          <w:lang w:eastAsia="en-IN"/>
+        </w:rPr>
+      </w:pPr>
+      <w:r>
+        <w:rPr>
+          <w:rFonts w:ascii="Courier New" w:eastAsia="Times New Roman" w:hAnsi="Courier New" w:cs="Courier New"/>
+          <w:sz w:val="20"/>
+          <w:szCs w:val="20"/>
+          <w:lang w:eastAsia="en-IN"/>
+        </w:rPr>
+        <w:t xml:space="preserve">import </w:t>
+      </w:r>
+      <w:proofErr w:type="spellStart"/>
+      <w:proofErr w:type="gramStart"/>
+      <w:r>
+        <w:rPr>
+          <w:rFonts w:ascii="Courier New" w:eastAsia="Times New Roman" w:hAnsi="Courier New" w:cs="Courier New"/>
+          <w:sz w:val="20"/>
+          <w:szCs w:val="20"/>
+          <w:lang w:eastAsia="en-IN"/>
+        </w:rPr>
+        <w:t>jakarta.annotation</w:t>
+      </w:r>
+      <w:proofErr w:type="gramEnd"/>
+      <w:r>
+        <w:rPr>
+          <w:rFonts w:ascii="Courier New" w:eastAsia="Times New Roman" w:hAnsi="Courier New" w:cs="Courier New"/>
+          <w:sz w:val="20"/>
+          <w:szCs w:val="20"/>
+          <w:lang w:eastAsia="en-IN"/>
+        </w:rPr>
+        <w:t>.PostConstruct</w:t>
+      </w:r>
+      <w:proofErr w:type="spellEnd"/>
+      <w:r>
+        <w:rPr>
+          <w:rFonts w:ascii="Courier New" w:eastAsia="Times New Roman" w:hAnsi="Courier New" w:cs="Courier New"/>
+          <w:sz w:val="20"/>
+          <w:szCs w:val="20"/>
+          <w:lang w:eastAsia="en-IN"/>
+        </w:rPr>
+        <w:t>;</w:t>
+      </w:r>
+    </w:p>
+    <w:p>
+      <w:pPr>
+        <w:tabs>
+          <w:tab w:val="left" w:pos="916"/>
+          <w:tab w:val="left" w:pos="1832"/>
+          <w:tab w:val="left" w:pos="2748"/>
+          <w:tab w:val="left" w:pos="3664"/>
+          <w:tab w:val="left" w:pos="4580"/>
+          <w:tab w:val="left" w:pos="5496"/>
+          <w:tab w:val="left" w:pos="6412"/>
+          <w:tab w:val="left" w:pos="7328"/>
+          <w:tab w:val="left" w:pos="8244"/>
+          <w:tab w:val="left" w:pos="9160"/>
+          <w:tab w:val="left" w:pos="10076"/>
+          <w:tab w:val="left" w:pos="10992"/>
+          <w:tab w:val="left" w:pos="11908"/>
+          <w:tab w:val="left" w:pos="12824"/>
+          <w:tab w:val="left" w:pos="13740"/>
+          <w:tab w:val="left" w:pos="14656"/>
+        </w:tabs>
+        <w:spacing w:after="0" w:line="240" w:lineRule="auto"/>
+        <w:rPr>
+          <w:rFonts w:ascii="Courier New" w:eastAsia="Times New Roman" w:hAnsi="Courier New" w:cs="Courier New"/>
+          <w:sz w:val="20"/>
+          <w:szCs w:val="20"/>
+          <w:lang w:eastAsia="en-IN"/>
+        </w:rPr>
+      </w:pPr>
+      <w:r>
+        <w:rPr>
+          <w:rFonts w:ascii="Courier New" w:eastAsia="Times New Roman" w:hAnsi="Courier New" w:cs="Courier New"/>
+          <w:sz w:val="20"/>
+          <w:szCs w:val="20"/>
+          <w:lang w:eastAsia="en-IN"/>
+        </w:rPr>
+        <w:t xml:space="preserve">import </w:t>
+      </w:r>
+      <w:proofErr w:type="spellStart"/>
+      <w:proofErr w:type="gramStart"/>
+      <w:r>
+        <w:rPr>
+          <w:rFonts w:ascii="Courier New" w:eastAsia="Times New Roman" w:hAnsi="Courier New" w:cs="Courier New"/>
+          <w:sz w:val="20"/>
+          <w:szCs w:val="20"/>
+          <w:lang w:eastAsia="en-IN"/>
+        </w:rPr>
+        <w:t>jakarta.annotation</w:t>
+      </w:r>
+      <w:proofErr w:type="gramEnd"/>
+      <w:r>
+        <w:rPr>
+          <w:rFonts w:ascii="Courier New" w:eastAsia="Times New Roman" w:hAnsi="Courier New" w:cs="Courier New"/>
+          <w:sz w:val="20"/>
+          <w:szCs w:val="20"/>
+          <w:lang w:eastAsia="en-IN"/>
+        </w:rPr>
+        <w:t>.PreDestroy</w:t>
+      </w:r>
+      <w:proofErr w:type="spellEnd"/>
+      <w:r>
+        <w:rPr>
+          <w:rFonts w:ascii="Courier New" w:eastAsia="Times New Roman" w:hAnsi="Courier New" w:cs="Courier New"/>
+          <w:sz w:val="20"/>
+          <w:szCs w:val="20"/>
+          <w:lang w:eastAsia="en-IN"/>
+        </w:rPr>
+        <w:t>;</w:t>
+      </w:r>
+    </w:p>
+    <w:p>
+      <w:pPr>
+        <w:tabs>
+          <w:tab w:val="left" w:pos="916"/>
+          <w:tab w:val="left" w:pos="1832"/>
+          <w:tab w:val="left" w:pos="2748"/>
+          <w:tab w:val="left" w:pos="3664"/>
+          <w:tab w:val="left" w:pos="4580"/>
+          <w:tab w:val="left" w:pos="5496"/>
+          <w:tab w:val="left" w:pos="6412"/>
+          <w:tab w:val="left" w:pos="7328"/>
+          <w:tab w:val="left" w:pos="8244"/>
+          <w:tab w:val="left" w:pos="9160"/>
+          <w:tab w:val="left" w:pos="10076"/>
+          <w:tab w:val="left" w:pos="10992"/>
+          <w:tab w:val="left" w:pos="11908"/>
+          <w:tab w:val="left" w:pos="12824"/>
+          <w:tab w:val="left" w:pos="13740"/>
+          <w:tab w:val="left" w:pos="14656"/>
+        </w:tabs>
+        <w:spacing w:after="0" w:line="240" w:lineRule="auto"/>
+        <w:rPr>
+          <w:rFonts w:ascii="Courier New" w:eastAsia="Times New Roman" w:hAnsi="Courier New" w:cs="Courier New"/>
+          <w:sz w:val="20"/>
+          <w:szCs w:val="20"/>
+          <w:lang w:eastAsia="en-IN"/>
+        </w:rPr>
+      </w:pPr>
+      <w:r>
+        <w:rPr>
+          <w:rFonts w:ascii="Courier New" w:eastAsia="Times New Roman" w:hAnsi="Courier New" w:cs="Courier New"/>
+          <w:sz w:val="20"/>
+          <w:szCs w:val="20"/>
+          <w:lang w:eastAsia="en-IN"/>
+        </w:rPr>
+        <w:t xml:space="preserve">import </w:t>
+      </w:r>
+      <w:proofErr w:type="spellStart"/>
+      <w:proofErr w:type="gramStart"/>
+      <w:r>
+        <w:rPr>
+          <w:rFonts w:ascii="Courier New" w:eastAsia="Times New Roman" w:hAnsi="Courier New" w:cs="Courier New"/>
+          <w:sz w:val="20"/>
+          <w:szCs w:val="20"/>
+          <w:lang w:eastAsia="en-IN"/>
+        </w:rPr>
+        <w:t>org.springframework</w:t>
+      </w:r>
+      <w:proofErr w:type="gramEnd"/>
+      <w:r>
+        <w:rPr>
+          <w:rFonts w:ascii="Courier New" w:eastAsia="Times New Roman" w:hAnsi="Courier New" w:cs="Courier New"/>
+          <w:sz w:val="20"/>
+          <w:szCs w:val="20"/>
+          <w:lang w:eastAsia="en-IN"/>
+        </w:rPr>
+        <w:t>.stereotype.Component</w:t>
+      </w:r>
+      <w:proofErr w:type="spellEnd"/>
+      <w:r>
+        <w:rPr>
+          <w:rFonts w:ascii="Courier New" w:eastAsia="Times New Roman" w:hAnsi="Courier New" w:cs="Courier New"/>
+          <w:sz w:val="20"/>
+          <w:szCs w:val="20"/>
+          <w:lang w:eastAsia="en-IN"/>
+        </w:rPr>
+        <w:t>;</w:t>
+      </w:r>
+    </w:p>
+    <w:p>
+      <w:pPr>
+        <w:tabs>
+          <w:tab w:val="left" w:pos="916"/>
+          <w:tab w:val="left" w:pos="1832"/>
+          <w:tab w:val="left" w:pos="2748"/>
+          <w:tab w:val="left" w:pos="3664"/>
+          <w:tab w:val="left" w:pos="4580"/>
+          <w:tab w:val="left" w:pos="5496"/>
+          <w:tab w:val="left" w:pos="6412"/>
+          <w:tab w:val="left" w:pos="7328"/>
+          <w:tab w:val="left" w:pos="8244"/>
+          <w:tab w:val="left" w:pos="9160"/>
+          <w:tab w:val="left" w:pos="10076"/>
+          <w:tab w:val="left" w:pos="10992"/>
+          <w:tab w:val="left" w:pos="11908"/>
+          <w:tab w:val="left" w:pos="12824"/>
+          <w:tab w:val="left" w:pos="13740"/>
+          <w:tab w:val="left" w:pos="14656"/>
+        </w:tabs>
+        <w:spacing w:after="0" w:line="240" w:lineRule="auto"/>
+        <w:rPr>
+          <w:rFonts w:ascii="Courier New" w:eastAsia="Times New Roman" w:hAnsi="Courier New" w:cs="Courier New"/>
+          <w:sz w:val="20"/>
+          <w:szCs w:val="20"/>
+          <w:lang w:eastAsia="en-IN"/>
+        </w:rPr>
+      </w:pPr>
+    </w:p>
+    <w:p>
+      <w:pPr>
+        <w:tabs>
+          <w:tab w:val="left" w:pos="916"/>
+          <w:tab w:val="left" w:pos="1832"/>
+          <w:tab w:val="left" w:pos="2748"/>
+          <w:tab w:val="left" w:pos="3664"/>
+          <w:tab w:val="left" w:pos="4580"/>
+          <w:tab w:val="left" w:pos="5496"/>
+          <w:tab w:val="left" w:pos="6412"/>
+          <w:tab w:val="left" w:pos="7328"/>
+          <w:tab w:val="left" w:pos="8244"/>
+          <w:tab w:val="left" w:pos="9160"/>
+          <w:tab w:val="left" w:pos="10076"/>
+          <w:tab w:val="left" w:pos="10992"/>
+          <w:tab w:val="left" w:pos="11908"/>
+          <w:tab w:val="left" w:pos="12824"/>
+          <w:tab w:val="left" w:pos="13740"/>
+          <w:tab w:val="left" w:pos="14656"/>
+        </w:tabs>
+        <w:spacing w:after="0" w:line="240" w:lineRule="auto"/>
+        <w:rPr>
+          <w:rFonts w:ascii="Courier New" w:eastAsia="Times New Roman" w:hAnsi="Courier New" w:cs="Courier New"/>
+          <w:sz w:val="20"/>
+          <w:szCs w:val="20"/>
+          <w:lang w:eastAsia="en-IN"/>
+        </w:rPr>
+      </w:pPr>
+      <w:r>
+        <w:rPr>
+          <w:rFonts w:ascii="Courier New" w:eastAsia="Times New Roman" w:hAnsi="Courier New" w:cs="Courier New"/>
+          <w:sz w:val="20"/>
+          <w:szCs w:val="20"/>
+          <w:lang w:eastAsia="en-IN"/>
+        </w:rPr>
+        <w:t>@Component</w:t>
+      </w:r>
+    </w:p>
+    <w:p>
+      <w:pPr>
+        <w:tabs>
+          <w:tab w:val="left" w:pos="916"/>
+          <w:tab w:val="left" w:pos="1832"/>
+          <w:tab w:val="left" w:pos="2748"/>
+          <w:tab w:val="left" w:pos="3664"/>
+          <w:tab w:val="left" w:pos="4580"/>
+          <w:tab w:val="left" w:pos="5496"/>
+          <w:tab w:val="left" w:pos="6412"/>
+          <w:tab w:val="left" w:pos="7328"/>
+          <w:tab w:val="left" w:pos="8244"/>
+          <w:tab w:val="left" w:pos="9160"/>
+          <w:tab w:val="left" w:pos="10076"/>
+          <w:tab w:val="left" w:pos="10992"/>
+          <w:tab w:val="left" w:pos="11908"/>
+          <w:tab w:val="left" w:pos="12824"/>
+          <w:tab w:val="left" w:pos="13740"/>
+          <w:tab w:val="left" w:pos="14656"/>
+        </w:tabs>
+        <w:spacing w:after="0" w:line="240" w:lineRule="auto"/>
+        <w:rPr>
+          <w:rFonts w:ascii="Courier New" w:eastAsia="Times New Roman" w:hAnsi="Courier New" w:cs="Courier New"/>
+          <w:sz w:val="20"/>
+          <w:szCs w:val="20"/>
+          <w:lang w:eastAsia="en-IN"/>
+        </w:rPr>
+      </w:pPr>
+      <w:r>
+        <w:rPr>
+          <w:rFonts w:ascii="Courier New" w:eastAsia="Times New Roman" w:hAnsi="Courier New" w:cs="Courier New"/>
+          <w:sz w:val="20"/>
+          <w:szCs w:val="20"/>
+          <w:lang w:eastAsia="en-IN"/>
+        </w:rPr>
+        <w:t xml:space="preserve">public class </w:t>
+      </w:r>
+      <w:proofErr w:type="spellStart"/>
+      <w:r>
+        <w:rPr>
+          <w:rFonts w:ascii="Courier New" w:eastAsia="Times New Roman" w:hAnsi="Courier New" w:cs="Courier New"/>
+          <w:sz w:val="20"/>
+          <w:szCs w:val="20"/>
+          <w:lang w:eastAsia="en-IN"/>
+        </w:rPr>
+        <w:t>DatabaseConnectionManager</w:t>
+      </w:r>
+      <w:proofErr w:type="spellEnd"/>
+      <w:r>
+        <w:rPr>
+          <w:rFonts w:ascii="Courier New" w:eastAsia="Times New Roman" w:hAnsi="Courier New" w:cs="Courier New"/>
+          <w:sz w:val="20"/>
+          <w:szCs w:val="20"/>
+          <w:lang w:eastAsia="en-IN"/>
+        </w:rPr>
+        <w:t xml:space="preserve"> {</w:t>
+      </w:r>
+    </w:p>
+    <w:p>
+      <w:pPr>
+        <w:tabs>
+          <w:tab w:val="left" w:pos="916"/>
+          <w:tab w:val="left" w:pos="1832"/>
+          <w:tab w:val="left" w:pos="2748"/>
+          <w:tab w:val="left" w:pos="3664"/>
+          <w:tab w:val="left" w:pos="4580"/>
+          <w:tab w:val="left" w:pos="5496"/>
+          <w:tab w:val="left" w:pos="6412"/>
+          <w:tab w:val="left" w:pos="7328"/>
+          <w:tab w:val="left" w:pos="8244"/>
+          <w:tab w:val="left" w:pos="9160"/>
+          <w:tab w:val="left" w:pos="10076"/>
+          <w:tab w:val="left" w:pos="10992"/>
+          <w:tab w:val="left" w:pos="11908"/>
+          <w:tab w:val="left" w:pos="12824"/>
+          <w:tab w:val="left" w:pos="13740"/>
+          <w:tab w:val="left" w:pos="14656"/>
+        </w:tabs>
+        <w:spacing w:after="0" w:line="240" w:lineRule="auto"/>
+        <w:rPr>
+          <w:rFonts w:ascii="Courier New" w:eastAsia="Times New Roman" w:hAnsi="Courier New" w:cs="Courier New"/>
+          <w:sz w:val="20"/>
+          <w:szCs w:val="20"/>
+          <w:lang w:eastAsia="en-IN"/>
+        </w:rPr>
+      </w:pPr>
+    </w:p>
+    <w:p>
+      <w:pPr>
+        <w:tabs>
+          <w:tab w:val="left" w:pos="916"/>
+          <w:tab w:val="left" w:pos="1832"/>
+          <w:tab w:val="left" w:pos="2748"/>
+          <w:tab w:val="left" w:pos="3664"/>
+          <w:tab w:val="left" w:pos="4580"/>
+          <w:tab w:val="left" w:pos="5496"/>
+          <w:tab w:val="left" w:pos="6412"/>
+          <w:tab w:val="left" w:pos="7328"/>
+          <w:tab w:val="left" w:pos="8244"/>
+          <w:tab w:val="left" w:pos="9160"/>
+          <w:tab w:val="left" w:pos="10076"/>
+          <w:tab w:val="left" w:pos="10992"/>
+          <w:tab w:val="left" w:pos="11908"/>
+          <w:tab w:val="left" w:pos="12824"/>
+          <w:tab w:val="left" w:pos="13740"/>
+          <w:tab w:val="left" w:pos="14656"/>
+        </w:tabs>
+        <w:spacing w:after="0" w:line="240" w:lineRule="auto"/>
+        <w:rPr>
+          <w:rFonts w:ascii="Courier New" w:eastAsia="Times New Roman" w:hAnsi="Courier New" w:cs="Courier New"/>
+          <w:sz w:val="20"/>
+          <w:szCs w:val="20"/>
+          <w:lang w:eastAsia="en-IN"/>
+        </w:rPr>
+      </w:pPr>
+      <w:r>
+        <w:rPr>
+          <w:rFonts w:ascii="Courier New" w:eastAsia="Times New Roman" w:hAnsi="Courier New" w:cs="Courier New"/>
+          <w:sz w:val="20"/>
+          <w:szCs w:val="20"/>
+          <w:lang w:eastAsia="en-IN"/>
+        </w:rPr>
+        <w:t xml:space="preserve">    private String </w:t>
+      </w:r>
+      <w:proofErr w:type="spellStart"/>
+      <w:r>
+        <w:rPr>
+          <w:rFonts w:ascii="Courier New" w:eastAsia="Times New Roman" w:hAnsi="Courier New" w:cs="Courier New"/>
+          <w:sz w:val="20"/>
+          <w:szCs w:val="20"/>
+          <w:lang w:eastAsia="en-IN"/>
+        </w:rPr>
+        <w:t>connectionStatus</w:t>
+      </w:r>
+      <w:proofErr w:type="spellEnd"/>
+      <w:r>
+        <w:rPr>
+          <w:rFonts w:ascii="Courier New" w:eastAsia="Times New Roman" w:hAnsi="Courier New" w:cs="Courier New"/>
+          <w:sz w:val="20"/>
+          <w:szCs w:val="20"/>
+          <w:lang w:eastAsia="en-IN"/>
+        </w:rPr>
+        <w:t>;</w:t>
+      </w:r>
+    </w:p>
+    <w:p>
+      <w:pPr>
+        <w:tabs>
+          <w:tab w:val="left" w:pos="916"/>
+          <w:tab w:val="left" w:pos="1832"/>
+          <w:tab w:val="left" w:pos="2748"/>
+          <w:tab w:val="left" w:pos="3664"/>
+          <w:tab w:val="left" w:pos="4580"/>
+          <w:tab w:val="left" w:pos="5496"/>
+          <w:tab w:val="left" w:pos="6412"/>
+          <w:tab w:val="left" w:pos="7328"/>
+          <w:tab w:val="left" w:pos="8244"/>
+          <w:tab w:val="left" w:pos="9160"/>
+          <w:tab w:val="left" w:pos="10076"/>
+          <w:tab w:val="left" w:pos="10992"/>
+          <w:tab w:val="left" w:pos="11908"/>
+          <w:tab w:val="left" w:pos="12824"/>
+          <w:tab w:val="left" w:pos="13740"/>
+          <w:tab w:val="left" w:pos="14656"/>
+        </w:tabs>
+        <w:spacing w:after="0" w:line="240" w:lineRule="auto"/>
+        <w:rPr>
+          <w:rFonts w:ascii="Courier New" w:eastAsia="Times New Roman" w:hAnsi="Courier New" w:cs="Courier New"/>
+          <w:sz w:val="20"/>
+          <w:szCs w:val="20"/>
+          <w:lang w:eastAsia="en-IN"/>
+        </w:rPr>
+      </w:pPr>
+    </w:p>
+    <w:p>
+      <w:pPr>
+        <w:tabs>
+          <w:tab w:val="left" w:pos="916"/>
+          <w:tab w:val="left" w:pos="1832"/>
+          <w:tab w:val="left" w:pos="2748"/>
+          <w:tab w:val="left" w:pos="3664"/>
+          <w:tab w:val="left" w:pos="4580"/>
+          <w:tab w:val="left" w:pos="5496"/>
+          <w:tab w:val="left" w:pos="6412"/>
+          <w:tab w:val="left" w:pos="7328"/>
+          <w:tab w:val="left" w:pos="8244"/>
+          <w:tab w:val="left" w:pos="9160"/>
+          <w:tab w:val="left" w:pos="10076"/>
+          <w:tab w:val="left" w:pos="10992"/>
+          <w:tab w:val="left" w:pos="11908"/>
+          <w:tab w:val="left" w:pos="12824"/>
+          <w:tab w:val="left" w:pos="13740"/>
+          <w:tab w:val="left" w:pos="14656"/>
+        </w:tabs>
+        <w:spacing w:after="0" w:line="240" w:lineRule="auto"/>
+        <w:rPr>
+          <w:rFonts w:ascii="Courier New" w:eastAsia="Times New Roman" w:hAnsi="Courier New" w:cs="Courier New"/>
+          <w:sz w:val="20"/>
+          <w:szCs w:val="20"/>
+          <w:lang w:eastAsia="en-IN"/>
+        </w:rPr>
+      </w:pPr>
+      <w:r>
+        <w:rPr>
+          <w:rFonts w:ascii="Courier New" w:eastAsia="Times New Roman" w:hAnsi="Courier New" w:cs="Courier New"/>
+          <w:sz w:val="20"/>
+          <w:szCs w:val="20"/>
+          <w:lang w:eastAsia="en-IN"/>
+        </w:rPr>
+        <w:t xml:space="preserve">    public </w:t>
+      </w:r>
+      <w:proofErr w:type="spellStart"/>
+      <w:proofErr w:type="gramStart"/>
+      <w:r>
+        <w:rPr>
+          <w:rFonts w:ascii="Courier New" w:eastAsia="Times New Roman" w:hAnsi="Courier New" w:cs="Courier New"/>
+          <w:sz w:val="20"/>
+          <w:szCs w:val="20"/>
+          <w:lang w:eastAsia="en-IN"/>
+        </w:rPr>
+        <w:t>DatabaseConnectionManager</w:t>
+      </w:r>
+      <w:proofErr w:type="spellEnd"/>
+      <w:r>
+        <w:rPr>
+          <w:rFonts w:ascii="Courier New" w:eastAsia="Times New Roman" w:hAnsi="Courier New" w:cs="Courier New"/>
+          <w:sz w:val="20"/>
+          <w:szCs w:val="20"/>
+          <w:lang w:eastAsia="en-IN"/>
+        </w:rPr>
+        <w:t>(</w:t>
+      </w:r>
+      <w:proofErr w:type="gramEnd"/>
+      <w:r>
+        <w:rPr>
+          <w:rFonts w:ascii="Courier New" w:eastAsia="Times New Roman" w:hAnsi="Courier New" w:cs="Courier New"/>
+          <w:sz w:val="20"/>
+          <w:szCs w:val="20"/>
+          <w:lang w:eastAsia="en-IN"/>
+        </w:rPr>
+        <w:t>) {</w:t>
+      </w:r>
+    </w:p>
+    <w:p>
+      <w:pPr>
+        <w:tabs>
+          <w:tab w:val="left" w:pos="916"/>
+          <w:tab w:val="left" w:pos="1832"/>
+          <w:tab w:val="left" w:pos="2748"/>
+          <w:tab w:val="left" w:pos="3664"/>
+          <w:tab w:val="left" w:pos="4580"/>
+          <w:tab w:val="left" w:pos="5496"/>
+          <w:tab w:val="left" w:pos="6412"/>
+          <w:tab w:val="left" w:pos="7328"/>
+          <w:tab w:val="left" w:pos="8244"/>
+          <w:tab w:val="left" w:pos="9160"/>
+          <w:tab w:val="left" w:pos="10076"/>
+          <w:tab w:val="left" w:pos="10992"/>
+          <w:tab w:val="left" w:pos="11908"/>
+          <w:tab w:val="left" w:pos="12824"/>
+          <w:tab w:val="left" w:pos="13740"/>
+          <w:tab w:val="left" w:pos="14656"/>
+        </w:tabs>
+        <w:spacing w:after="0" w:line="240" w:lineRule="auto"/>
+        <w:rPr>
+          <w:rFonts w:ascii="Courier New" w:eastAsia="Times New Roman" w:hAnsi="Courier New" w:cs="Courier New"/>
+          <w:sz w:val="20"/>
+          <w:szCs w:val="20"/>
+          <w:lang w:eastAsia="en-IN"/>
+        </w:rPr>
+      </w:pPr>
+      <w:r>
+        <w:rPr>
+          <w:rFonts w:ascii="Courier New" w:eastAsia="Times New Roman" w:hAnsi="Courier New" w:cs="Courier New"/>
+          <w:sz w:val="20"/>
+          <w:szCs w:val="20"/>
+          <w:lang w:eastAsia="en-IN"/>
+        </w:rPr>
+        <w:t xml:space="preserve">        </w:t>
+      </w:r>
+      <w:proofErr w:type="spellStart"/>
+      <w:r>
+        <w:rPr>
+          <w:rFonts w:ascii="Courier New" w:eastAsia="Times New Roman" w:hAnsi="Courier New" w:cs="Courier New"/>
+          <w:sz w:val="20"/>
+          <w:szCs w:val="20"/>
+          <w:lang w:eastAsia="en-IN"/>
+        </w:rPr>
+        <w:t>System.out.println</w:t>
+      </w:r>
+      <w:proofErr w:type="spellEnd"/>
+      <w:r>
+        <w:rPr>
+          <w:rFonts w:ascii="Courier New" w:eastAsia="Times New Roman" w:hAnsi="Courier New" w:cs="Courier New"/>
+          <w:sz w:val="20"/>
+          <w:szCs w:val="20"/>
+          <w:lang w:eastAsia="en-IN"/>
+        </w:rPr>
+        <w:t>("1. Constructor: Bean is being created.");</w:t>
+      </w:r>
+    </w:p>
+    <w:p>
+      <w:pPr>
+        <w:tabs>
+          <w:tab w:val="left" w:pos="916"/>
+          <w:tab w:val="left" w:pos="1832"/>
+          <w:tab w:val="left" w:pos="2748"/>
+          <w:tab w:val="left" w:pos="3664"/>
+          <w:tab w:val="left" w:pos="4580"/>
+          <w:tab w:val="left" w:pos="5496"/>
+          <w:tab w:val="left" w:pos="6412"/>
+          <w:tab w:val="left" w:pos="7328"/>
+          <w:tab w:val="left" w:pos="8244"/>
+          <w:tab w:val="left" w:pos="9160"/>
+          <w:tab w:val="left" w:pos="10076"/>
+          <w:tab w:val="left" w:pos="10992"/>
+          <w:tab w:val="left" w:pos="11908"/>
+          <w:tab w:val="left" w:pos="12824"/>
+          <w:tab w:val="left" w:pos="13740"/>
+          <w:tab w:val="left" w:pos="14656"/>
+        </w:tabs>
+        <w:spacing w:after="0" w:line="240" w:lineRule="auto"/>
+        <w:rPr>
+          <w:rFonts w:ascii="Courier New" w:eastAsia="Times New Roman" w:hAnsi="Courier New" w:cs="Courier New"/>
+          <w:sz w:val="20"/>
+          <w:szCs w:val="20"/>
+          <w:lang w:eastAsia="en-IN"/>
+        </w:rPr>
+      </w:pPr>
+      <w:r>
+        <w:rPr>
+          <w:rFonts w:ascii="Courier New" w:eastAsia="Times New Roman" w:hAnsi="Courier New" w:cs="Courier New"/>
+          <w:sz w:val="20"/>
+          <w:szCs w:val="20"/>
+          <w:lang w:eastAsia="en-IN"/>
+        </w:rPr>
+        <w:t xml:space="preserve">    }</w:t>
+      </w:r>
+    </w:p>
+    <w:p>
+      <w:pPr>
+        <w:tabs>
+          <w:tab w:val="left" w:pos="916"/>
+          <w:tab w:val="left" w:pos="1832"/>
+          <w:tab w:val="left" w:pos="2748"/>
+          <w:tab w:val="left" w:pos="3664"/>
+          <w:tab w:val="left" w:pos="4580"/>
+          <w:tab w:val="left" w:pos="5496"/>
+          <w:tab w:val="left" w:pos="6412"/>
+          <w:tab w:val="left" w:pos="7328"/>
+          <w:tab w:val="left" w:pos="8244"/>
+          <w:tab w:val="left" w:pos="9160"/>
+          <w:tab w:val="left" w:pos="10076"/>
+          <w:tab w:val="left" w:pos="10992"/>
+          <w:tab w:val="left" w:pos="11908"/>
+          <w:tab w:val="left" w:pos="12824"/>
+          <w:tab w:val="left" w:pos="13740"/>
+          <w:tab w:val="left" w:pos="14656"/>
+        </w:tabs>
+        <w:spacing w:after="0" w:line="240" w:lineRule="auto"/>
+        <w:rPr>
+          <w:rFonts w:ascii="Courier New" w:eastAsia="Times New Roman" w:hAnsi="Courier New" w:cs="Courier New"/>
+          <w:sz w:val="20"/>
+          <w:szCs w:val="20"/>
+          <w:lang w:eastAsia="en-IN"/>
+        </w:rPr>
+      </w:pPr>
+    </w:p>
+    <w:p>
+      <w:pPr>
+        <w:tabs>
+          <w:tab w:val="left" w:pos="916"/>
+          <w:tab w:val="left" w:pos="1832"/>
+          <w:tab w:val="left" w:pos="2748"/>
+          <w:tab w:val="left" w:pos="3664"/>
+          <w:tab w:val="left" w:pos="4580"/>
+          <w:tab w:val="left" w:pos="5496"/>
+          <w:tab w:val="left" w:pos="6412"/>
+          <w:tab w:val="left" w:pos="7328"/>
+          <w:tab w:val="left" w:pos="8244"/>
+          <w:tab w:val="left" w:pos="9160"/>
+          <w:tab w:val="left" w:pos="10076"/>
+          <w:tab w:val="left" w:pos="10992"/>
+          <w:tab w:val="left" w:pos="11908"/>
+          <w:tab w:val="left" w:pos="12824"/>
+          <w:tab w:val="left" w:pos="13740"/>
+          <w:tab w:val="left" w:pos="14656"/>
+        </w:tabs>
+        <w:spacing w:after="0" w:line="240" w:lineRule="auto"/>
+        <w:rPr>
+          <w:rFonts w:ascii="Courier New" w:eastAsia="Times New Roman" w:hAnsi="Courier New" w:cs="Courier New"/>
+          <w:sz w:val="20"/>
+          <w:szCs w:val="20"/>
+          <w:lang w:eastAsia="en-IN"/>
+        </w:rPr>
+      </w:pPr>
+      <w:r>
+        <w:rPr>
+          <w:rFonts w:ascii="Courier New" w:eastAsia="Times New Roman" w:hAnsi="Courier New" w:cs="Courier New"/>
+          <w:sz w:val="20"/>
+          <w:szCs w:val="20"/>
+          <w:lang w:eastAsia="en-IN"/>
+        </w:rPr>
+        <w:lastRenderedPageBreak/>
+        <w:t xml:space="preserve">    @PostConstruct</w:t>
+      </w:r>
+    </w:p>
+    <w:p>
+      <w:pPr>
+        <w:tabs>
+          <w:tab w:val="left" w:pos="916"/>
+          <w:tab w:val="left" w:pos="1832"/>
+          <w:tab w:val="left" w:pos="2748"/>
+          <w:tab w:val="left" w:pos="3664"/>
+          <w:tab w:val="left" w:pos="4580"/>
+          <w:tab w:val="left" w:pos="5496"/>
+          <w:tab w:val="left" w:pos="6412"/>
+          <w:tab w:val="left" w:pos="7328"/>
+          <w:tab w:val="left" w:pos="8244"/>
+          <w:tab w:val="left" w:pos="9160"/>
+          <w:tab w:val="left" w:pos="10076"/>
+          <w:tab w:val="left" w:pos="10992"/>
+          <w:tab w:val="left" w:pos="11908"/>
+          <w:tab w:val="left" w:pos="12824"/>
+          <w:tab w:val="left" w:pos="13740"/>
+          <w:tab w:val="left" w:pos="14656"/>
+        </w:tabs>
+        <w:spacing w:after="0" w:line="240" w:lineRule="auto"/>
+        <w:rPr>
+          <w:rFonts w:ascii="Courier New" w:eastAsia="Times New Roman" w:hAnsi="Courier New" w:cs="Courier New"/>
+          <w:sz w:val="20"/>
+          <w:szCs w:val="20"/>
+          <w:lang w:eastAsia="en-IN"/>
+        </w:rPr>
+      </w:pPr>
+      <w:r>
+        <w:rPr>
+          <w:rFonts w:ascii="Courier New" w:eastAsia="Times New Roman" w:hAnsi="Courier New" w:cs="Courier New"/>
+          <w:sz w:val="20"/>
+          <w:szCs w:val="20"/>
+          <w:lang w:eastAsia="en-IN"/>
+        </w:rPr>
+        <w:t xml:space="preserve">    public void </w:t>
+      </w:r>
+      <w:proofErr w:type="spellStart"/>
+      <w:proofErr w:type="gramStart"/>
+      <w:r>
+        <w:rPr>
+          <w:rFonts w:ascii="Courier New" w:eastAsia="Times New Roman" w:hAnsi="Courier New" w:cs="Courier New"/>
+          <w:sz w:val="20"/>
+          <w:szCs w:val="20"/>
+          <w:lang w:eastAsia="en-IN"/>
+        </w:rPr>
+        <w:t>init</w:t>
+      </w:r>
+      <w:proofErr w:type="spellEnd"/>
+      <w:r>
+        <w:rPr>
+          <w:rFonts w:ascii="Courier New" w:eastAsia="Times New Roman" w:hAnsi="Courier New" w:cs="Courier New"/>
+          <w:sz w:val="20"/>
+          <w:szCs w:val="20"/>
+          <w:lang w:eastAsia="en-IN"/>
+        </w:rPr>
+        <w:t>(</w:t>
+      </w:r>
+      <w:proofErr w:type="gramEnd"/>
+      <w:r>
+        <w:rPr>
+          <w:rFonts w:ascii="Courier New" w:eastAsia="Times New Roman" w:hAnsi="Courier New" w:cs="Courier New"/>
+          <w:sz w:val="20"/>
+          <w:szCs w:val="20"/>
+          <w:lang w:eastAsia="en-IN"/>
+        </w:rPr>
+        <w:t>) {</w:t>
+      </w:r>
+    </w:p>
+    <w:p>
+      <w:pPr>
+        <w:tabs>
+          <w:tab w:val="left" w:pos="916"/>
+          <w:tab w:val="left" w:pos="1832"/>
+          <w:tab w:val="left" w:pos="2748"/>
+          <w:tab w:val="left" w:pos="3664"/>
+          <w:tab w:val="left" w:pos="4580"/>
+          <w:tab w:val="left" w:pos="5496"/>
+          <w:tab w:val="left" w:pos="6412"/>
+          <w:tab w:val="left" w:pos="7328"/>
+          <w:tab w:val="left" w:pos="8244"/>
+          <w:tab w:val="left" w:pos="9160"/>
+          <w:tab w:val="left" w:pos="10076"/>
+          <w:tab w:val="left" w:pos="10992"/>
+          <w:tab w:val="left" w:pos="11908"/>
+          <w:tab w:val="left" w:pos="12824"/>
+          <w:tab w:val="left" w:pos="13740"/>
+          <w:tab w:val="left" w:pos="14656"/>
+        </w:tabs>
+        <w:spacing w:after="0" w:line="240" w:lineRule="auto"/>
+        <w:rPr>
+          <w:rFonts w:ascii="Courier New" w:eastAsia="Times New Roman" w:hAnsi="Courier New" w:cs="Courier New"/>
+          <w:sz w:val="20"/>
+          <w:szCs w:val="20"/>
+          <w:lang w:eastAsia="en-IN"/>
+        </w:rPr>
+      </w:pPr>
+      <w:r>
+        <w:rPr>
+          <w:rFonts w:ascii="Courier New" w:eastAsia="Times New Roman" w:hAnsi="Courier New" w:cs="Courier New"/>
+          <w:sz w:val="20"/>
+          <w:szCs w:val="20"/>
+          <w:lang w:eastAsia="en-IN"/>
+        </w:rPr>
+        <w:t xml:space="preserve">        // Runs automatically after dependencies are injected</w:t>
+      </w:r>
+    </w:p>
+    <w:p>
+      <w:pPr>
+        <w:tabs>
+          <w:tab w:val="left" w:pos="916"/>
+          <w:tab w:val="left" w:pos="1832"/>
+          <w:tab w:val="left" w:pos="2748"/>
+          <w:tab w:val="left" w:pos="3664"/>
+          <w:tab w:val="left" w:pos="4580"/>
+          <w:tab w:val="left" w:pos="5496"/>
+          <w:tab w:val="left" w:pos="6412"/>
+          <w:tab w:val="left" w:pos="7328"/>
+          <w:tab w:val="left" w:pos="8244"/>
+          <w:tab w:val="left" w:pos="9160"/>
+          <w:tab w:val="left" w:pos="10076"/>
+          <w:tab w:val="left" w:pos="10992"/>
+          <w:tab w:val="left" w:pos="11908"/>
+          <w:tab w:val="left" w:pos="12824"/>
+          <w:tab w:val="left" w:pos="13740"/>
+          <w:tab w:val="left" w:pos="14656"/>
+        </w:tabs>
+        <w:spacing w:after="0" w:line="240" w:lineRule="auto"/>
+        <w:rPr>
+          <w:rFonts w:ascii="Courier New" w:eastAsia="Times New Roman" w:hAnsi="Courier New" w:cs="Courier New"/>
+          <w:sz w:val="20"/>
+          <w:szCs w:val="20"/>
+          <w:lang w:eastAsia="en-IN"/>
+        </w:rPr>
+      </w:pPr>
+      <w:r>
+        <w:rPr>
+          <w:rFonts w:ascii="Courier New" w:eastAsia="Times New Roman" w:hAnsi="Courier New" w:cs="Courier New"/>
+          <w:sz w:val="20"/>
+          <w:szCs w:val="20"/>
+          <w:lang w:eastAsia="en-IN"/>
+        </w:rPr>
+        <w:t xml:space="preserve">        </w:t>
+      </w:r>
+      <w:proofErr w:type="spellStart"/>
+      <w:r>
+        <w:rPr>
+          <w:rFonts w:ascii="Courier New" w:eastAsia="Times New Roman" w:hAnsi="Courier New" w:cs="Courier New"/>
+          <w:sz w:val="20"/>
+          <w:szCs w:val="20"/>
+          <w:lang w:eastAsia="en-IN"/>
+        </w:rPr>
+        <w:t>System.out.println</w:t>
+      </w:r>
+      <w:proofErr w:type="spellEnd"/>
+      <w:r>
+        <w:rPr>
+          <w:rFonts w:ascii="Courier New" w:eastAsia="Times New Roman" w:hAnsi="Courier New" w:cs="Courier New"/>
+          <w:sz w:val="20"/>
+          <w:szCs w:val="20"/>
+          <w:lang w:eastAsia="en-IN"/>
+        </w:rPr>
+        <w:t>("2. @PostConstruct: Establishing connection to the database...");</w:t>
+      </w:r>
+    </w:p>
+    <w:p>
+      <w:pPr>
+        <w:tabs>
+          <w:tab w:val="left" w:pos="916"/>
+          <w:tab w:val="left" w:pos="1832"/>
+          <w:tab w:val="left" w:pos="2748"/>
+          <w:tab w:val="left" w:pos="3664"/>
+          <w:tab w:val="left" w:pos="4580"/>
+          <w:tab w:val="left" w:pos="5496"/>
+          <w:tab w:val="left" w:pos="6412"/>
+          <w:tab w:val="left" w:pos="7328"/>
+          <w:tab w:val="left" w:pos="8244"/>
+          <w:tab w:val="left" w:pos="9160"/>
+          <w:tab w:val="left" w:pos="10076"/>
+          <w:tab w:val="left" w:pos="10992"/>
+          <w:tab w:val="left" w:pos="11908"/>
+          <w:tab w:val="left" w:pos="12824"/>
+          <w:tab w:val="left" w:pos="13740"/>
+          <w:tab w:val="left" w:pos="14656"/>
+        </w:tabs>
+        <w:spacing w:after="0" w:line="240" w:lineRule="auto"/>
+        <w:rPr>
+          <w:rFonts w:ascii="Courier New" w:eastAsia="Times New Roman" w:hAnsi="Courier New" w:cs="Courier New"/>
+          <w:sz w:val="20"/>
+          <w:szCs w:val="20"/>
+          <w:lang w:eastAsia="en-IN"/>
+        </w:rPr>
+      </w:pPr>
+      <w:r>
+        <w:rPr>
+          <w:rFonts w:ascii="Courier New" w:eastAsia="Times New Roman" w:hAnsi="Courier New" w:cs="Courier New"/>
+          <w:sz w:val="20"/>
+          <w:szCs w:val="20"/>
+          <w:lang w:eastAsia="en-IN"/>
+        </w:rPr>
+        <w:t xml:space="preserve">        </w:t>
+      </w:r>
+      <w:proofErr w:type="spellStart"/>
+      <w:proofErr w:type="gramStart"/>
+      <w:r>
+        <w:rPr>
+          <w:rFonts w:ascii="Courier New" w:eastAsia="Times New Roman" w:hAnsi="Courier New" w:cs="Courier New"/>
+          <w:sz w:val="20"/>
+          <w:szCs w:val="20"/>
+          <w:lang w:eastAsia="en-IN"/>
+        </w:rPr>
+        <w:t>this.connectionStatus</w:t>
+      </w:r>
+      <w:proofErr w:type="spellEnd"/>
+      <w:proofErr w:type="gramEnd"/>
+      <w:r>
+        <w:rPr>
+          <w:rFonts w:ascii="Courier New" w:eastAsia="Times New Roman" w:hAnsi="Courier New" w:cs="Courier New"/>
+          <w:sz w:val="20"/>
+          <w:szCs w:val="20"/>
+          <w:lang w:eastAsia="en-IN"/>
+        </w:rPr>
+        <w:t xml:space="preserve"> = "ACTIVE";</w:t>
+      </w:r>
+    </w:p>
+    <w:p>
+      <w:pPr>
+        <w:tabs>
+          <w:tab w:val="left" w:pos="916"/>
+          <w:tab w:val="left" w:pos="1832"/>
+          <w:tab w:val="left" w:pos="2748"/>
+          <w:tab w:val="left" w:pos="3664"/>
+          <w:tab w:val="left" w:pos="4580"/>
+          <w:tab w:val="left" w:pos="5496"/>
+          <w:tab w:val="left" w:pos="6412"/>
+          <w:tab w:val="left" w:pos="7328"/>
+          <w:tab w:val="left" w:pos="8244"/>
+          <w:tab w:val="left" w:pos="9160"/>
+          <w:tab w:val="left" w:pos="10076"/>
+          <w:tab w:val="left" w:pos="10992"/>
+          <w:tab w:val="left" w:pos="11908"/>
+          <w:tab w:val="left" w:pos="12824"/>
+          <w:tab w:val="left" w:pos="13740"/>
+          <w:tab w:val="left" w:pos="14656"/>
+        </w:tabs>
+        <w:spacing w:after="0" w:line="240" w:lineRule="auto"/>
+        <w:rPr>
+          <w:rFonts w:ascii="Courier New" w:eastAsia="Times New Roman" w:hAnsi="Courier New" w:cs="Courier New"/>
+          <w:sz w:val="20"/>
+          <w:szCs w:val="20"/>
+          <w:lang w:eastAsia="en-IN"/>
+        </w:rPr>
+      </w:pPr>
+      <w:r>
+        <w:rPr>
+          <w:rFonts w:ascii="Courier New" w:eastAsia="Times New Roman" w:hAnsi="Courier New" w:cs="Courier New"/>
+          <w:sz w:val="20"/>
+          <w:szCs w:val="20"/>
+          <w:lang w:eastAsia="en-IN"/>
+        </w:rPr>
+        <w:t xml:space="preserve">    }</w:t>
+      </w:r>
+    </w:p>
+    <w:p>
+      <w:pPr>
+        <w:tabs>
+          <w:tab w:val="left" w:pos="916"/>
+          <w:tab w:val="left" w:pos="1832"/>
+          <w:tab w:val="left" w:pos="2748"/>
+          <w:tab w:val="left" w:pos="3664"/>
+          <w:tab w:val="left" w:pos="4580"/>
+          <w:tab w:val="left" w:pos="5496"/>
+          <w:tab w:val="left" w:pos="6412"/>
+          <w:tab w:val="left" w:pos="7328"/>
+          <w:tab w:val="left" w:pos="8244"/>
+          <w:tab w:val="left" w:pos="9160"/>
+          <w:tab w:val="left" w:pos="10076"/>
+          <w:tab w:val="left" w:pos="10992"/>
+          <w:tab w:val="left" w:pos="11908"/>
+          <w:tab w:val="left" w:pos="12824"/>
+          <w:tab w:val="left" w:pos="13740"/>
+          <w:tab w:val="left" w:pos="14656"/>
+        </w:tabs>
+        <w:spacing w:after="0" w:line="240" w:lineRule="auto"/>
+        <w:rPr>
+          <w:rFonts w:ascii="Courier New" w:eastAsia="Times New Roman" w:hAnsi="Courier New" w:cs="Courier New"/>
+          <w:sz w:val="20"/>
+          <w:szCs w:val="20"/>
+          <w:lang w:eastAsia="en-IN"/>
+        </w:rPr>
+      </w:pPr>
+    </w:p>
+    <w:p>
+      <w:pPr>
+        <w:tabs>
+          <w:tab w:val="left" w:pos="916"/>
+          <w:tab w:val="left" w:pos="1832"/>
+          <w:tab w:val="left" w:pos="2748"/>
+          <w:tab w:val="left" w:pos="3664"/>
+          <w:tab w:val="left" w:pos="4580"/>
+          <w:tab w:val="left" w:pos="5496"/>
+          <w:tab w:val="left" w:pos="6412"/>
+          <w:tab w:val="left" w:pos="7328"/>
+          <w:tab w:val="left" w:pos="8244"/>
+          <w:tab w:val="left" w:pos="9160"/>
+          <w:tab w:val="left" w:pos="10076"/>
+          <w:tab w:val="left" w:pos="10992"/>
+          <w:tab w:val="left" w:pos="11908"/>
+          <w:tab w:val="left" w:pos="12824"/>
+          <w:tab w:val="left" w:pos="13740"/>
+          <w:tab w:val="left" w:pos="14656"/>
+        </w:tabs>
+        <w:spacing w:after="0" w:line="240" w:lineRule="auto"/>
+        <w:rPr>
+          <w:rFonts w:ascii="Courier New" w:eastAsia="Times New Roman" w:hAnsi="Courier New" w:cs="Courier New"/>
+          <w:sz w:val="20"/>
+          <w:szCs w:val="20"/>
+          <w:lang w:eastAsia="en-IN"/>
+        </w:rPr>
+      </w:pPr>
+      <w:r>
+        <w:rPr>
+          <w:rFonts w:ascii="Courier New" w:eastAsia="Times New Roman" w:hAnsi="Courier New" w:cs="Courier New"/>
+          <w:sz w:val="20"/>
+          <w:szCs w:val="20"/>
+          <w:lang w:eastAsia="en-IN"/>
+        </w:rPr>
+        <w:t xml:space="preserve">    public void </w:t>
+      </w:r>
+      <w:proofErr w:type="spellStart"/>
+      <w:proofErr w:type="gramStart"/>
+      <w:r>
+        <w:rPr>
+          <w:rFonts w:ascii="Courier New" w:eastAsia="Times New Roman" w:hAnsi="Courier New" w:cs="Courier New"/>
+          <w:sz w:val="20"/>
+          <w:szCs w:val="20"/>
+          <w:lang w:eastAsia="en-IN"/>
+        </w:rPr>
+        <w:t>doWork</w:t>
+      </w:r>
+      <w:proofErr w:type="spellEnd"/>
+      <w:r>
+        <w:rPr>
+          <w:rFonts w:ascii="Courier New" w:eastAsia="Times New Roman" w:hAnsi="Courier New" w:cs="Courier New"/>
+          <w:sz w:val="20"/>
+          <w:szCs w:val="20"/>
+          <w:lang w:eastAsia="en-IN"/>
+        </w:rPr>
+        <w:t>(</w:t>
+      </w:r>
+      <w:proofErr w:type="gramEnd"/>
+      <w:r>
+        <w:rPr>
+          <w:rFonts w:ascii="Courier New" w:eastAsia="Times New Roman" w:hAnsi="Courier New" w:cs="Courier New"/>
+          <w:sz w:val="20"/>
+          <w:szCs w:val="20"/>
+          <w:lang w:eastAsia="en-IN"/>
+        </w:rPr>
+        <w:t>) {</w:t>
+      </w:r>
+    </w:p>
+    <w:p>
+      <w:pPr>
+        <w:tabs>
+          <w:tab w:val="left" w:pos="916"/>
+          <w:tab w:val="left" w:pos="1832"/>
+          <w:tab w:val="left" w:pos="2748"/>
+          <w:tab w:val="left" w:pos="3664"/>
+          <w:tab w:val="left" w:pos="4580"/>
+          <w:tab w:val="left" w:pos="5496"/>
+          <w:tab w:val="left" w:pos="6412"/>
+          <w:tab w:val="left" w:pos="7328"/>
+          <w:tab w:val="left" w:pos="8244"/>
+          <w:tab w:val="left" w:pos="9160"/>
+          <w:tab w:val="left" w:pos="10076"/>
+          <w:tab w:val="left" w:pos="10992"/>
+          <w:tab w:val="left" w:pos="11908"/>
+          <w:tab w:val="left" w:pos="12824"/>
+          <w:tab w:val="left" w:pos="13740"/>
+          <w:tab w:val="left" w:pos="14656"/>
+        </w:tabs>
+        <w:spacing w:after="0" w:line="240" w:lineRule="auto"/>
+        <w:rPr>
+          <w:rFonts w:ascii="Courier New" w:eastAsia="Times New Roman" w:hAnsi="Courier New" w:cs="Courier New"/>
+          <w:sz w:val="20"/>
+          <w:szCs w:val="20"/>
+          <w:lang w:eastAsia="en-IN"/>
+        </w:rPr>
+      </w:pPr>
+      <w:r>
+        <w:rPr>
+          <w:rFonts w:ascii="Courier New" w:eastAsia="Times New Roman" w:hAnsi="Courier New" w:cs="Courier New"/>
+          <w:sz w:val="20"/>
+          <w:szCs w:val="20"/>
+          <w:lang w:eastAsia="en-IN"/>
+        </w:rPr>
+        <w:t xml:space="preserve">        </w:t>
+      </w:r>
+      <w:proofErr w:type="spellStart"/>
+      <w:r>
+        <w:rPr>
+          <w:rFonts w:ascii="Courier New" w:eastAsia="Times New Roman" w:hAnsi="Courier New" w:cs="Courier New"/>
+          <w:sz w:val="20"/>
+          <w:szCs w:val="20"/>
+          <w:lang w:eastAsia="en-IN"/>
+        </w:rPr>
+        <w:t>System.out.println</w:t>
+      </w:r>
+      <w:proofErr w:type="spellEnd"/>
+      <w:r>
+        <w:rPr>
+          <w:rFonts w:ascii="Courier New" w:eastAsia="Times New Roman" w:hAnsi="Courier New" w:cs="Courier New"/>
+          <w:sz w:val="20"/>
+          <w:szCs w:val="20"/>
+          <w:lang w:eastAsia="en-IN"/>
+        </w:rPr>
+        <w:t xml:space="preserve">("-&gt; Doing work with connection status: " + </w:t>
+      </w:r>
+      <w:proofErr w:type="spellStart"/>
+      <w:r>
+        <w:rPr>
+          <w:rFonts w:ascii="Courier New" w:eastAsia="Times New Roman" w:hAnsi="Courier New" w:cs="Courier New"/>
+          <w:sz w:val="20"/>
+          <w:szCs w:val="20"/>
+          <w:lang w:eastAsia="en-IN"/>
+        </w:rPr>
+        <w:t>connectionStatus</w:t>
+      </w:r>
+      <w:proofErr w:type="spellEnd"/>
+      <w:r>
+        <w:rPr>
+          <w:rFonts w:ascii="Courier New" w:eastAsia="Times New Roman" w:hAnsi="Courier New" w:cs="Courier New"/>
+          <w:sz w:val="20"/>
+          <w:szCs w:val="20"/>
+          <w:lang w:eastAsia="en-IN"/>
+        </w:rPr>
+        <w:t>);</w:t>
+      </w:r>
+    </w:p>
+    <w:p>
+      <w:pPr>
+        <w:tabs>
+          <w:tab w:val="left" w:pos="916"/>
+          <w:tab w:val="left" w:pos="1832"/>
+          <w:tab w:val="left" w:pos="2748"/>
+          <w:tab w:val="left" w:pos="3664"/>
+          <w:tab w:val="left" w:pos="4580"/>
+          <w:tab w:val="left" w:pos="5496"/>
+          <w:tab w:val="left" w:pos="6412"/>
+          <w:tab w:val="left" w:pos="7328"/>
+          <w:tab w:val="left" w:pos="8244"/>
+          <w:tab w:val="left" w:pos="9160"/>
+          <w:tab w:val="left" w:pos="10076"/>
+          <w:tab w:val="left" w:pos="10992"/>
+          <w:tab w:val="left" w:pos="11908"/>
+          <w:tab w:val="left" w:pos="12824"/>
+          <w:tab w:val="left" w:pos="13740"/>
+          <w:tab w:val="left" w:pos="14656"/>
+        </w:tabs>
+        <w:spacing w:after="0" w:line="240" w:lineRule="auto"/>
+        <w:rPr>
+          <w:rFonts w:ascii="Courier New" w:eastAsia="Times New Roman" w:hAnsi="Courier New" w:cs="Courier New"/>
+          <w:sz w:val="20"/>
+          <w:szCs w:val="20"/>
+          <w:lang w:eastAsia="en-IN"/>
+        </w:rPr>
+      </w:pPr>
+      <w:r>
+        <w:rPr>
+          <w:rFonts w:ascii="Courier New" w:eastAsia="Times New Roman" w:hAnsi="Courier New" w:cs="Courier New"/>
+          <w:sz w:val="20"/>
+          <w:szCs w:val="20"/>
+          <w:lang w:eastAsia="en-IN"/>
+        </w:rPr>
+        <w:t xml:space="preserve">    }</w:t>
+      </w:r>
+    </w:p>
+    <w:p>
+      <w:pPr>
+        <w:tabs>
+          <w:tab w:val="left" w:pos="916"/>
+          <w:tab w:val="left" w:pos="1832"/>
+          <w:tab w:val="left" w:pos="2748"/>
+          <w:tab w:val="left" w:pos="3664"/>
+          <w:tab w:val="left" w:pos="4580"/>
+          <w:tab w:val="left" w:pos="5496"/>
+          <w:tab w:val="left" w:pos="6412"/>
+          <w:tab w:val="left" w:pos="7328"/>
+          <w:tab w:val="left" w:pos="8244"/>
+          <w:tab w:val="left" w:pos="9160"/>
+          <w:tab w:val="left" w:pos="10076"/>
+          <w:tab w:val="left" w:pos="10992"/>
+          <w:tab w:val="left" w:pos="11908"/>
+          <w:tab w:val="left" w:pos="12824"/>
+          <w:tab w:val="left" w:pos="13740"/>
+          <w:tab w:val="left" w:pos="14656"/>
+        </w:tabs>
+        <w:spacing w:after="0" w:line="240" w:lineRule="auto"/>
+        <w:rPr>
+          <w:rFonts w:ascii="Courier New" w:eastAsia="Times New Roman" w:hAnsi="Courier New" w:cs="Courier New"/>
+          <w:sz w:val="20"/>
+          <w:szCs w:val="20"/>
+          <w:lang w:eastAsia="en-IN"/>
+        </w:rPr>
+      </w:pPr>
+    </w:p>
+    <w:p>
+      <w:pPr>
+        <w:tabs>
+          <w:tab w:val="left" w:pos="916"/>
+          <w:tab w:val="left" w:pos="1832"/>
+          <w:tab w:val="left" w:pos="2748"/>
+          <w:tab w:val="left" w:pos="3664"/>
+          <w:tab w:val="left" w:pos="4580"/>
+          <w:tab w:val="left" w:pos="5496"/>
+          <w:tab w:val="left" w:pos="6412"/>
+          <w:tab w:val="left" w:pos="7328"/>
+          <w:tab w:val="left" w:pos="8244"/>
+          <w:tab w:val="left" w:pos="9160"/>
+          <w:tab w:val="left" w:pos="10076"/>
+          <w:tab w:val="left" w:pos="10992"/>
+          <w:tab w:val="left" w:pos="11908"/>
+          <w:tab w:val="left" w:pos="12824"/>
+          <w:tab w:val="left" w:pos="13740"/>
+          <w:tab w:val="left" w:pos="14656"/>
+        </w:tabs>
+        <w:spacing w:after="0" w:line="240" w:lineRule="auto"/>
+        <w:rPr>
+          <w:rFonts w:ascii="Courier New" w:eastAsia="Times New Roman" w:hAnsi="Courier New" w:cs="Courier New"/>
+          <w:sz w:val="20"/>
+          <w:szCs w:val="20"/>
+          <w:lang w:eastAsia="en-IN"/>
+        </w:rPr>
+      </w:pPr>
+      <w:r>
+        <w:rPr>
+          <w:rFonts w:ascii="Courier New" w:eastAsia="Times New Roman" w:hAnsi="Courier New" w:cs="Courier New"/>
+          <w:sz w:val="20"/>
+          <w:szCs w:val="20"/>
+          <w:lang w:eastAsia="en-IN"/>
+        </w:rPr>
+        <w:t xml:space="preserve">    @PreDestroy</w:t>
+      </w:r>
+    </w:p>
+    <w:p>
+      <w:pPr>
+        <w:tabs>
+          <w:tab w:val="left" w:pos="916"/>
+          <w:tab w:val="left" w:pos="1832"/>
+          <w:tab w:val="left" w:pos="2748"/>
+          <w:tab w:val="left" w:pos="3664"/>
+          <w:tab w:val="left" w:pos="4580"/>
+          <w:tab w:val="left" w:pos="5496"/>
+          <w:tab w:val="left" w:pos="6412"/>
+          <w:tab w:val="left" w:pos="7328"/>
+          <w:tab w:val="left" w:pos="8244"/>
+          <w:tab w:val="left" w:pos="9160"/>
+          <w:tab w:val="left" w:pos="10076"/>
+          <w:tab w:val="left" w:pos="10992"/>
+          <w:tab w:val="left" w:pos="11908"/>
+          <w:tab w:val="left" w:pos="12824"/>
+          <w:tab w:val="left" w:pos="13740"/>
+          <w:tab w:val="left" w:pos="14656"/>
+        </w:tabs>
+        <w:spacing w:after="0" w:line="240" w:lineRule="auto"/>
+        <w:rPr>
+          <w:rFonts w:ascii="Courier New" w:eastAsia="Times New Roman" w:hAnsi="Courier New" w:cs="Courier New"/>
+          <w:sz w:val="20"/>
+          <w:szCs w:val="20"/>
+          <w:lang w:eastAsia="en-IN"/>
+        </w:rPr>
+      </w:pPr>
+      <w:r>
+        <w:rPr>
+          <w:rFonts w:ascii="Courier New" w:eastAsia="Times New Roman" w:hAnsi="Courier New" w:cs="Courier New"/>
+          <w:sz w:val="20"/>
+          <w:szCs w:val="20"/>
+          <w:lang w:eastAsia="en-IN"/>
+        </w:rPr>
+        <w:t xml:space="preserve">    public void </w:t>
+      </w:r>
+      <w:proofErr w:type="spellStart"/>
+      <w:proofErr w:type="gramStart"/>
+      <w:r>
+        <w:rPr>
+          <w:rFonts w:ascii="Courier New" w:eastAsia="Times New Roman" w:hAnsi="Courier New" w:cs="Courier New"/>
+          <w:sz w:val="20"/>
+          <w:szCs w:val="20"/>
+          <w:lang w:eastAsia="en-IN"/>
+        </w:rPr>
+        <w:t>cleanup</w:t>
+      </w:r>
+      <w:proofErr w:type="spellEnd"/>
+      <w:r>
+        <w:rPr>
+          <w:rFonts w:ascii="Courier New" w:eastAsia="Times New Roman" w:hAnsi="Courier New" w:cs="Courier New"/>
+          <w:sz w:val="20"/>
+          <w:szCs w:val="20"/>
+          <w:lang w:eastAsia="en-IN"/>
+        </w:rPr>
+        <w:t>(</w:t>
+      </w:r>
+      <w:proofErr w:type="gramEnd"/>
+      <w:r>
+        <w:rPr>
+          <w:rFonts w:ascii="Courier New" w:eastAsia="Times New Roman" w:hAnsi="Courier New" w:cs="Courier New"/>
+          <w:sz w:val="20"/>
+          <w:szCs w:val="20"/>
+          <w:lang w:eastAsia="en-IN"/>
+        </w:rPr>
+        <w:t>) {</w:t>
+      </w:r>
+    </w:p>
+    <w:p>
+      <w:pPr>
+        <w:tabs>
+          <w:tab w:val="left" w:pos="916"/>
+          <w:tab w:val="left" w:pos="1832"/>
+          <w:tab w:val="left" w:pos="2748"/>
+          <w:tab w:val="left" w:pos="3664"/>
+          <w:tab w:val="left" w:pos="4580"/>
+          <w:tab w:val="left" w:pos="5496"/>
+          <w:tab w:val="left" w:pos="6412"/>
+          <w:tab w:val="left" w:pos="7328"/>
+          <w:tab w:val="left" w:pos="8244"/>
+          <w:tab w:val="left" w:pos="9160"/>
+          <w:tab w:val="left" w:pos="10076"/>
+          <w:tab w:val="left" w:pos="10992"/>
+          <w:tab w:val="left" w:pos="11908"/>
+          <w:tab w:val="left" w:pos="12824"/>
+          <w:tab w:val="left" w:pos="13740"/>
+          <w:tab w:val="left" w:pos="14656"/>
+        </w:tabs>
+        <w:spacing w:after="0" w:line="240" w:lineRule="auto"/>
+        <w:rPr>
+          <w:rFonts w:ascii="Courier New" w:eastAsia="Times New Roman" w:hAnsi="Courier New" w:cs="Courier New"/>
+          <w:sz w:val="20"/>
+          <w:szCs w:val="20"/>
+          <w:lang w:eastAsia="en-IN"/>
+        </w:rPr>
+      </w:pPr>
+      <w:r>
+        <w:rPr>
+          <w:rFonts w:ascii="Courier New" w:eastAsia="Times New Roman" w:hAnsi="Courier New" w:cs="Courier New"/>
+          <w:sz w:val="20"/>
+          <w:szCs w:val="20"/>
+          <w:lang w:eastAsia="en-IN"/>
+        </w:rPr>
+        <w:t xml:space="preserve">        // Runs automatically right before the application shuts down</w:t>
+      </w:r>
+    </w:p>
+    <w:p>
+      <w:pPr>
+        <w:tabs>
+          <w:tab w:val="left" w:pos="916"/>
+          <w:tab w:val="left" w:pos="1832"/>
+          <w:tab w:val="left" w:pos="2748"/>
+          <w:tab w:val="left" w:pos="3664"/>
+          <w:tab w:val="left" w:pos="4580"/>
+          <w:tab w:val="left" w:pos="5496"/>
+          <w:tab w:val="left" w:pos="6412"/>
+          <w:tab w:val="left" w:pos="7328"/>
+          <w:tab w:val="left" w:pos="8244"/>
+          <w:tab w:val="left" w:pos="9160"/>
+          <w:tab w:val="left" w:pos="10076"/>
+          <w:tab w:val="left" w:pos="10992"/>
+          <w:tab w:val="left" w:pos="11908"/>
+          <w:tab w:val="left" w:pos="12824"/>
+          <w:tab w:val="left" w:pos="13740"/>
+          <w:tab w:val="left" w:pos="14656"/>
+        </w:tabs>
+        <w:spacing w:after="0" w:line="240" w:lineRule="auto"/>
+        <w:rPr>
+          <w:rFonts w:ascii="Courier New" w:eastAsia="Times New Roman" w:hAnsi="Courier New" w:cs="Courier New"/>
+          <w:sz w:val="20"/>
+          <w:szCs w:val="20"/>
+          <w:lang w:eastAsia="en-IN"/>
+        </w:rPr>
+      </w:pPr>
+      <w:r>
+        <w:rPr>
+          <w:rFonts w:ascii="Courier New" w:eastAsia="Times New Roman" w:hAnsi="Courier New" w:cs="Courier New"/>
+          <w:sz w:val="20"/>
+          <w:szCs w:val="20"/>
+          <w:lang w:eastAsia="en-IN"/>
+        </w:rPr>
+        <w:t xml:space="preserve">        </w:t>
+      </w:r>
+      <w:proofErr w:type="spellStart"/>
+      <w:r>
+        <w:rPr>
+          <w:rFonts w:ascii="Courier New" w:eastAsia="Times New Roman" w:hAnsi="Courier New" w:cs="Courier New"/>
+          <w:sz w:val="20"/>
+          <w:szCs w:val="20"/>
+          <w:lang w:eastAsia="en-IN"/>
+        </w:rPr>
+        <w:t>System.out.println</w:t>
+      </w:r>
+      <w:proofErr w:type="spellEnd"/>
+      <w:r>
+        <w:rPr>
+          <w:rFonts w:ascii="Courier New" w:eastAsia="Times New Roman" w:hAnsi="Courier New" w:cs="Courier New"/>
+          <w:sz w:val="20"/>
+          <w:szCs w:val="20"/>
+          <w:lang w:eastAsia="en-IN"/>
+        </w:rPr>
+        <w:t>("3. @PreDestroy: Closing database connection cleanly.");</w:t>
+      </w:r>
+    </w:p>
+    <w:p>
+      <w:pPr>
+        <w:tabs>
+          <w:tab w:val="left" w:pos="916"/>
+          <w:tab w:val="left" w:pos="1832"/>
+          <w:tab w:val="left" w:pos="2748"/>
+          <w:tab w:val="left" w:pos="3664"/>
+          <w:tab w:val="left" w:pos="4580"/>
+          <w:tab w:val="left" w:pos="5496"/>
+          <w:tab w:val="left" w:pos="6412"/>
+          <w:tab w:val="left" w:pos="7328"/>
+          <w:tab w:val="left" w:pos="8244"/>
+          <w:tab w:val="left" w:pos="9160"/>
+          <w:tab w:val="left" w:pos="10076"/>
+          <w:tab w:val="left" w:pos="10992"/>
+          <w:tab w:val="left" w:pos="11908"/>
+          <w:tab w:val="left" w:pos="12824"/>
+          <w:tab w:val="left" w:pos="13740"/>
+          <w:tab w:val="left" w:pos="14656"/>
+        </w:tabs>
+        <w:spacing w:after="0" w:line="240" w:lineRule="auto"/>
+        <w:rPr>
+          <w:rFonts w:ascii="Courier New" w:eastAsia="Times New Roman" w:hAnsi="Courier New" w:cs="Courier New"/>
+          <w:sz w:val="20"/>
+          <w:szCs w:val="20"/>
+          <w:lang w:eastAsia="en-IN"/>
+        </w:rPr>
+      </w:pPr>
+      <w:r>
+        <w:rPr>
+          <w:rFonts w:ascii="Courier New" w:eastAsia="Times New Roman" w:hAnsi="Courier New" w:cs="Courier New"/>
+          <w:sz w:val="20"/>
+          <w:szCs w:val="20"/>
+          <w:lang w:eastAsia="en-IN"/>
+        </w:rPr>
+        <w:t xml:space="preserve">        </w:t>
+      </w:r>
+      <w:proofErr w:type="spellStart"/>
+      <w:proofErr w:type="gramStart"/>
+      <w:r>
+        <w:rPr>
+          <w:rFonts w:ascii="Courier New" w:eastAsia="Times New Roman" w:hAnsi="Courier New" w:cs="Courier New"/>
+          <w:sz w:val="20"/>
+          <w:szCs w:val="20"/>
+          <w:lang w:eastAsia="en-IN"/>
+        </w:rPr>
+        <w:t>this.connectionStatus</w:t>
+      </w:r>
+      <w:proofErr w:type="spellEnd"/>
+      <w:proofErr w:type="gramEnd"/>
+      <w:r>
+        <w:rPr>
+          <w:rFonts w:ascii="Courier New" w:eastAsia="Times New Roman" w:hAnsi="Courier New" w:cs="Courier New"/>
+          <w:sz w:val="20"/>
+          <w:szCs w:val="20"/>
+          <w:lang w:eastAsia="en-IN"/>
+        </w:rPr>
+        <w:t xml:space="preserve"> = "CLOSED";</w:t>
+      </w:r>
+    </w:p>
+    <w:p>
+      <w:pPr>
+        <w:tabs>
+          <w:tab w:val="left" w:pos="916"/>
+          <w:tab w:val="left" w:pos="1832"/>
+          <w:tab w:val="left" w:pos="2748"/>
+          <w:tab w:val="left" w:pos="3664"/>
+          <w:tab w:val="left" w:pos="4580"/>
+          <w:tab w:val="left" w:pos="5496"/>
+          <w:tab w:val="left" w:pos="6412"/>
+          <w:tab w:val="left" w:pos="7328"/>
+          <w:tab w:val="left" w:pos="8244"/>
+          <w:tab w:val="left" w:pos="9160"/>
+          <w:tab w:val="left" w:pos="10076"/>
+          <w:tab w:val="left" w:pos="10992"/>
+          <w:tab w:val="left" w:pos="11908"/>
+          <w:tab w:val="left" w:pos="12824"/>
+          <w:tab w:val="left" w:pos="13740"/>
+          <w:tab w:val="left" w:pos="14656"/>
+        </w:tabs>
+        <w:spacing w:after="0" w:line="240" w:lineRule="auto"/>
+        <w:rPr>
+          <w:rFonts w:ascii="Courier New" w:eastAsia="Times New Roman" w:hAnsi="Courier New" w:cs="Courier New"/>
+          <w:sz w:val="20"/>
+          <w:szCs w:val="20"/>
+          <w:lang w:eastAsia="en-IN"/>
+        </w:rPr>
+      </w:pPr>
+      <w:r>
+        <w:rPr>
+          <w:rFonts w:ascii="Courier New" w:eastAsia="Times New Roman" w:hAnsi="Courier New" w:cs="Courier New"/>
+          <w:sz w:val="20"/>
+          <w:szCs w:val="20"/>
+          <w:lang w:eastAsia="en-IN"/>
+        </w:rPr>
+        <w:t xml:space="preserve">    }</w:t>
+      </w:r>
+    </w:p>
+    <w:p>
+      <w:pPr>
+        <w:tabs>
+          <w:tab w:val="left" w:pos="916"/>
+          <w:tab w:val="left" w:pos="1832"/>
+          <w:tab w:val="left" w:pos="2748"/>
+          <w:tab w:val="left" w:pos="3664"/>
+          <w:tab w:val="left" w:pos="4580"/>
+          <w:tab w:val="left" w:pos="5496"/>
+          <w:tab w:val="left" w:pos="6412"/>
+          <w:tab w:val="left" w:pos="7328"/>
+          <w:tab w:val="left" w:pos="8244"/>
+          <w:tab w:val="left" w:pos="9160"/>
+          <w:tab w:val="left" w:pos="10076"/>
+          <w:tab w:val="left" w:pos="10992"/>
+          <w:tab w:val="left" w:pos="11908"/>
+          <w:tab w:val="left" w:pos="12824"/>
+          <w:tab w:val="left" w:pos="13740"/>
+          <w:tab w:val="left" w:pos="14656"/>
+        </w:tabs>
+        <w:spacing w:after="0" w:line="240" w:lineRule="auto"/>
+        <w:rPr>
+          <w:rFonts w:ascii="Courier New" w:eastAsia="Times New Roman" w:hAnsi="Courier New" w:cs="Courier New"/>
+          <w:sz w:val="20"/>
+          <w:szCs w:val="20"/>
+          <w:lang w:eastAsia="en-IN"/>
+        </w:rPr>
+      </w:pPr>
+      <w:r>
+        <w:rPr>
+          <w:rFonts w:ascii="Courier New" w:eastAsia="Times New Roman" w:hAnsi="Courier New" w:cs="Courier New"/>
+          <w:sz w:val="20"/>
+          <w:szCs w:val="20"/>
+          <w:lang w:eastAsia="en-IN"/>
+        </w:rPr>
+        <w:t>}</w:t>
+      </w:r>
+    </w:p>
+    <w:p>
+      <w:pPr>
+        <w:spacing w:before="100" w:beforeAutospacing="1" w:after="100" w:afterAutospacing="1" w:line="240" w:lineRule="auto"/>
+        <w:outlineLvl w:val="2"/>
+        <w:rPr>
+          <w:rFonts w:ascii="Times New Roman" w:eastAsia="Times New Roman" w:hAnsi="Times New Roman" w:cs="Times New Roman"/>
+          <w:b/>
+          <w:bCs/>
+          <w:sz w:val="27"/>
+          <w:szCs w:val="27"/>
+          <w:lang w:eastAsia="en-IN"/>
+        </w:rPr>
+      </w:pPr>
+      <w:r>
+        <w:rPr>
+          <w:rFonts w:ascii="Times New Roman" w:eastAsia="Times New Roman" w:hAnsi="Times New Roman" w:cs="Times New Roman"/>
+          <w:b/>
+          <w:bCs/>
+          <w:sz w:val="27"/>
+          <w:szCs w:val="27"/>
+          <w:lang w:eastAsia="en-IN"/>
+        </w:rPr>
+        <w:t>What happens when you run the application?</w:t>
+      </w:r>
+    </w:p>
+    <w:p>
+      <w:pPr>
+        <w:numPr>
+          <w:ilvl w:val="0"/>
+          <w:numId w:val="8"/>
+        </w:numPr>
+        <w:spacing w:before="100" w:beforeAutospacing="1" w:after="100" w:afterAutospacing="1" w:line="240" w:lineRule="auto"/>
+        <w:rPr>
+          <w:rFonts w:ascii="Times New Roman" w:eastAsia="Times New Roman" w:hAnsi="Times New Roman" w:cs="Times New Roman"/>
+          <w:sz w:val="24"/>
+          <w:szCs w:val="24"/>
+          <w:lang w:eastAsia="en-IN"/>
+        </w:rPr>
+      </w:pPr>
+      <w:proofErr w:type="spellStart"/>
+      <w:r>
+        <w:rPr>
+          <w:rFonts w:ascii="Times New Roman" w:eastAsia="Times New Roman" w:hAnsi="Times New Roman" w:cs="Times New Roman"/>
+          <w:b/>
+          <w:bCs/>
+          <w:sz w:val="24"/>
+          <w:szCs w:val="24"/>
+          <w:lang w:eastAsia="en-IN"/>
+        </w:rPr>
+        <w:t>Startup</w:t>
+      </w:r>
+      <w:proofErr w:type="spellEnd"/>
+      <w:r>
+        <w:rPr>
+          <w:rFonts w:ascii="Times New Roman" w:eastAsia="Times New Roman" w:hAnsi="Times New Roman" w:cs="Times New Roman"/>
+          <w:b/>
+          <w:bCs/>
+          <w:sz w:val="24"/>
+          <w:szCs w:val="24"/>
+          <w:lang w:eastAsia="en-IN"/>
+        </w:rPr>
+        <w:t>:</w:t>
+      </w:r>
+      <w:r>
+        <w:rPr>
+          <w:rFonts w:ascii="Times New Roman" w:eastAsia="Times New Roman" w:hAnsi="Times New Roman" w:cs="Times New Roman"/>
+          <w:sz w:val="24"/>
+          <w:szCs w:val="24"/>
+          <w:lang w:eastAsia="en-IN"/>
+        </w:rPr>
+        <w:t xml:space="preserve"> Spring creates the </w:t>
+      </w:r>
+      <w:proofErr w:type="spellStart"/>
+      <w:r>
+        <w:rPr>
+          <w:rFonts w:ascii="Courier New" w:eastAsia="Times New Roman" w:hAnsi="Courier New" w:cs="Courier New"/>
+          <w:sz w:val="20"/>
+          <w:szCs w:val="20"/>
+          <w:lang w:eastAsia="en-IN"/>
+        </w:rPr>
+        <w:t>DatabaseConnectionManager</w:t>
+      </w:r>
+      <w:proofErr w:type="spellEnd"/>
+      <w:r>
+        <w:rPr>
+          <w:rFonts w:ascii="Times New Roman" w:eastAsia="Times New Roman" w:hAnsi="Times New Roman" w:cs="Times New Roman"/>
+          <w:sz w:val="24"/>
+          <w:szCs w:val="24"/>
+          <w:lang w:eastAsia="en-IN"/>
+        </w:rPr>
+        <w:t xml:space="preserve"> object (Calls the constructor).</w:t>
+      </w:r>
+    </w:p>
+    <w:p>
+      <w:pPr>
+        <w:numPr>
+          <w:ilvl w:val="0"/>
+          <w:numId w:val="8"/>
+        </w:numPr>
+        <w:spacing w:before="100" w:beforeAutospacing="1" w:after="100" w:afterAutospacing="1" w:line="240" w:lineRule="auto"/>
+        <w:rPr>
+          <w:rFonts w:ascii="Times New Roman" w:eastAsia="Times New Roman" w:hAnsi="Times New Roman" w:cs="Times New Roman"/>
+          <w:sz w:val="24"/>
+          <w:szCs w:val="24"/>
+          <w:lang w:eastAsia="en-IN"/>
+        </w:rPr>
+      </w:pPr>
+      <w:r>
+        <w:rPr>
+          <w:rFonts w:ascii="Times New Roman" w:eastAsia="Times New Roman" w:hAnsi="Times New Roman" w:cs="Times New Roman"/>
+          <w:b/>
+          <w:bCs/>
+          <w:sz w:val="24"/>
+          <w:szCs w:val="24"/>
+          <w:lang w:eastAsia="en-IN"/>
+        </w:rPr>
+        <w:t>Injection:</w:t>
+      </w:r>
+      <w:r>
+        <w:rPr>
+          <w:rFonts w:ascii="Times New Roman" w:eastAsia="Times New Roman" w:hAnsi="Times New Roman" w:cs="Times New Roman"/>
+          <w:sz w:val="24"/>
+          <w:szCs w:val="24"/>
+          <w:lang w:eastAsia="en-IN"/>
+        </w:rPr>
+        <w:t xml:space="preserve"> Spring injects any required dependencies.</w:t>
+      </w:r>
+    </w:p>
+    <w:p>
+      <w:pPr>
+        <w:numPr>
+          <w:ilvl w:val="0"/>
+          <w:numId w:val="8"/>
+        </w:numPr>
+        <w:spacing w:before="100" w:beforeAutospacing="1" w:after="100" w:afterAutospacing="1" w:line="240" w:lineRule="auto"/>
+        <w:rPr>
+          <w:rFonts w:ascii="Times New Roman" w:eastAsia="Times New Roman" w:hAnsi="Times New Roman" w:cs="Times New Roman"/>
+          <w:sz w:val="24"/>
+          <w:szCs w:val="24"/>
+          <w:lang w:eastAsia="en-IN"/>
+        </w:rPr>
+      </w:pPr>
+      <w:r>
+        <w:rPr>
+          <w:rFonts w:ascii="Times New Roman" w:eastAsia="Times New Roman" w:hAnsi="Times New Roman" w:cs="Times New Roman"/>
+          <w:b/>
+          <w:bCs/>
+          <w:sz w:val="24"/>
+          <w:szCs w:val="24"/>
+          <w:lang w:eastAsia="en-IN"/>
+        </w:rPr>
+        <w:t>Post-Construct:</w:t>
+      </w:r>
+      <w:r>
+        <w:rPr>
+          <w:rFonts w:ascii="Times New Roman" w:eastAsia="Times New Roman" w:hAnsi="Times New Roman" w:cs="Times New Roman"/>
+          <w:sz w:val="24"/>
+          <w:szCs w:val="24"/>
+          <w:lang w:eastAsia="en-IN"/>
+        </w:rPr>
+        <w:t xml:space="preserve"> Spring immediately calls the </w:t>
+      </w:r>
+      <w:proofErr w:type="spellStart"/>
+      <w:proofErr w:type="gramStart"/>
+      <w:r>
+        <w:rPr>
+          <w:rFonts w:ascii="Courier New" w:eastAsia="Times New Roman" w:hAnsi="Courier New" w:cs="Courier New"/>
+          <w:sz w:val="20"/>
+          <w:szCs w:val="20"/>
+          <w:lang w:eastAsia="en-IN"/>
+        </w:rPr>
+        <w:t>init</w:t>
+      </w:r>
+      <w:proofErr w:type="spellEnd"/>
+      <w:r>
+        <w:rPr>
+          <w:rFonts w:ascii="Courier New" w:eastAsia="Times New Roman" w:hAnsi="Courier New" w:cs="Courier New"/>
+          <w:sz w:val="20"/>
+          <w:szCs w:val="20"/>
+          <w:lang w:eastAsia="en-IN"/>
+        </w:rPr>
+        <w:t>(</w:t>
+      </w:r>
+      <w:proofErr w:type="gramEnd"/>
+      <w:r>
+        <w:rPr>
+          <w:rFonts w:ascii="Courier New" w:eastAsia="Times New Roman" w:hAnsi="Courier New" w:cs="Courier New"/>
+          <w:sz w:val="20"/>
+          <w:szCs w:val="20"/>
+          <w:lang w:eastAsia="en-IN"/>
+        </w:rPr>
+        <w:t>)</w:t>
+      </w:r>
+      <w:r>
+        <w:rPr>
+          <w:rFonts w:ascii="Times New Roman" w:eastAsia="Times New Roman" w:hAnsi="Times New Roman" w:cs="Times New Roman"/>
+          <w:sz w:val="24"/>
+          <w:szCs w:val="24"/>
+          <w:lang w:eastAsia="en-IN"/>
+        </w:rPr>
+        <w:t xml:space="preserve"> method because it has </w:t>
+      </w:r>
+      <w:r>
+        <w:rPr>
+          <w:rFonts w:ascii="Courier New" w:eastAsia="Times New Roman" w:hAnsi="Courier New" w:cs="Courier New"/>
+          <w:sz w:val="20"/>
+          <w:szCs w:val="20"/>
+          <w:lang w:eastAsia="en-IN"/>
+        </w:rPr>
+        <w:t>@PostConstruct</w:t>
+      </w:r>
+      <w:r>
+        <w:rPr>
+          <w:rFonts w:ascii="Times New Roman" w:eastAsia="Times New Roman" w:hAnsi="Times New Roman" w:cs="Times New Roman"/>
+          <w:sz w:val="24"/>
+          <w:szCs w:val="24"/>
+          <w:lang w:eastAsia="en-IN"/>
+        </w:rPr>
+        <w:t>.</w:t>
+      </w:r>
+    </w:p>
+    <w:p>
+      <w:pPr>
+        <w:numPr>
+          <w:ilvl w:val="0"/>
+          <w:numId w:val="8"/>
+        </w:numPr>
+        <w:spacing w:before="100" w:beforeAutospacing="1" w:after="100" w:afterAutospacing="1" w:line="240" w:lineRule="auto"/>
+        <w:rPr>
+          <w:rFonts w:ascii="Times New Roman" w:eastAsia="Times New Roman" w:hAnsi="Times New Roman" w:cs="Times New Roman"/>
+          <w:sz w:val="24"/>
+          <w:szCs w:val="24"/>
+          <w:lang w:eastAsia="en-IN"/>
+        </w:rPr>
+      </w:pPr>
+      <w:r>
+        <w:rPr>
+          <w:rFonts w:ascii="Times New Roman" w:eastAsia="Times New Roman" w:hAnsi="Times New Roman" w:cs="Times New Roman"/>
+          <w:b/>
+          <w:bCs/>
+          <w:sz w:val="24"/>
+          <w:szCs w:val="24"/>
+          <w:lang w:eastAsia="en-IN"/>
+        </w:rPr>
+        <w:t>Shutdown:</w:t>
+      </w:r>
+      <w:r>
+        <w:rPr>
+          <w:rFonts w:ascii="Times New Roman" w:eastAsia="Times New Roman" w:hAnsi="Times New Roman" w:cs="Times New Roman"/>
+          <w:sz w:val="24"/>
+          <w:szCs w:val="24"/>
+          <w:lang w:eastAsia="en-IN"/>
+        </w:rPr>
+        <w:t xml:space="preserve"> When you stop the application, Spring calls the </w:t>
+      </w:r>
+      <w:proofErr w:type="spellStart"/>
+      <w:proofErr w:type="gramStart"/>
+      <w:r>
+        <w:rPr>
+          <w:rFonts w:ascii="Courier New" w:eastAsia="Times New Roman" w:hAnsi="Courier New" w:cs="Courier New"/>
+          <w:sz w:val="20"/>
+          <w:szCs w:val="20"/>
+          <w:lang w:eastAsia="en-IN"/>
+        </w:rPr>
+        <w:t>cleanup</w:t>
+      </w:r>
+      <w:proofErr w:type="spellEnd"/>
+      <w:r>
+        <w:rPr>
+          <w:rFonts w:ascii="Courier New" w:eastAsia="Times New Roman" w:hAnsi="Courier New" w:cs="Courier New"/>
+          <w:sz w:val="20"/>
+          <w:szCs w:val="20"/>
+          <w:lang w:eastAsia="en-IN"/>
+        </w:rPr>
+        <w:t>(</w:t>
+      </w:r>
+      <w:proofErr w:type="gramEnd"/>
+      <w:r>
+        <w:rPr>
+          <w:rFonts w:ascii="Courier New" w:eastAsia="Times New Roman" w:hAnsi="Courier New" w:cs="Courier New"/>
+          <w:sz w:val="20"/>
+          <w:szCs w:val="20"/>
+          <w:lang w:eastAsia="en-IN"/>
+        </w:rPr>
+        <w:t>)</w:t>
+      </w:r>
+      <w:r>
+        <w:rPr>
+          <w:rFonts w:ascii="Times New Roman" w:eastAsia="Times New Roman" w:hAnsi="Times New Roman" w:cs="Times New Roman"/>
+          <w:sz w:val="24"/>
+          <w:szCs w:val="24"/>
+          <w:lang w:eastAsia="en-IN"/>
+        </w:rPr>
+        <w:t xml:space="preserve"> method because it has </w:t>
+      </w:r>
+      <w:r>
+        <w:rPr>
+          <w:rFonts w:ascii="Courier New" w:eastAsia="Times New Roman" w:hAnsi="Courier New" w:cs="Courier New"/>
+          <w:sz w:val="20"/>
+          <w:szCs w:val="20"/>
+          <w:lang w:eastAsia="en-IN"/>
+        </w:rPr>
+        <w:t>@PreDestroy</w:t>
+      </w:r>
+      <w:r>
+        <w:rPr>
+          <w:rFonts w:ascii="Times New Roman" w:eastAsia="Times New Roman" w:hAnsi="Times New Roman" w:cs="Times New Roman"/>
+          <w:sz w:val="24"/>
+          <w:szCs w:val="24"/>
+          <w:lang w:eastAsia="en-IN"/>
+        </w:rPr>
+        <w:t>.</w:t>
+      </w:r>
+    </w:p>
+    <w:p>
+      <w:pPr>
+        <w:spacing w:before="100" w:beforeAutospacing="1" w:after="100" w:afterAutospacing="1" w:line="240" w:lineRule="auto"/>
+        <w:outlineLvl w:val="2"/>
+        <w:rPr>
+          <w:rFonts w:ascii="Times New Roman" w:eastAsia="Times New Roman" w:hAnsi="Times New Roman" w:cs="Times New Roman"/>
+          <w:b/>
+          <w:bCs/>
+          <w:sz w:val="27"/>
+          <w:szCs w:val="27"/>
+          <w:lang w:eastAsia="en-IN"/>
+        </w:rPr>
+      </w:pPr>
+      <w:r>
+        <w:rPr>
+          <w:rFonts w:ascii="Times New Roman" w:eastAsia="Times New Roman" w:hAnsi="Times New Roman" w:cs="Times New Roman"/>
+          <w:b/>
+          <w:bCs/>
+          <w:sz w:val="27"/>
+          <w:szCs w:val="27"/>
+          <w:lang w:eastAsia="en-IN"/>
+        </w:rPr>
+        <w:t>Summary Table</w:t>
+      </w:r>
+    </w:p>
+    <w:tbl>
+      <w:tblPr>
+        <w:tblW w:w="0" w:type="auto"/>
+        <w:tblCellSpacing w:w="15" w:type="dxa"/>
+        <w:tblCellMar>
+          <w:top w:w="15" w:type="dxa"/>
+          <w:left w:w="15" w:type="dxa"/>
+          <w:bottom w:w="15" w:type="dxa"/>
+          <w:right w:w="15" w:type="dxa"/>
+        </w:tblCellMar>
+        <w:tblLook w:val="04A0" w:firstRow="1" w:lastRow="0" w:firstColumn="1" w:lastColumn="0" w:noHBand="0" w:noVBand="1"/>
+      </w:tblPr>
+      <w:tblGrid>
+        <w:gridCol w:w="1756"/>
+        <w:gridCol w:w="3885"/>
+        <w:gridCol w:w="3385"/>
+      </w:tblGrid>
+      <w:tr>
+        <w:trPr>
+          <w:tblHeader/>
+          <w:tblCellSpacing w:w="15" w:type="dxa"/>
+        </w:trPr>
+        <w:tc>
+          <w:tcPr>
+            <w:tcW w:w="0" w:type="auto"/>
+            <w:vAlign w:val="center"/>
+            <w:hideMark/>
+          </w:tcPr>
+          <w:p>
+            <w:pPr>
+              <w:spacing w:after="0" w:line="240" w:lineRule="auto"/>
+              <w:jc w:val="center"/>
+              <w:rPr>
+                <w:rFonts w:ascii="Times New Roman" w:eastAsia="Times New Roman" w:hAnsi="Times New Roman" w:cs="Times New Roman"/>
+                <w:b/>
+                <w:bCs/>
+                <w:sz w:val="24"/>
+                <w:szCs w:val="24"/>
+                <w:lang w:eastAsia="en-IN"/>
+              </w:rPr>
+            </w:pPr>
+            <w:r>
+              <w:rPr>
+                <w:rFonts w:ascii="Times New Roman" w:eastAsia="Times New Roman" w:hAnsi="Times New Roman" w:cs="Times New Roman"/>
+                <w:b/>
+                <w:bCs/>
+                <w:sz w:val="24"/>
+                <w:szCs w:val="24"/>
+                <w:lang w:eastAsia="en-IN"/>
+              </w:rPr>
+              <w:t>Annotation</w:t>
+            </w:r>
+          </w:p>
+        </w:tc>
+        <w:tc>
+          <w:tcPr>
+            <w:tcW w:w="0" w:type="auto"/>
+            <w:vAlign w:val="center"/>
+            <w:hideMark/>
+          </w:tcPr>
+          <w:p>
+            <w:pPr>
+              <w:spacing w:after="0" w:line="240" w:lineRule="auto"/>
+              <w:jc w:val="center"/>
+              <w:rPr>
+                <w:rFonts w:ascii="Times New Roman" w:eastAsia="Times New Roman" w:hAnsi="Times New Roman" w:cs="Times New Roman"/>
+                <w:b/>
+                <w:bCs/>
+                <w:sz w:val="24"/>
+                <w:szCs w:val="24"/>
+                <w:lang w:eastAsia="en-IN"/>
+              </w:rPr>
+            </w:pPr>
+            <w:r>
+              <w:rPr>
+                <w:rFonts w:ascii="Times New Roman" w:eastAsia="Times New Roman" w:hAnsi="Times New Roman" w:cs="Times New Roman"/>
+                <w:b/>
+                <w:bCs/>
+                <w:sz w:val="24"/>
+                <w:szCs w:val="24"/>
+                <w:lang w:eastAsia="en-IN"/>
+              </w:rPr>
+              <w:t>When does it run?</w:t>
+            </w:r>
+          </w:p>
+        </w:tc>
+        <w:tc>
+          <w:tcPr>
+            <w:tcW w:w="0" w:type="auto"/>
+            <w:vAlign w:val="center"/>
+            <w:hideMark/>
+          </w:tcPr>
+          <w:p>
+            <w:pPr>
+              <w:spacing w:after="0" w:line="240" w:lineRule="auto"/>
+              <w:jc w:val="center"/>
+              <w:rPr>
+                <w:rFonts w:ascii="Times New Roman" w:eastAsia="Times New Roman" w:hAnsi="Times New Roman" w:cs="Times New Roman"/>
+                <w:b/>
+                <w:bCs/>
+                <w:sz w:val="24"/>
+                <w:szCs w:val="24"/>
+                <w:lang w:eastAsia="en-IN"/>
+              </w:rPr>
+            </w:pPr>
+            <w:r>
+              <w:rPr>
+                <w:rFonts w:ascii="Times New Roman" w:eastAsia="Times New Roman" w:hAnsi="Times New Roman" w:cs="Times New Roman"/>
+                <w:b/>
+                <w:bCs/>
+                <w:sz w:val="24"/>
+                <w:szCs w:val="24"/>
+                <w:lang w:eastAsia="en-IN"/>
+              </w:rPr>
+              <w:t>Main Purpose</w:t>
+            </w:r>
+          </w:p>
+        </w:tc>
+      </w:tr>
+      <w:tr>
+        <w:trPr>
+          <w:tblCellSpacing w:w="15" w:type="dxa"/>
+        </w:trPr>
+        <w:tc>
+          <w:tcPr>
+            <w:tcW w:w="0" w:type="auto"/>
+            <w:vAlign w:val="center"/>
+            <w:hideMark/>
+          </w:tcPr>
+          <w:p>
+            <w:pPr>
+              <w:spacing w:after="0" w:line="240" w:lineRule="auto"/>
+              <w:rPr>
+                <w:rFonts w:ascii="Times New Roman" w:eastAsia="Times New Roman" w:hAnsi="Times New Roman" w:cs="Times New Roman"/>
+                <w:sz w:val="24"/>
+                <w:szCs w:val="24"/>
+                <w:lang w:eastAsia="en-IN"/>
+              </w:rPr>
+            </w:pPr>
+            <w:r>
+              <w:rPr>
+                <w:rFonts w:ascii="Courier New" w:eastAsia="Times New Roman" w:hAnsi="Courier New" w:cs="Courier New"/>
+                <w:b/>
+                <w:bCs/>
+                <w:sz w:val="20"/>
+                <w:szCs w:val="20"/>
+                <w:lang w:eastAsia="en-IN"/>
+              </w:rPr>
+              <w:t>@PostConstruct</w:t>
+            </w:r>
+          </w:p>
+        </w:tc>
+        <w:tc>
+          <w:tcPr>
+            <w:tcW w:w="0" w:type="auto"/>
+            <w:vAlign w:val="center"/>
+            <w:hideMark/>
+          </w:tcPr>
+          <w:p>
+            <w:pPr>
+              <w:spacing w:after="0" w:line="240" w:lineRule="auto"/>
+              <w:rPr>
+                <w:rFonts w:ascii="Times New Roman" w:eastAsia="Times New Roman" w:hAnsi="Times New Roman" w:cs="Times New Roman"/>
+                <w:sz w:val="24"/>
+                <w:szCs w:val="24"/>
+                <w:lang w:eastAsia="en-IN"/>
+              </w:rPr>
+            </w:pPr>
+            <w:r>
+              <w:rPr>
+                <w:rFonts w:ascii="Times New Roman" w:eastAsia="Times New Roman" w:hAnsi="Times New Roman" w:cs="Times New Roman"/>
+                <w:sz w:val="24"/>
+                <w:szCs w:val="24"/>
+                <w:lang w:eastAsia="en-IN"/>
+              </w:rPr>
+              <w:t>Once, right after bean creation and dependency injection.</w:t>
+            </w:r>
+          </w:p>
+        </w:tc>
+        <w:tc>
+          <w:tcPr>
+            <w:tcW w:w="0" w:type="auto"/>
+            <w:vAlign w:val="center"/>
+            <w:hideMark/>
+          </w:tcPr>
+          <w:p>
+            <w:pPr>
+              <w:spacing w:after="0" w:line="240" w:lineRule="auto"/>
+              <w:rPr>
+                <w:rFonts w:ascii="Times New Roman" w:eastAsia="Times New Roman" w:hAnsi="Times New Roman" w:cs="Times New Roman"/>
+                <w:sz w:val="24"/>
+                <w:szCs w:val="24"/>
+                <w:lang w:eastAsia="en-IN"/>
+              </w:rPr>
+            </w:pPr>
+            <w:r>
+              <w:rPr>
+                <w:rFonts w:ascii="Times New Roman" w:eastAsia="Times New Roman" w:hAnsi="Times New Roman" w:cs="Times New Roman"/>
+                <w:sz w:val="24"/>
+                <w:szCs w:val="24"/>
+                <w:lang w:eastAsia="en-IN"/>
+              </w:rPr>
+              <w:t>Setup, initialization, pre-loading data.</w:t>
+            </w:r>
+          </w:p>
+        </w:tc>
+      </w:tr>
+      <w:tr>
+        <w:trPr>
+          <w:tblCellSpacing w:w="15" w:type="dxa"/>
+        </w:trPr>
+        <w:tc>
+          <w:tcPr>
+            <w:tcW w:w="0" w:type="auto"/>
+            <w:vAlign w:val="center"/>
+            <w:hideMark/>
+          </w:tcPr>
+          <w:p>
+            <w:pPr>
+              <w:spacing w:after="0" w:line="240" w:lineRule="auto"/>
+              <w:rPr>
+                <w:rFonts w:ascii="Times New Roman" w:eastAsia="Times New Roman" w:hAnsi="Times New Roman" w:cs="Times New Roman"/>
+                <w:sz w:val="24"/>
+                <w:szCs w:val="24"/>
+                <w:lang w:eastAsia="en-IN"/>
+              </w:rPr>
+            </w:pPr>
+            <w:r>
+              <w:rPr>
+                <w:rFonts w:ascii="Courier New" w:eastAsia="Times New Roman" w:hAnsi="Courier New" w:cs="Courier New"/>
+                <w:b/>
+                <w:bCs/>
+                <w:sz w:val="20"/>
+                <w:szCs w:val="20"/>
+                <w:lang w:eastAsia="en-IN"/>
+              </w:rPr>
+              <w:t>@PreDestroy</w:t>
+            </w:r>
+          </w:p>
+        </w:tc>
+        <w:tc>
+          <w:tcPr>
+            <w:tcW w:w="0" w:type="auto"/>
+            <w:vAlign w:val="center"/>
+            <w:hideMark/>
+          </w:tcPr>
+          <w:p>
+            <w:pPr>
+              <w:spacing w:after="0" w:line="240" w:lineRule="auto"/>
+              <w:rPr>
+                <w:rFonts w:ascii="Times New Roman" w:eastAsia="Times New Roman" w:hAnsi="Times New Roman" w:cs="Times New Roman"/>
+                <w:sz w:val="24"/>
+                <w:szCs w:val="24"/>
+                <w:lang w:eastAsia="en-IN"/>
+              </w:rPr>
+            </w:pPr>
+            <w:r>
+              <w:rPr>
+                <w:rFonts w:ascii="Times New Roman" w:eastAsia="Times New Roman" w:hAnsi="Times New Roman" w:cs="Times New Roman"/>
+                <w:sz w:val="24"/>
+                <w:szCs w:val="24"/>
+                <w:lang w:eastAsia="en-IN"/>
+              </w:rPr>
+              <w:t>Once, right before the bean/application is destroyed.</w:t>
+            </w:r>
+          </w:p>
+        </w:tc>
+        <w:tc>
+          <w:tcPr>
+            <w:tcW w:w="0" w:type="auto"/>
+            <w:vAlign w:val="center"/>
+            <w:hideMark/>
+          </w:tcPr>
+          <w:p>
+            <w:pPr>
+              <w:spacing w:after="0" w:line="240" w:lineRule="auto"/>
+              <w:rPr>
+                <w:rFonts w:ascii="Times New Roman" w:eastAsia="Times New Roman" w:hAnsi="Times New Roman" w:cs="Times New Roman"/>
+                <w:sz w:val="24"/>
+                <w:szCs w:val="24"/>
+                <w:lang w:eastAsia="en-IN"/>
+              </w:rPr>
+            </w:pPr>
+            <w:proofErr w:type="spellStart"/>
+            <w:r>
+              <w:rPr>
+                <w:rFonts w:ascii="Times New Roman" w:eastAsia="Times New Roman" w:hAnsi="Times New Roman" w:cs="Times New Roman"/>
+                <w:sz w:val="24"/>
+                <w:szCs w:val="24"/>
+                <w:lang w:eastAsia="en-IN"/>
+              </w:rPr>
+              <w:t>Cleanup</w:t>
+            </w:r>
+            <w:proofErr w:type="spellEnd"/>
+            <w:r>
+              <w:rPr>
+                <w:rFonts w:ascii="Times New Roman" w:eastAsia="Times New Roman" w:hAnsi="Times New Roman" w:cs="Times New Roman"/>
+                <w:sz w:val="24"/>
+                <w:szCs w:val="24"/>
+                <w:lang w:eastAsia="en-IN"/>
+              </w:rPr>
+              <w:t>, closing connections, releasing resources.</w:t>
+            </w:r>
+          </w:p>
+        </w:tc>
+      </w:tr>
+    </w:tbl>
+    <w:p>
+      <w:pPr>
+        <w:spacing w:before="100" w:beforeAutospacing="1" w:after="100" w:afterAutospacing="1" w:line="240" w:lineRule="auto"/>
+        <w:rPr>
+          <w:rFonts w:ascii="Times New Roman" w:eastAsia="Times New Roman" w:hAnsi="Times New Roman" w:cs="Times New Roman"/>
+          <w:sz w:val="24"/>
+          <w:szCs w:val="24"/>
+          <w:lang w:eastAsia="en-IN"/>
+        </w:rPr>
+      </w:pPr>
+      <w:r>
+        <w:rPr>
+          <w:rFonts w:ascii="Times New Roman" w:eastAsia="Times New Roman" w:hAnsi="Times New Roman" w:cs="Times New Roman"/>
+          <w:i/>
+          <w:iCs/>
+          <w:sz w:val="24"/>
+          <w:szCs w:val="24"/>
+          <w:lang w:eastAsia="en-IN"/>
+        </w:rPr>
+        <w:t>(Note: These annotations are part of the standard Java Jakarta EE / Java EE library (</w:t>
+      </w:r>
+      <w:proofErr w:type="gramStart"/>
+      <w:r>
+        <w:rPr>
+          <w:rFonts w:ascii="Courier New" w:eastAsia="Times New Roman" w:hAnsi="Courier New" w:cs="Courier New"/>
+          <w:i/>
+          <w:iCs/>
+          <w:sz w:val="20"/>
+          <w:szCs w:val="20"/>
+          <w:lang w:eastAsia="en-IN"/>
+        </w:rPr>
+        <w:t>jakarta.annotation</w:t>
+      </w:r>
+      <w:proofErr w:type="gramEnd"/>
+      <w:r>
+        <w:rPr>
+          <w:rFonts w:ascii="Courier New" w:eastAsia="Times New Roman" w:hAnsi="Courier New" w:cs="Courier New"/>
+          <w:i/>
+          <w:iCs/>
+          <w:sz w:val="20"/>
+          <w:szCs w:val="20"/>
+          <w:lang w:eastAsia="en-IN"/>
+        </w:rPr>
+        <w:t>.*</w:t>
+      </w:r>
+      <w:r>
+        <w:rPr>
+          <w:rFonts w:ascii="Times New Roman" w:eastAsia="Times New Roman" w:hAnsi="Times New Roman" w:cs="Times New Roman"/>
+          <w:i/>
+          <w:iCs/>
+          <w:sz w:val="24"/>
+          <w:szCs w:val="24"/>
+          <w:lang w:eastAsia="en-IN"/>
+        </w:rPr>
+        <w:t xml:space="preserve"> or </w:t>
+      </w:r>
+      <w:proofErr w:type="spellStart"/>
+      <w:r>
+        <w:rPr>
+          <w:rFonts w:ascii="Courier New" w:eastAsia="Times New Roman" w:hAnsi="Courier New" w:cs="Courier New"/>
+          <w:i/>
+          <w:iCs/>
+          <w:sz w:val="20"/>
+          <w:szCs w:val="20"/>
+          <w:lang w:eastAsia="en-IN"/>
+        </w:rPr>
+        <w:t>javax.annotation</w:t>
+      </w:r>
+      <w:proofErr w:type="spellEnd"/>
+      <w:r>
+        <w:rPr>
+          <w:rFonts w:ascii="Courier New" w:eastAsia="Times New Roman" w:hAnsi="Courier New" w:cs="Courier New"/>
+          <w:i/>
+          <w:iCs/>
+          <w:sz w:val="20"/>
+          <w:szCs w:val="20"/>
+          <w:lang w:eastAsia="en-IN"/>
+        </w:rPr>
+        <w:t>.*</w:t>
+      </w:r>
+      <w:r>
+        <w:rPr>
+          <w:rFonts w:ascii="Times New Roman" w:eastAsia="Times New Roman" w:hAnsi="Times New Roman" w:cs="Times New Roman"/>
+          <w:i/>
+          <w:iCs/>
+          <w:sz w:val="24"/>
+          <w:szCs w:val="24"/>
+          <w:lang w:eastAsia="en-IN"/>
+        </w:rPr>
+        <w:t>), so they are not strictly tied to Spring—they work in other Java EE environments as well!)</w:t>
       </w:r>
     </w:p>
     <w:p/>
@@ -5835,9 +11189,271 @@
     </w:lvl>
   </w:abstractNum>
   <w:abstractNum w:abstractNumId="2" w15:restartNumberingAfterBreak="0">
-    <w:nsid w:val="680F632E"/>
+    <w:nsid w:val="3C430AE6"/>
     <w:multiLevelType w:val="multilevel"/>
-    <w:tmpl w:val="38488094"/>
+    <w:tmpl w:val="B038EB90"/>
+    <w:lvl w:ilvl="0">
+      <w:start w:val="1"/>
+      <w:numFmt w:val="decimal"/>
+      <w:lvlText w:val="%1."/>
+      <w:lvlJc w:val="left"/>
+      <w:pPr>
+        <w:tabs>
+          <w:tab w:val="num" w:pos="720"/>
+        </w:tabs>
+        <w:ind w:left="720" w:hanging="360"/>
+      </w:pPr>
+    </w:lvl>
+    <w:lvl w:ilvl="1" w:tentative="1">
+      <w:start w:val="1"/>
+      <w:numFmt w:val="decimal"/>
+      <w:lvlText w:val="%2."/>
+      <w:lvlJc w:val="left"/>
+      <w:pPr>
+        <w:tabs>
+          <w:tab w:val="num" w:pos="1440"/>
+        </w:tabs>
+        <w:ind w:left="1440" w:hanging="360"/>
+      </w:pPr>
+    </w:lvl>
+    <w:lvl w:ilvl="2" w:tentative="1">
+      <w:start w:val="1"/>
+      <w:numFmt w:val="decimal"/>
+      <w:lvlText w:val="%3."/>
+      <w:lvlJc w:val="left"/>
+      <w:pPr>
+        <w:tabs>
+          <w:tab w:val="num" w:pos="2160"/>
+        </w:tabs>
+        <w:ind w:left="2160" w:hanging="360"/>
+      </w:pPr>
+    </w:lvl>
+    <w:lvl w:ilvl="3" w:tentative="1">
+      <w:start w:val="1"/>
+      <w:numFmt w:val="decimal"/>
+      <w:lvlText w:val="%4."/>
+      <w:lvlJc w:val="left"/>
+      <w:pPr>
+        <w:tabs>
+          <w:tab w:val="num" w:pos="2880"/>
+        </w:tabs>
+        <w:ind w:left="2880" w:hanging="360"/>
+      </w:pPr>
+    </w:lvl>
+    <w:lvl w:ilvl="4" w:tentative="1">
+      <w:start w:val="1"/>
+      <w:numFmt w:val="decimal"/>
+      <w:lvlText w:val="%5."/>
+      <w:lvlJc w:val="left"/>
+      <w:pPr>
+        <w:tabs>
+          <w:tab w:val="num" w:pos="3600"/>
+        </w:tabs>
+        <w:ind w:left="3600" w:hanging="360"/>
+      </w:pPr>
+    </w:lvl>
+    <w:lvl w:ilvl="5" w:tentative="1">
+      <w:start w:val="1"/>
+      <w:numFmt w:val="decimal"/>
+      <w:lvlText w:val="%6."/>
+      <w:lvlJc w:val="left"/>
+      <w:pPr>
+        <w:tabs>
+          <w:tab w:val="num" w:pos="4320"/>
+        </w:tabs>
+        <w:ind w:left="4320" w:hanging="360"/>
+      </w:pPr>
+    </w:lvl>
+    <w:lvl w:ilvl="6" w:tentative="1">
+      <w:start w:val="1"/>
+      <w:numFmt w:val="decimal"/>
+      <w:lvlText w:val="%7."/>
+      <w:lvlJc w:val="left"/>
+      <w:pPr>
+        <w:tabs>
+          <w:tab w:val="num" w:pos="5040"/>
+        </w:tabs>
+        <w:ind w:left="5040" w:hanging="360"/>
+      </w:pPr>
+    </w:lvl>
+    <w:lvl w:ilvl="7" w:tentative="1">
+      <w:start w:val="1"/>
+      <w:numFmt w:val="decimal"/>
+      <w:lvlText w:val="%8."/>
+      <w:lvlJc w:val="left"/>
+      <w:pPr>
+        <w:tabs>
+          <w:tab w:val="num" w:pos="5760"/>
+        </w:tabs>
+        <w:ind w:left="5760" w:hanging="360"/>
+      </w:pPr>
+    </w:lvl>
+    <w:lvl w:ilvl="8" w:tentative="1">
+      <w:start w:val="1"/>
+      <w:numFmt w:val="decimal"/>
+      <w:lvlText w:val="%9."/>
+      <w:lvlJc w:val="left"/>
+      <w:pPr>
+        <w:tabs>
+          <w:tab w:val="num" w:pos="6480"/>
+        </w:tabs>
+        <w:ind w:left="6480" w:hanging="360"/>
+      </w:pPr>
+    </w:lvl>
+  </w:abstractNum>
+  <w:abstractNum w:abstractNumId="3" w15:restartNumberingAfterBreak="0">
+    <w:nsid w:val="3E9E712C"/>
+    <w:multiLevelType w:val="multilevel"/>
+    <w:tmpl w:val="C574AA18"/>
+    <w:lvl w:ilvl="0">
+      <w:start w:val="1"/>
+      <w:numFmt w:val="bullet"/>
+      <w:lvlText w:val=""/>
+      <w:lvlJc w:val="left"/>
+      <w:pPr>
+        <w:tabs>
+          <w:tab w:val="num" w:pos="720"/>
+        </w:tabs>
+        <w:ind w:left="720" w:hanging="360"/>
+      </w:pPr>
+      <w:rPr>
+        <w:rFonts w:ascii="Symbol" w:hAnsi="Symbol" w:hint="default"/>
+        <w:sz w:val="20"/>
+      </w:rPr>
+    </w:lvl>
+    <w:lvl w:ilvl="1">
+      <w:start w:val="1"/>
+      <w:numFmt w:val="bullet"/>
+      <w:lvlText w:val="o"/>
+      <w:lvlJc w:val="left"/>
+      <w:pPr>
+        <w:tabs>
+          <w:tab w:val="num" w:pos="1440"/>
+        </w:tabs>
+        <w:ind w:left="1440" w:hanging="360"/>
+      </w:pPr>
+      <w:rPr>
+        <w:rFonts w:ascii="Courier New" w:hAnsi="Courier New" w:hint="default"/>
+        <w:sz w:val="20"/>
+      </w:rPr>
+    </w:lvl>
+    <w:lvl w:ilvl="2" w:tentative="1">
+      <w:start w:val="1"/>
+      <w:numFmt w:val="bullet"/>
+      <w:lvlText w:val=""/>
+      <w:lvlJc w:val="left"/>
+      <w:pPr>
+        <w:tabs>
+          <w:tab w:val="num" w:pos="2160"/>
+        </w:tabs>
+        <w:ind w:left="2160" w:hanging="360"/>
+      </w:pPr>
+      <w:rPr>
+        <w:rFonts w:ascii="Wingdings" w:hAnsi="Wingdings" w:hint="default"/>
+        <w:sz w:val="20"/>
+      </w:rPr>
+    </w:lvl>
+    <w:lvl w:ilvl="3" w:tentative="1">
+      <w:start w:val="1"/>
+      <w:numFmt w:val="bullet"/>
+      <w:lvlText w:val=""/>
+      <w:lvlJc w:val="left"/>
+      <w:pPr>
+        <w:tabs>
+          <w:tab w:val="num" w:pos="2880"/>
+        </w:tabs>
+        <w:ind w:left="2880" w:hanging="360"/>
+      </w:pPr>
+      <w:rPr>
+        <w:rFonts w:ascii="Wingdings" w:hAnsi="Wingdings" w:hint="default"/>
+        <w:sz w:val="20"/>
+      </w:rPr>
+    </w:lvl>
+    <w:lvl w:ilvl="4" w:tentative="1">
+      <w:start w:val="1"/>
+      <w:numFmt w:val="bullet"/>
+      <w:lvlText w:val=""/>
+      <w:lvlJc w:val="left"/>
+      <w:pPr>
+        <w:tabs>
+          <w:tab w:val="num" w:pos="3600"/>
+        </w:tabs>
+        <w:ind w:left="3600" w:hanging="360"/>
+      </w:pPr>
+      <w:rPr>
+        <w:rFonts w:ascii="Wingdings" w:hAnsi="Wingdings" w:hint="default"/>
+        <w:sz w:val="20"/>
+      </w:rPr>
+    </w:lvl>
+    <w:lvl w:ilvl="5" w:tentative="1">
+      <w:start w:val="1"/>
+      <w:numFmt w:val="bullet"/>
+      <w:lvlText w:val=""/>
+      <w:lvlJc w:val="left"/>
+      <w:pPr>
+        <w:tabs>
+          <w:tab w:val="num" w:pos="4320"/>
+        </w:tabs>
+        <w:ind w:left="4320" w:hanging="360"/>
+      </w:pPr>
+      <w:rPr>
+        <w:rFonts w:ascii="Wingdings" w:hAnsi="Wingdings" w:hint="default"/>
+        <w:sz w:val="20"/>
+      </w:rPr>
+    </w:lvl>
+    <w:lvl w:ilvl="6" w:tentative="1">
+      <w:start w:val="1"/>
+      <w:numFmt w:val="bullet"/>
+      <w:lvlText w:val=""/>
+      <w:lvlJc w:val="left"/>
+      <w:pPr>
+        <w:tabs>
+          <w:tab w:val="num" w:pos="5040"/>
+        </w:tabs>
+        <w:ind w:left="5040" w:hanging="360"/>
+      </w:pPr>
+      <w:rPr>
+        <w:rFonts w:ascii="Wingdings" w:hAnsi="Wingdings" w:hint="default"/>
+        <w:sz w:val="20"/>
+      </w:rPr>
+    </w:lvl>
+    <w:lvl w:ilvl="7" w:tentative="1">
+      <w:start w:val="1"/>
+      <w:numFmt w:val="bullet"/>
+      <w:lvlText w:val=""/>
+      <w:lvlJc w:val="left"/>
+      <w:pPr>
+        <w:tabs>
+          <w:tab w:val="num" w:pos="5760"/>
+        </w:tabs>
+        <w:ind w:left="5760" w:hanging="360"/>
+      </w:pPr>
+      <w:rPr>
+        <w:rFonts w:ascii="Wingdings" w:hAnsi="Wingdings" w:hint="default"/>
+        <w:sz w:val="20"/>
+      </w:rPr>
+    </w:lvl>
+    <w:lvl w:ilvl="8" w:tentative="1">
+      <w:start w:val="1"/>
+      <w:numFmt w:val="bullet"/>
+      <w:lvlText w:val=""/>
+      <w:lvlJc w:val="left"/>
+      <w:pPr>
+        <w:tabs>
+          <w:tab w:val="num" w:pos="6480"/>
+        </w:tabs>
+        <w:ind w:left="6480" w:hanging="360"/>
+      </w:pPr>
+      <w:rPr>
+        <w:rFonts w:ascii="Wingdings" w:hAnsi="Wingdings" w:hint="default"/>
+        <w:sz w:val="20"/>
+      </w:rPr>
+    </w:lvl>
+  </w:abstractNum>
+  <w:abstractNum w:abstractNumId="4" w15:restartNumberingAfterBreak="0">
+    <w:nsid w:val="4A6E14E2"/>
+    <w:multiLevelType w:val="multilevel"/>
+    <w:tmpl w:val="9E8602FA"/>
     <w:lvl w:ilvl="0">
       <w:start w:val="1"/>
       <w:numFmt w:val="bullet"/>
@@ -5983,14 +11599,476 @@
       </w:rPr>
     </w:lvl>
   </w:abstractNum>
+  <w:abstractNum w:abstractNumId="5" w15:restartNumberingAfterBreak="0">
+    <w:nsid w:val="6627250B"/>
+    <w:multiLevelType w:val="multilevel"/>
+    <w:tmpl w:val="829AD664"/>
+    <w:lvl w:ilvl="0">
+      <w:start w:val="1"/>
+      <w:numFmt w:val="bullet"/>
+      <w:lvlText w:val=""/>
+      <w:lvlJc w:val="left"/>
+      <w:pPr>
+        <w:tabs>
+          <w:tab w:val="num" w:pos="720"/>
+        </w:tabs>
+        <w:ind w:left="720" w:hanging="360"/>
+      </w:pPr>
+      <w:rPr>
+        <w:rFonts w:ascii="Symbol" w:hAnsi="Symbol" w:hint="default"/>
+        <w:sz w:val="20"/>
+      </w:rPr>
+    </w:lvl>
+    <w:lvl w:ilvl="1">
+      <w:start w:val="1"/>
+      <w:numFmt w:val="bullet"/>
+      <w:lvlText w:val="o"/>
+      <w:lvlJc w:val="left"/>
+      <w:pPr>
+        <w:tabs>
+          <w:tab w:val="num" w:pos="1440"/>
+        </w:tabs>
+        <w:ind w:left="1440" w:hanging="360"/>
+      </w:pPr>
+      <w:rPr>
+        <w:rFonts w:ascii="Courier New" w:hAnsi="Courier New" w:hint="default"/>
+        <w:sz w:val="20"/>
+      </w:rPr>
+    </w:lvl>
+    <w:lvl w:ilvl="2" w:tentative="1">
+      <w:start w:val="1"/>
+      <w:numFmt w:val="bullet"/>
+      <w:lvlText w:val=""/>
+      <w:lvlJc w:val="left"/>
+      <w:pPr>
+        <w:tabs>
+          <w:tab w:val="num" w:pos="2160"/>
+        </w:tabs>
+        <w:ind w:left="2160" w:hanging="360"/>
+      </w:pPr>
+      <w:rPr>
+        <w:rFonts w:ascii="Wingdings" w:hAnsi="Wingdings" w:hint="default"/>
+        <w:sz w:val="20"/>
+      </w:rPr>
+    </w:lvl>
+    <w:lvl w:ilvl="3" w:tentative="1">
+      <w:start w:val="1"/>
+      <w:numFmt w:val="bullet"/>
+      <w:lvlText w:val=""/>
+      <w:lvlJc w:val="left"/>
+      <w:pPr>
+        <w:tabs>
+          <w:tab w:val="num" w:pos="2880"/>
+        </w:tabs>
+        <w:ind w:left="2880" w:hanging="360"/>
+      </w:pPr>
+      <w:rPr>
+        <w:rFonts w:ascii="Wingdings" w:hAnsi="Wingdings" w:hint="default"/>
+        <w:sz w:val="20"/>
+      </w:rPr>
+    </w:lvl>
+    <w:lvl w:ilvl="4" w:tentative="1">
+      <w:start w:val="1"/>
+      <w:numFmt w:val="bullet"/>
+      <w:lvlText w:val=""/>
+      <w:lvlJc w:val="left"/>
+      <w:pPr>
+        <w:tabs>
+          <w:tab w:val="num" w:pos="3600"/>
+        </w:tabs>
+        <w:ind w:left="3600" w:hanging="360"/>
+      </w:pPr>
+      <w:rPr>
+        <w:rFonts w:ascii="Wingdings" w:hAnsi="Wingdings" w:hint="default"/>
+        <w:sz w:val="20"/>
+      </w:rPr>
+    </w:lvl>
+    <w:lvl w:ilvl="5" w:tentative="1">
+      <w:start w:val="1"/>
+      <w:numFmt w:val="bullet"/>
+      <w:lvlText w:val=""/>
+      <w:lvlJc w:val="left"/>
+      <w:pPr>
+        <w:tabs>
+          <w:tab w:val="num" w:pos="4320"/>
+        </w:tabs>
+        <w:ind w:left="4320" w:hanging="360"/>
+      </w:pPr>
+      <w:rPr>
+        <w:rFonts w:ascii="Wingdings" w:hAnsi="Wingdings" w:hint="default"/>
+        <w:sz w:val="20"/>
+      </w:rPr>
+    </w:lvl>
+    <w:lvl w:ilvl="6" w:tentative="1">
+      <w:start w:val="1"/>
+      <w:numFmt w:val="bullet"/>
+      <w:lvlText w:val=""/>
+      <w:lvlJc w:val="left"/>
+      <w:pPr>
+        <w:tabs>
+          <w:tab w:val="num" w:pos="5040"/>
+        </w:tabs>
+        <w:ind w:left="5040" w:hanging="360"/>
+      </w:pPr>
+      <w:rPr>
+        <w:rFonts w:ascii="Wingdings" w:hAnsi="Wingdings" w:hint="default"/>
+        <w:sz w:val="20"/>
+      </w:rPr>
+    </w:lvl>
+    <w:lvl w:ilvl="7" w:tentative="1">
+      <w:start w:val="1"/>
+      <w:numFmt w:val="bullet"/>
+      <w:lvlText w:val=""/>
+      <w:lvlJc w:val="left"/>
+      <w:pPr>
+        <w:tabs>
+          <w:tab w:val="num" w:pos="5760"/>
+        </w:tabs>
+        <w:ind w:left="5760" w:hanging="360"/>
+      </w:pPr>
+      <w:rPr>
+        <w:rFonts w:ascii="Wingdings" w:hAnsi="Wingdings" w:hint="default"/>
+        <w:sz w:val="20"/>
+      </w:rPr>
+    </w:lvl>
+    <w:lvl w:ilvl="8" w:tentative="1">
+      <w:start w:val="1"/>
+      <w:numFmt w:val="bullet"/>
+      <w:lvlText w:val=""/>
+      <w:lvlJc w:val="left"/>
+      <w:pPr>
+        <w:tabs>
+          <w:tab w:val="num" w:pos="6480"/>
+        </w:tabs>
+        <w:ind w:left="6480" w:hanging="360"/>
+      </w:pPr>
+      <w:rPr>
+        <w:rFonts w:ascii="Wingdings" w:hAnsi="Wingdings" w:hint="default"/>
+        <w:sz w:val="20"/>
+      </w:rPr>
+    </w:lvl>
+  </w:abstractNum>
+  <w:abstractNum w:abstractNumId="6" w15:restartNumberingAfterBreak="0">
+    <w:nsid w:val="66C97080"/>
+    <w:multiLevelType w:val="multilevel"/>
+    <w:tmpl w:val="38160AC4"/>
+    <w:lvl w:ilvl="0">
+      <w:start w:val="1"/>
+      <w:numFmt w:val="bullet"/>
+      <w:lvlText w:val=""/>
+      <w:lvlJc w:val="left"/>
+      <w:pPr>
+        <w:tabs>
+          <w:tab w:val="num" w:pos="720"/>
+        </w:tabs>
+        <w:ind w:left="720" w:hanging="360"/>
+      </w:pPr>
+      <w:rPr>
+        <w:rFonts w:ascii="Symbol" w:hAnsi="Symbol" w:hint="default"/>
+        <w:sz w:val="20"/>
+      </w:rPr>
+    </w:lvl>
+    <w:lvl w:ilvl="1" w:tentative="1">
+      <w:start w:val="1"/>
+      <w:numFmt w:val="bullet"/>
+      <w:lvlText w:val="o"/>
+      <w:lvlJc w:val="left"/>
+      <w:pPr>
+        <w:tabs>
+          <w:tab w:val="num" w:pos="1440"/>
+        </w:tabs>
+        <w:ind w:left="1440" w:hanging="360"/>
+      </w:pPr>
+      <w:rPr>
+        <w:rFonts w:ascii="Courier New" w:hAnsi="Courier New" w:hint="default"/>
+        <w:sz w:val="20"/>
+      </w:rPr>
+    </w:lvl>
+    <w:lvl w:ilvl="2" w:tentative="1">
+      <w:start w:val="1"/>
+      <w:numFmt w:val="bullet"/>
+      <w:lvlText w:val=""/>
+      <w:lvlJc w:val="left"/>
+      <w:pPr>
+        <w:tabs>
+          <w:tab w:val="num" w:pos="2160"/>
+        </w:tabs>
+        <w:ind w:left="2160" w:hanging="360"/>
+      </w:pPr>
+      <w:rPr>
+        <w:rFonts w:ascii="Wingdings" w:hAnsi="Wingdings" w:hint="default"/>
+        <w:sz w:val="20"/>
+      </w:rPr>
+    </w:lvl>
+    <w:lvl w:ilvl="3" w:tentative="1">
+      <w:start w:val="1"/>
+      <w:numFmt w:val="bullet"/>
+      <w:lvlText w:val=""/>
+      <w:lvlJc w:val="left"/>
+      <w:pPr>
+        <w:tabs>
+          <w:tab w:val="num" w:pos="2880"/>
+        </w:tabs>
+        <w:ind w:left="2880" w:hanging="360"/>
+      </w:pPr>
+      <w:rPr>
+        <w:rFonts w:ascii="Wingdings" w:hAnsi="Wingdings" w:hint="default"/>
+        <w:sz w:val="20"/>
+      </w:rPr>
+    </w:lvl>
+    <w:lvl w:ilvl="4" w:tentative="1">
+      <w:start w:val="1"/>
+      <w:numFmt w:val="bullet"/>
+      <w:lvlText w:val=""/>
+      <w:lvlJc w:val="left"/>
+      <w:pPr>
+        <w:tabs>
+          <w:tab w:val="num" w:pos="3600"/>
+        </w:tabs>
+        <w:ind w:left="3600" w:hanging="360"/>
+      </w:pPr>
+      <w:rPr>
+        <w:rFonts w:ascii="Wingdings" w:hAnsi="Wingdings" w:hint="default"/>
+        <w:sz w:val="20"/>
+      </w:rPr>
+    </w:lvl>
+    <w:lvl w:ilvl="5" w:tentative="1">
+      <w:start w:val="1"/>
+      <w:numFmt w:val="bullet"/>
+      <w:lvlText w:val=""/>
+      <w:lvlJc w:val="left"/>
+      <w:pPr>
+        <w:tabs>
+          <w:tab w:val="num" w:pos="4320"/>
+        </w:tabs>
+        <w:ind w:left="4320" w:hanging="360"/>
+      </w:pPr>
+      <w:rPr>
+        <w:rFonts w:ascii="Wingdings" w:hAnsi="Wingdings" w:hint="default"/>
+        <w:sz w:val="20"/>
+      </w:rPr>
+    </w:lvl>
+    <w:lvl w:ilvl="6" w:tentative="1">
+      <w:start w:val="1"/>
+      <w:numFmt w:val="bullet"/>
+      <w:lvlText w:val=""/>
+      <w:lvlJc w:val="left"/>
+      <w:pPr>
+        <w:tabs>
+          <w:tab w:val="num" w:pos="5040"/>
+        </w:tabs>
+        <w:ind w:left="5040" w:hanging="360"/>
+      </w:pPr>
+      <w:rPr>
+        <w:rFonts w:ascii="Wingdings" w:hAnsi="Wingdings" w:hint="default"/>
+        <w:sz w:val="20"/>
+      </w:rPr>
+    </w:lvl>
+    <w:lvl w:ilvl="7" w:tentative="1">
+      <w:start w:val="1"/>
+      <w:numFmt w:val="bullet"/>
+      <w:lvlText w:val=""/>
+      <w:lvlJc w:val="left"/>
+      <w:pPr>
+        <w:tabs>
+          <w:tab w:val="num" w:pos="5760"/>
+        </w:tabs>
+        <w:ind w:left="5760" w:hanging="360"/>
+      </w:pPr>
+      <w:rPr>
+        <w:rFonts w:ascii="Wingdings" w:hAnsi="Wingdings" w:hint="default"/>
+        <w:sz w:val="20"/>
+      </w:rPr>
+    </w:lvl>
+    <w:lvl w:ilvl="8" w:tentative="1">
+      <w:start w:val="1"/>
+      <w:numFmt w:val="bullet"/>
+      <w:lvlText w:val=""/>
+      <w:lvlJc w:val="left"/>
+      <w:pPr>
+        <w:tabs>
+          <w:tab w:val="num" w:pos="6480"/>
+        </w:tabs>
+        <w:ind w:left="6480" w:hanging="360"/>
+      </w:pPr>
+      <w:rPr>
+        <w:rFonts w:ascii="Wingdings" w:hAnsi="Wingdings" w:hint="default"/>
+        <w:sz w:val="20"/>
+      </w:rPr>
+    </w:lvl>
+  </w:abstractNum>
+  <w:abstractNum w:abstractNumId="7" w15:restartNumberingAfterBreak="0">
+    <w:nsid w:val="680F632E"/>
+    <w:multiLevelType w:val="multilevel"/>
+    <w:tmpl w:val="38488094"/>
+    <w:lvl w:ilvl="0">
+      <w:start w:val="1"/>
+      <w:numFmt w:val="bullet"/>
+      <w:lvlText w:val=""/>
+      <w:lvlJc w:val="left"/>
+      <w:pPr>
+        <w:tabs>
+          <w:tab w:val="num" w:pos="720"/>
+        </w:tabs>
+        <w:ind w:left="720" w:hanging="360"/>
+      </w:pPr>
+      <w:rPr>
+        <w:rFonts w:ascii="Symbol" w:hAnsi="Symbol" w:hint="default"/>
+        <w:sz w:val="20"/>
+      </w:rPr>
+    </w:lvl>
+    <w:lvl w:ilvl="1" w:tentative="1">
+      <w:start w:val="1"/>
+      <w:numFmt w:val="bullet"/>
+      <w:lvlText w:val="o"/>
+      <w:lvlJc w:val="left"/>
+      <w:pPr>
+        <w:tabs>
+          <w:tab w:val="num" w:pos="1440"/>
+        </w:tabs>
+        <w:ind w:left="1440" w:hanging="360"/>
+      </w:pPr>
+      <w:rPr>
+        <w:rFonts w:ascii="Courier New" w:hAnsi="Courier New" w:hint="default"/>
+        <w:sz w:val="20"/>
+      </w:rPr>
+    </w:lvl>
+    <w:lvl w:ilvl="2" w:tentative="1">
+      <w:start w:val="1"/>
+      <w:numFmt w:val="bullet"/>
+      <w:lvlText w:val=""/>
+      <w:lvlJc w:val="left"/>
+      <w:pPr>
+        <w:tabs>
+          <w:tab w:val="num" w:pos="2160"/>
+        </w:tabs>
+        <w:ind w:left="2160" w:hanging="360"/>
+      </w:pPr>
+      <w:rPr>
+        <w:rFonts w:ascii="Wingdings" w:hAnsi="Wingdings" w:hint="default"/>
+        <w:sz w:val="20"/>
+      </w:rPr>
+    </w:lvl>
+    <w:lvl w:ilvl="3" w:tentative="1">
+      <w:start w:val="1"/>
+      <w:numFmt w:val="bullet"/>
+      <w:lvlText w:val=""/>
+      <w:lvlJc w:val="left"/>
+      <w:pPr>
+        <w:tabs>
+          <w:tab w:val="num" w:pos="2880"/>
+        </w:tabs>
+        <w:ind w:left="2880" w:hanging="360"/>
+      </w:pPr>
+      <w:rPr>
+        <w:rFonts w:ascii="Wingdings" w:hAnsi="Wingdings" w:hint="default"/>
+        <w:sz w:val="20"/>
+      </w:rPr>
+    </w:lvl>
+    <w:lvl w:ilvl="4" w:tentative="1">
+      <w:start w:val="1"/>
+      <w:numFmt w:val="bullet"/>
+      <w:lvlText w:val=""/>
+      <w:lvlJc w:val="left"/>
+      <w:pPr>
+        <w:tabs>
+          <w:tab w:val="num" w:pos="3600"/>
+        </w:tabs>
+        <w:ind w:left="3600" w:hanging="360"/>
+      </w:pPr>
+      <w:rPr>
+        <w:rFonts w:ascii="Wingdings" w:hAnsi="Wingdings" w:hint="default"/>
+        <w:sz w:val="20"/>
+      </w:rPr>
+    </w:lvl>
+    <w:lvl w:ilvl="5" w:tentative="1">
+      <w:start w:val="1"/>
+      <w:numFmt w:val="bullet"/>
+      <w:lvlText w:val=""/>
+      <w:lvlJc w:val="left"/>
+      <w:pPr>
+        <w:tabs>
+          <w:tab w:val="num" w:pos="4320"/>
+        </w:tabs>
+        <w:ind w:left="4320" w:hanging="360"/>
+      </w:pPr>
+      <w:rPr>
+        <w:rFonts w:ascii="Wingdings" w:hAnsi="Wingdings" w:hint="default"/>
+        <w:sz w:val="20"/>
+      </w:rPr>
+    </w:lvl>
+    <w:lvl w:ilvl="6" w:tentative="1">
+      <w:start w:val="1"/>
+      <w:numFmt w:val="bullet"/>
+      <w:lvlText w:val=""/>
+      <w:lvlJc w:val="left"/>
+      <w:pPr>
+        <w:tabs>
+          <w:tab w:val="num" w:pos="5040"/>
+        </w:tabs>
+        <w:ind w:left="5040" w:hanging="360"/>
+      </w:pPr>
+      <w:rPr>
+        <w:rFonts w:ascii="Wingdings" w:hAnsi="Wingdings" w:hint="default"/>
+        <w:sz w:val="20"/>
+      </w:rPr>
+    </w:lvl>
+    <w:lvl w:ilvl="7" w:tentative="1">
+      <w:start w:val="1"/>
+      <w:numFmt w:val="bullet"/>
+      <w:lvlText w:val=""/>
+      <w:lvlJc w:val="left"/>
+      <w:pPr>
+        <w:tabs>
+          <w:tab w:val="num" w:pos="5760"/>
+        </w:tabs>
+        <w:ind w:left="5760" w:hanging="360"/>
+      </w:pPr>
+      <w:rPr>
+        <w:rFonts w:ascii="Wingdings" w:hAnsi="Wingdings" w:hint="default"/>
+        <w:sz w:val="20"/>
+      </w:rPr>
+    </w:lvl>
+    <w:lvl w:ilvl="8" w:tentative="1">
+      <w:start w:val="1"/>
+      <w:numFmt w:val="bullet"/>
+      <w:lvlText w:val=""/>
+      <w:lvlJc w:val="left"/>
+      <w:pPr>
+        <w:tabs>
+          <w:tab w:val="num" w:pos="6480"/>
+        </w:tabs>
+        <w:ind w:left="6480" w:hanging="360"/>
+      </w:pPr>
+      <w:rPr>
+        <w:rFonts w:ascii="Wingdings" w:hAnsi="Wingdings" w:hint="default"/>
+        <w:sz w:val="20"/>
+      </w:rPr>
+    </w:lvl>
+  </w:abstractNum>
   <w:num w:numId="1">
     <w:abstractNumId w:val="0"/>
   </w:num>
   <w:num w:numId="2">
-    <w:abstractNumId w:val="2"/>
+    <w:abstractNumId w:val="7"/>
   </w:num>
   <w:num w:numId="3">
     <w:abstractNumId w:val="1"/>
+  </w:num>
+  <w:num w:numId="4">
+    <w:abstractNumId w:val="6"/>
+  </w:num>
+  <w:num w:numId="5">
+    <w:abstractNumId w:val="4"/>
+  </w:num>
+  <w:num w:numId="6">
+    <w:abstractNumId w:val="3"/>
+  </w:num>
+  <w:num w:numId="7">
+    <w:abstractNumId w:val="5"/>
+  </w:num>
+  <w:num w:numId="8">
+    <w:abstractNumId w:val="2"/>
   </w:num>
 </w:numbering>
 </file>
@@ -6414,6 +12492,29 @@
       <w:lang w:eastAsia="en-IN"/>
     </w:rPr>
   </w:style>
+  <w:style w:type="paragraph" w:styleId="Heading4">
+    <w:name w:val="heading 4"/>
+    <w:basedOn w:val="Normal"/>
+    <w:next w:val="Normal"/>
+    <w:link w:val="Heading4Char"/>
+    <w:uiPriority w:val="9"/>
+    <w:semiHidden/>
+    <w:unhideWhenUsed/>
+    <w:qFormat/>
+    <w:rsid w:val="000516C9"/>
+    <w:pPr>
+      <w:keepNext/>
+      <w:keepLines/>
+      <w:spacing w:before="40" w:after="0"/>
+      <w:outlineLvl w:val="3"/>
+    </w:pPr>
+    <w:rPr>
+      <w:rFonts w:asciiTheme="majorHAnsi" w:eastAsiaTheme="majorEastAsia" w:hAnsiTheme="majorHAnsi" w:cstheme="majorBidi"/>
+      <w:i/>
+      <w:iCs/>
+      <w:color w:val="2F5496" w:themeColor="accent1" w:themeShade="BF"/>
+    </w:rPr>
+  </w:style>
   <w:style w:type="character" w:default="1" w:styleId="DefaultParagraphFont">
     <w:name w:val="Default Paragraph Font"/>
     <w:uiPriority w:val="1"/>
@@ -6551,6 +12652,94 @@
     <w:name w:val="math-inline"/>
     <w:basedOn w:val="DefaultParagraphFont"/>
     <w:rsid w:val="004D4FBE"/>
+  </w:style>
+  <w:style w:type="character" w:customStyle="1" w:styleId="Heading4Char">
+    <w:name w:val="Heading 4 Char"/>
+    <w:basedOn w:val="DefaultParagraphFont"/>
+    <w:link w:val="Heading4"/>
+    <w:uiPriority w:val="9"/>
+    <w:semiHidden/>
+    <w:rsid w:val="000516C9"/>
+    <w:rPr>
+      <w:rFonts w:asciiTheme="majorHAnsi" w:eastAsiaTheme="majorEastAsia" w:hAnsiTheme="majorHAnsi" w:cstheme="majorBidi"/>
+      <w:i/>
+      <w:iCs/>
+      <w:color w:val="2F5496" w:themeColor="accent1" w:themeShade="BF"/>
+    </w:rPr>
+  </w:style>
+  <w:style w:type="paragraph" w:customStyle="1" w:styleId="first-token">
+    <w:name w:val="first-token"/>
+    <w:basedOn w:val="Normal"/>
+    <w:rsid w:val="000516C9"/>
+    <w:pPr>
+      <w:spacing w:before="100" w:beforeAutospacing="1" w:after="100" w:afterAutospacing="1" w:line="240" w:lineRule="auto"/>
+    </w:pPr>
+    <w:rPr>
+      <w:rFonts w:ascii="Times New Roman" w:eastAsia="Times New Roman" w:hAnsi="Times New Roman" w:cs="Times New Roman"/>
+      <w:sz w:val="24"/>
+      <w:szCs w:val="24"/>
+      <w:lang w:eastAsia="en-IN"/>
+    </w:rPr>
+  </w:style>
+  <w:style w:type="character" w:customStyle="1" w:styleId="ng-tns-c4104818652-11">
+    <w:name w:val="ng-tns-c4104818652-11"/>
+    <w:basedOn w:val="DefaultParagraphFont"/>
+    <w:rsid w:val="000516C9"/>
+  </w:style>
+  <w:style w:type="character" w:customStyle="1" w:styleId="hljs-meta">
+    <w:name w:val="hljs-meta"/>
+    <w:basedOn w:val="DefaultParagraphFont"/>
+    <w:rsid w:val="000516C9"/>
+  </w:style>
+  <w:style w:type="character" w:customStyle="1" w:styleId="hljs-keyword">
+    <w:name w:val="hljs-keyword"/>
+    <w:basedOn w:val="DefaultParagraphFont"/>
+    <w:rsid w:val="000516C9"/>
+  </w:style>
+  <w:style w:type="character" w:customStyle="1" w:styleId="hljs-class">
+    <w:name w:val="hljs-class"/>
+    <w:basedOn w:val="DefaultParagraphFont"/>
+    <w:rsid w:val="000516C9"/>
+  </w:style>
+  <w:style w:type="character" w:customStyle="1" w:styleId="hljs-title">
+    <w:name w:val="hljs-title"/>
+    <w:basedOn w:val="DefaultParagraphFont"/>
+    <w:rsid w:val="000516C9"/>
+  </w:style>
+  <w:style w:type="character" w:customStyle="1" w:styleId="hljs-function">
+    <w:name w:val="hljs-function"/>
+    <w:basedOn w:val="DefaultParagraphFont"/>
+    <w:rsid w:val="000516C9"/>
+  </w:style>
+  <w:style w:type="character" w:customStyle="1" w:styleId="hljs-params">
+    <w:name w:val="hljs-params"/>
+    <w:basedOn w:val="DefaultParagraphFont"/>
+    <w:rsid w:val="000516C9"/>
+  </w:style>
+  <w:style w:type="character" w:customStyle="1" w:styleId="hljs-comment">
+    <w:name w:val="hljs-comment"/>
+    <w:basedOn w:val="DefaultParagraphFont"/>
+    <w:rsid w:val="000516C9"/>
+  </w:style>
+  <w:style w:type="character" w:customStyle="1" w:styleId="ng-tns-c4104818652-12">
+    <w:name w:val="ng-tns-c4104818652-12"/>
+    <w:basedOn w:val="DefaultParagraphFont"/>
+    <w:rsid w:val="000516C9"/>
+  </w:style>
+  <w:style w:type="character" w:customStyle="1" w:styleId="ng-tns-c4104818652-13">
+    <w:name w:val="ng-tns-c4104818652-13"/>
+    <w:basedOn w:val="DefaultParagraphFont"/>
+    <w:rsid w:val="000516C9"/>
+  </w:style>
+  <w:style w:type="character" w:customStyle="1" w:styleId="ng-tns-c4104818652-22">
+    <w:name w:val="ng-tns-c4104818652-22"/>
+    <w:basedOn w:val="DefaultParagraphFont"/>
+    <w:rsid w:val="006A1B42"/>
+  </w:style>
+  <w:style w:type="character" w:customStyle="1" w:styleId="hljs-string">
+    <w:name w:val="hljs-string"/>
+    <w:basedOn w:val="DefaultParagraphFont"/>
+    <w:rsid w:val="006A1B42"/>
   </w:style>
 </w:styles>
 </file>
